--- a/DB/Lab3/Лаба3.docx
+++ b/DB/Lab3/Лаба3.docx
@@ -1118,7 +1118,25 @@
           <w:sz w:val="26"/>
           <w:szCs w:val="26"/>
         </w:rPr>
-        <w:t>Приведите отношения в 3NF (как минимум). Постройте схему на основеNF (как минимум). </w:t>
+        <w:t xml:space="preserve">Приведите отношения в 3NF (как минимум). Постройте схему на </w:t>
+      </w:r>
+      <w:proofErr w:type="spellStart"/>
+      <w:r>
+        <w:rPr>
+          <w:rFonts w:ascii="Times New Roman" w:hAnsi="Times New Roman" w:cs="Times New Roman"/>
+          <w:sz w:val="26"/>
+          <w:szCs w:val="26"/>
+        </w:rPr>
+        <w:t>основеNF</w:t>
+      </w:r>
+      <w:proofErr w:type="spellEnd"/>
+      <w:r>
+        <w:rPr>
+          <w:rFonts w:ascii="Times New Roman" w:hAnsi="Times New Roman" w:cs="Times New Roman"/>
+          <w:sz w:val="26"/>
+          <w:szCs w:val="26"/>
+        </w:rPr>
+        <w:t xml:space="preserve"> (как минимум). </w:t>
       </w:r>
     </w:p>
     <w:p>
@@ -1146,7 +1164,25 @@
           <w:sz w:val="26"/>
           <w:szCs w:val="26"/>
         </w:rPr>
-        <w:t>Опишите изменения в функциональных зависимостях, произошедшие после преобразования в 3NF (как минимум). Постройте схему на основеNF;</w:t>
+        <w:t xml:space="preserve">Опишите изменения в функциональных зависимостях, произошедшие после преобразования в 3NF (как минимум). Постройте схему на </w:t>
+      </w:r>
+      <w:proofErr w:type="spellStart"/>
+      <w:r>
+        <w:rPr>
+          <w:rFonts w:ascii="Times New Roman" w:hAnsi="Times New Roman" w:cs="Times New Roman"/>
+          <w:sz w:val="26"/>
+          <w:szCs w:val="26"/>
+        </w:rPr>
+        <w:t>основеNF</w:t>
+      </w:r>
+      <w:proofErr w:type="spellEnd"/>
+      <w:r>
+        <w:rPr>
+          <w:rFonts w:ascii="Times New Roman" w:hAnsi="Times New Roman" w:cs="Times New Roman"/>
+          <w:sz w:val="26"/>
+          <w:szCs w:val="26"/>
+        </w:rPr>
+        <w:t>;</w:t>
       </w:r>
     </w:p>
     <w:p>
@@ -1202,7 +1238,25 @@
           <w:sz w:val="26"/>
           <w:szCs w:val="26"/>
         </w:rPr>
-        <w:t>Какие денормализации будут полезны для вашей схемы? Приведите подробное описание.</w:t>
+        <w:t xml:space="preserve">Какие </w:t>
+      </w:r>
+      <w:proofErr w:type="spellStart"/>
+      <w:r>
+        <w:rPr>
+          <w:rFonts w:ascii="Times New Roman" w:hAnsi="Times New Roman" w:cs="Times New Roman"/>
+          <w:sz w:val="26"/>
+          <w:szCs w:val="26"/>
+        </w:rPr>
+        <w:t>денормализации</w:t>
+      </w:r>
+      <w:proofErr w:type="spellEnd"/>
+      <w:r>
+        <w:rPr>
+          <w:rFonts w:ascii="Times New Roman" w:hAnsi="Times New Roman" w:cs="Times New Roman"/>
+          <w:sz w:val="26"/>
+          <w:szCs w:val="26"/>
+        </w:rPr>
+        <w:t xml:space="preserve"> будут полезны для вашей схемы? Приведите подробное описание.</w:t>
       </w:r>
     </w:p>
     <w:p>
@@ -1230,7 +1284,25 @@
           <w:sz w:val="26"/>
           <w:szCs w:val="26"/>
         </w:rPr>
-        <w:t>Придумайте триггер и связанную с ним функцию, относящиеся к вашей предметной области, согласуйте их с преподавателем и реализуйте на языке PL/pgSQL.</w:t>
+        <w:t>Придумайте триггер и связанную с ним функцию, относящиеся к вашей предметной области, согласуйте их с преподавателем и реализуйте на языке PL/</w:t>
+      </w:r>
+      <w:proofErr w:type="spellStart"/>
+      <w:r>
+        <w:rPr>
+          <w:rFonts w:ascii="Times New Roman" w:hAnsi="Times New Roman" w:cs="Times New Roman"/>
+          <w:sz w:val="26"/>
+          <w:szCs w:val="26"/>
+        </w:rPr>
+        <w:t>pgSQL</w:t>
+      </w:r>
+      <w:proofErr w:type="spellEnd"/>
+      <w:r>
+        <w:rPr>
+          <w:rFonts w:ascii="Times New Roman" w:hAnsi="Times New Roman" w:cs="Times New Roman"/>
+          <w:sz w:val="26"/>
+          <w:szCs w:val="26"/>
+        </w:rPr>
+        <w:t>.</w:t>
       </w:r>
     </w:p>
     <w:p>
@@ -1238,12 +1310,14 @@
         <w:pStyle w:val="a3"/>
         <w:rPr>
           <w:rStyle w:val="af4"/>
+          <w:highlight w:val="yellow"/>
         </w:rPr>
       </w:pPr>
       <w:bookmarkStart w:id="1" w:name="_Toc224731233"/>
       <w:r>
         <w:rPr>
           <w:rStyle w:val="af4"/>
+          <w:highlight w:val="yellow"/>
         </w:rPr>
         <w:t>Описание предметной области</w:t>
       </w:r>
@@ -1258,6 +1332,7 @@
           <w:iCs/>
           <w:sz w:val="26"/>
           <w:szCs w:val="26"/>
+          <w:highlight w:val="yellow"/>
         </w:rPr>
       </w:pPr>
       <w:r>
@@ -1267,6 +1342,7 @@
           <w:iCs/>
           <w:sz w:val="26"/>
           <w:szCs w:val="26"/>
+          <w:highlight w:val="yellow"/>
         </w:rPr>
         <w:t xml:space="preserve">Парадоксально, но </w:t>
       </w:r>
@@ -1279,6 +1355,7 @@
           <w:iCs/>
           <w:sz w:val="26"/>
           <w:szCs w:val="26"/>
+          <w:highlight w:val="yellow"/>
         </w:rPr>
         <w:t>он</w:t>
       </w:r>
@@ -1291,6 +1368,7 @@
           <w:iCs/>
           <w:sz w:val="26"/>
           <w:szCs w:val="26"/>
+          <w:highlight w:val="yellow"/>
         </w:rPr>
         <w:t>(персонаж)</w:t>
       </w:r>
@@ -1303,6 +1381,7 @@
           <w:iCs/>
           <w:sz w:val="26"/>
           <w:szCs w:val="26"/>
+          <w:highlight w:val="yellow"/>
         </w:rPr>
         <w:t xml:space="preserve"> испугал</w:t>
       </w:r>
@@ -1315,6 +1394,7 @@
           <w:iCs/>
           <w:sz w:val="26"/>
           <w:szCs w:val="26"/>
+          <w:highlight w:val="yellow"/>
         </w:rPr>
         <w:t>(эмоция)</w:t>
       </w:r>
@@ -1325,6 +1405,7 @@
           <w:iCs/>
           <w:sz w:val="26"/>
           <w:szCs w:val="26"/>
+          <w:highlight w:val="yellow"/>
         </w:rPr>
         <w:t xml:space="preserve"> нас одновременно и </w:t>
       </w:r>
@@ -1335,6 +1416,7 @@
           <w:iCs/>
           <w:sz w:val="26"/>
           <w:szCs w:val="26"/>
+          <w:highlight w:val="yellow"/>
         </w:rPr>
         <w:t>больше,</w:t>
       </w:r>
@@ -1345,6 +1427,7 @@
           <w:iCs/>
           <w:sz w:val="26"/>
           <w:szCs w:val="26"/>
+          <w:highlight w:val="yellow"/>
         </w:rPr>
         <w:t xml:space="preserve"> и меньше предыдущего: сам по себе он был вполне зауряден, но </w:t>
       </w:r>
@@ -1357,6 +1440,7 @@
           <w:iCs/>
           <w:sz w:val="26"/>
           <w:szCs w:val="26"/>
+          <w:highlight w:val="yellow"/>
         </w:rPr>
         <w:t xml:space="preserve">с учетом </w:t>
       </w:r>
@@ -1369,6 +1453,7 @@
           <w:iCs/>
           <w:sz w:val="26"/>
           <w:szCs w:val="26"/>
+          <w:highlight w:val="yellow"/>
         </w:rPr>
         <w:t>места (координаты, наименование)</w:t>
       </w:r>
@@ -1381,6 +1466,7 @@
           <w:iCs/>
           <w:sz w:val="26"/>
           <w:szCs w:val="26"/>
+          <w:highlight w:val="yellow"/>
         </w:rPr>
         <w:t xml:space="preserve"> и </w:t>
       </w:r>
@@ -1393,6 +1479,7 @@
           <w:iCs/>
           <w:sz w:val="26"/>
           <w:szCs w:val="26"/>
+          <w:highlight w:val="yellow"/>
         </w:rPr>
         <w:t>обстоятельств (место, время)</w:t>
       </w:r>
@@ -1403,6 +1490,7 @@
           <w:iCs/>
           <w:sz w:val="26"/>
           <w:szCs w:val="26"/>
+          <w:highlight w:val="yellow"/>
         </w:rPr>
         <w:t xml:space="preserve"> -- невозможен, а потому </w:t>
       </w:r>
@@ -1415,6 +1503,7 @@
           <w:iCs/>
           <w:sz w:val="26"/>
           <w:szCs w:val="26"/>
+          <w:highlight w:val="yellow"/>
         </w:rPr>
         <w:t>заставил нас похолодеть от страха</w:t>
       </w:r>
@@ -1425,6 +1514,7 @@
           <w:iCs/>
           <w:sz w:val="26"/>
           <w:szCs w:val="26"/>
+          <w:highlight w:val="yellow"/>
         </w:rPr>
         <w:t xml:space="preserve">. </w:t>
       </w:r>
@@ -1437,6 +1527,7 @@
           <w:iCs/>
           <w:sz w:val="26"/>
           <w:szCs w:val="26"/>
+          <w:highlight w:val="yellow"/>
         </w:rPr>
         <w:t xml:space="preserve">Ведь пахло не чем иным, как </w:t>
       </w:r>
@@ -1449,6 +1540,7 @@
           <w:iCs/>
           <w:sz w:val="26"/>
           <w:szCs w:val="26"/>
+          <w:highlight w:val="yellow"/>
         </w:rPr>
         <w:t xml:space="preserve">бензином (объект </w:t>
       </w:r>
@@ -1461,6 +1553,7 @@
           <w:iCs/>
           <w:sz w:val="26"/>
           <w:szCs w:val="26"/>
+          <w:highlight w:val="yellow"/>
         </w:rPr>
         <w:t>места</w:t>
       </w:r>
@@ -1473,6 +1566,7 @@
           <w:iCs/>
           <w:sz w:val="26"/>
           <w:szCs w:val="26"/>
+          <w:highlight w:val="yellow"/>
         </w:rPr>
         <w:t>)</w:t>
       </w:r>
@@ -1483,6 +1577,7 @@
           <w:iCs/>
           <w:sz w:val="26"/>
           <w:szCs w:val="26"/>
+          <w:highlight w:val="yellow"/>
         </w:rPr>
         <w:t xml:space="preserve">. Единственное, что </w:t>
       </w:r>
@@ -1495,6 +1590,7 @@
           <w:iCs/>
           <w:sz w:val="26"/>
           <w:szCs w:val="26"/>
+          <w:highlight w:val="yellow"/>
         </w:rPr>
         <w:t>приходило на ум</w:t>
       </w:r>
@@ -1507,6 +1603,7 @@
           <w:iCs/>
           <w:sz w:val="26"/>
           <w:szCs w:val="26"/>
+          <w:highlight w:val="yellow"/>
         </w:rPr>
         <w:t>(мысль)</w:t>
       </w:r>
@@ -1517,16 +1614,47 @@
           <w:iCs/>
           <w:sz w:val="26"/>
           <w:szCs w:val="26"/>
-        </w:rPr>
-        <w:t>, не связано ли это как-то с Гедни.</w:t>
+          <w:highlight w:val="yellow"/>
+        </w:rPr>
+        <w:t xml:space="preserve">, не связано ли это как-то с </w:t>
+      </w:r>
+      <w:proofErr w:type="spellStart"/>
+      <w:r>
+        <w:rPr>
+          <w:rFonts w:ascii="Times New Roman" w:hAnsi="Times New Roman" w:cs="Times New Roman"/>
+          <w:i/>
+          <w:iCs/>
+          <w:sz w:val="26"/>
+          <w:szCs w:val="26"/>
+          <w:highlight w:val="yellow"/>
+        </w:rPr>
+        <w:t>Гедни</w:t>
+      </w:r>
+      <w:proofErr w:type="spellEnd"/>
+      <w:r>
+        <w:rPr>
+          <w:rFonts w:ascii="Times New Roman" w:hAnsi="Times New Roman" w:cs="Times New Roman"/>
+          <w:i/>
+          <w:iCs/>
+          <w:sz w:val="26"/>
+          <w:szCs w:val="26"/>
+          <w:highlight w:val="yellow"/>
+        </w:rPr>
+        <w:t>.</w:t>
       </w:r>
     </w:p>
     <w:p>
       <w:pPr>
         <w:pStyle w:val="a5"/>
+        <w:rPr>
+          <w:highlight w:val="yellow"/>
+        </w:rPr>
       </w:pPr>
       <w:bookmarkStart w:id="2" w:name="_Toc224731234"/>
       <w:r>
+        <w:rPr>
+          <w:highlight w:val="yellow"/>
+        </w:rPr>
         <w:t>Классификация сущностей</w:t>
       </w:r>
       <w:bookmarkEnd w:id="2"/>
@@ -1541,6 +1669,7 @@
           <w:iCs/>
           <w:sz w:val="26"/>
           <w:szCs w:val="26"/>
+          <w:highlight w:val="yellow"/>
         </w:rPr>
       </w:pPr>
       <w:r>
@@ -1550,6 +1679,7 @@
           <w:iCs/>
           <w:sz w:val="26"/>
           <w:szCs w:val="26"/>
+          <w:highlight w:val="yellow"/>
         </w:rPr>
         <w:t>Стержневые</w:t>
       </w:r>
@@ -1560,6 +1690,7 @@
           <w:iCs/>
           <w:sz w:val="26"/>
           <w:szCs w:val="26"/>
+          <w:highlight w:val="yellow"/>
         </w:rPr>
         <w:t xml:space="preserve"> - независимые сущности</w:t>
       </w:r>
@@ -1577,6 +1708,7 @@
           <w:rFonts w:ascii="Times New Roman" w:hAnsi="Times New Roman" w:cs="Times New Roman"/>
           <w:sz w:val="26"/>
           <w:szCs w:val="26"/>
+          <w:highlight w:val="yellow"/>
         </w:rPr>
       </w:pPr>
       <w:r>
@@ -1586,6 +1718,7 @@
           <w:bCs/>
           <w:sz w:val="26"/>
           <w:szCs w:val="26"/>
+          <w:highlight w:val="yellow"/>
         </w:rPr>
         <w:t>Персонаж</w:t>
       </w:r>
@@ -1596,6 +1729,7 @@
           <w:bCs/>
           <w:sz w:val="26"/>
           <w:szCs w:val="26"/>
+          <w:highlight w:val="yellow"/>
         </w:rPr>
         <w:t>:</w:t>
       </w:r>
@@ -1604,6 +1738,7 @@
           <w:rFonts w:ascii="Times New Roman" w:hAnsi="Times New Roman" w:cs="Times New Roman"/>
           <w:sz w:val="26"/>
           <w:szCs w:val="26"/>
+          <w:highlight w:val="yellow"/>
         </w:rPr>
         <w:t xml:space="preserve"> </w:t>
       </w:r>
@@ -1612,6 +1747,7 @@
           <w:rFonts w:ascii="Times New Roman" w:hAnsi="Times New Roman" w:cs="Times New Roman"/>
           <w:sz w:val="26"/>
           <w:szCs w:val="26"/>
+          <w:highlight w:val="yellow"/>
         </w:rPr>
         <w:t>имя, пол, дата рождения</w:t>
       </w:r>
@@ -1629,6 +1765,7 @@
           <w:rFonts w:ascii="Times New Roman" w:hAnsi="Times New Roman" w:cs="Times New Roman"/>
           <w:sz w:val="26"/>
           <w:szCs w:val="26"/>
+          <w:highlight w:val="yellow"/>
         </w:rPr>
       </w:pPr>
       <w:r>
@@ -1638,6 +1775,7 @@
           <w:bCs/>
           <w:sz w:val="26"/>
           <w:szCs w:val="26"/>
+          <w:highlight w:val="yellow"/>
         </w:rPr>
         <w:t>Событие</w:t>
       </w:r>
@@ -1648,6 +1786,7 @@
           <w:bCs/>
           <w:sz w:val="26"/>
           <w:szCs w:val="26"/>
+          <w:highlight w:val="yellow"/>
           <w:lang w:val="en-US"/>
         </w:rPr>
         <w:t>:</w:t>
@@ -1657,6 +1796,7 @@
           <w:rFonts w:ascii="Times New Roman" w:hAnsi="Times New Roman" w:cs="Times New Roman"/>
           <w:sz w:val="26"/>
           <w:szCs w:val="26"/>
+          <w:highlight w:val="yellow"/>
         </w:rPr>
         <w:t xml:space="preserve"> тип, описание</w:t>
       </w:r>
@@ -1676,6 +1816,7 @@
           <w:iCs/>
           <w:sz w:val="26"/>
           <w:szCs w:val="26"/>
+          <w:highlight w:val="yellow"/>
         </w:rPr>
       </w:pPr>
       <w:r>
@@ -1685,6 +1826,7 @@
           <w:bCs/>
           <w:sz w:val="26"/>
           <w:szCs w:val="26"/>
+          <w:highlight w:val="yellow"/>
         </w:rPr>
         <w:t>Место</w:t>
       </w:r>
@@ -1695,6 +1837,7 @@
           <w:bCs/>
           <w:sz w:val="26"/>
           <w:szCs w:val="26"/>
+          <w:highlight w:val="yellow"/>
           <w:lang w:val="en-US"/>
         </w:rPr>
         <w:t>:</w:t>
@@ -1704,6 +1847,7 @@
           <w:rFonts w:ascii="Times New Roman" w:hAnsi="Times New Roman" w:cs="Times New Roman"/>
           <w:sz w:val="26"/>
           <w:szCs w:val="26"/>
+          <w:highlight w:val="yellow"/>
         </w:rPr>
         <w:t xml:space="preserve"> наименование, координаты, описание</w:t>
       </w:r>
@@ -1718,6 +1862,7 @@
           <w:iCs/>
           <w:sz w:val="26"/>
           <w:szCs w:val="26"/>
+          <w:highlight w:val="yellow"/>
         </w:rPr>
       </w:pPr>
       <w:r>
@@ -1727,6 +1872,7 @@
           <w:iCs/>
           <w:sz w:val="26"/>
           <w:szCs w:val="26"/>
+          <w:highlight w:val="yellow"/>
         </w:rPr>
         <w:t>Характеристические</w:t>
       </w:r>
@@ -1737,6 +1883,7 @@
           <w:iCs/>
           <w:sz w:val="26"/>
           <w:szCs w:val="26"/>
+          <w:highlight w:val="yellow"/>
         </w:rPr>
         <w:t xml:space="preserve"> - сущност</w:t>
       </w:r>
@@ -1747,6 +1894,7 @@
           <w:iCs/>
           <w:sz w:val="26"/>
           <w:szCs w:val="26"/>
+          <w:highlight w:val="yellow"/>
         </w:rPr>
         <w:t>и</w:t>
       </w:r>
@@ -1757,6 +1905,7 @@
           <w:iCs/>
           <w:sz w:val="26"/>
           <w:szCs w:val="26"/>
+          <w:highlight w:val="yellow"/>
         </w:rPr>
         <w:t>, описывающ</w:t>
       </w:r>
@@ -1767,6 +1916,7 @@
           <w:iCs/>
           <w:sz w:val="26"/>
           <w:szCs w:val="26"/>
+          <w:highlight w:val="yellow"/>
         </w:rPr>
         <w:t>ие</w:t>
       </w:r>
@@ -1777,6 +1927,7 @@
           <w:iCs/>
           <w:sz w:val="26"/>
           <w:szCs w:val="26"/>
+          <w:highlight w:val="yellow"/>
         </w:rPr>
         <w:t xml:space="preserve"> или уточняющ</w:t>
       </w:r>
@@ -1787,6 +1938,7 @@
           <w:iCs/>
           <w:sz w:val="26"/>
           <w:szCs w:val="26"/>
+          <w:highlight w:val="yellow"/>
         </w:rPr>
         <w:t>ие</w:t>
       </w:r>
@@ -1797,6 +1949,7 @@
           <w:iCs/>
           <w:sz w:val="26"/>
           <w:szCs w:val="26"/>
+          <w:highlight w:val="yellow"/>
         </w:rPr>
         <w:t xml:space="preserve"> друг</w:t>
       </w:r>
@@ -1807,6 +1960,7 @@
           <w:iCs/>
           <w:sz w:val="26"/>
           <w:szCs w:val="26"/>
+          <w:highlight w:val="yellow"/>
         </w:rPr>
         <w:t>ие</w:t>
       </w:r>
@@ -1817,6 +1971,7 @@
           <w:iCs/>
           <w:sz w:val="26"/>
           <w:szCs w:val="26"/>
+          <w:highlight w:val="yellow"/>
         </w:rPr>
         <w:t xml:space="preserve"> сущност</w:t>
       </w:r>
@@ -1827,6 +1982,7 @@
           <w:iCs/>
           <w:sz w:val="26"/>
           <w:szCs w:val="26"/>
+          <w:highlight w:val="yellow"/>
         </w:rPr>
         <w:t>и</w:t>
       </w:r>
@@ -1844,6 +2000,7 @@
           <w:rFonts w:ascii="Times New Roman" w:hAnsi="Times New Roman" w:cs="Times New Roman"/>
           <w:sz w:val="26"/>
           <w:szCs w:val="26"/>
+          <w:highlight w:val="yellow"/>
         </w:rPr>
       </w:pPr>
       <w:r>
@@ -1853,6 +2010,7 @@
           <w:bCs/>
           <w:sz w:val="26"/>
           <w:szCs w:val="26"/>
+          <w:highlight w:val="yellow"/>
         </w:rPr>
         <w:t>Мысль</w:t>
       </w:r>
@@ -1863,6 +2021,7 @@
           <w:bCs/>
           <w:sz w:val="26"/>
           <w:szCs w:val="26"/>
+          <w:highlight w:val="yellow"/>
         </w:rPr>
         <w:t>:</w:t>
       </w:r>
@@ -1871,6 +2030,7 @@
           <w:rFonts w:ascii="Times New Roman" w:hAnsi="Times New Roman" w:cs="Times New Roman"/>
           <w:sz w:val="26"/>
           <w:szCs w:val="26"/>
+          <w:highlight w:val="yellow"/>
         </w:rPr>
         <w:t xml:space="preserve"> </w:t>
       </w:r>
@@ -1879,6 +2039,7 @@
           <w:rFonts w:ascii="Times New Roman" w:hAnsi="Times New Roman" w:cs="Times New Roman"/>
           <w:sz w:val="26"/>
           <w:szCs w:val="26"/>
+          <w:highlight w:val="yellow"/>
         </w:rPr>
         <w:t>персонаж_</w:t>
       </w:r>
@@ -1887,6 +2048,7 @@
           <w:rFonts w:ascii="Times New Roman" w:hAnsi="Times New Roman" w:cs="Times New Roman"/>
           <w:sz w:val="26"/>
           <w:szCs w:val="26"/>
+          <w:highlight w:val="yellow"/>
           <w:lang w:val="en-US"/>
         </w:rPr>
         <w:t>id</w:t>
@@ -1896,6 +2058,7 @@
           <w:rFonts w:ascii="Times New Roman" w:hAnsi="Times New Roman" w:cs="Times New Roman"/>
           <w:sz w:val="26"/>
           <w:szCs w:val="26"/>
+          <w:highlight w:val="yellow"/>
         </w:rPr>
         <w:t xml:space="preserve">, </w:t>
       </w:r>
@@ -1904,6 +2067,7 @@
           <w:rFonts w:ascii="Times New Roman" w:hAnsi="Times New Roman" w:cs="Times New Roman"/>
           <w:sz w:val="26"/>
           <w:szCs w:val="26"/>
+          <w:highlight w:val="yellow"/>
         </w:rPr>
         <w:t>описание</w:t>
       </w:r>
@@ -1912,6 +2076,7 @@
           <w:rFonts w:ascii="Times New Roman" w:hAnsi="Times New Roman" w:cs="Times New Roman"/>
           <w:sz w:val="26"/>
           <w:szCs w:val="26"/>
+          <w:highlight w:val="yellow"/>
         </w:rPr>
         <w:t>, событие</w:t>
       </w:r>
@@ -1920,6 +2085,7 @@
           <w:rFonts w:ascii="Times New Roman" w:hAnsi="Times New Roman" w:cs="Times New Roman"/>
           <w:sz w:val="26"/>
           <w:szCs w:val="26"/>
+          <w:highlight w:val="yellow"/>
         </w:rPr>
         <w:t>_</w:t>
       </w:r>
@@ -1928,6 +2094,7 @@
           <w:rFonts w:ascii="Times New Roman" w:hAnsi="Times New Roman" w:cs="Times New Roman"/>
           <w:sz w:val="26"/>
           <w:szCs w:val="26"/>
+          <w:highlight w:val="yellow"/>
           <w:lang w:val="en-US"/>
         </w:rPr>
         <w:t>id</w:t>
@@ -1937,6 +2104,7 @@
           <w:rFonts w:ascii="Times New Roman" w:hAnsi="Times New Roman" w:cs="Times New Roman"/>
           <w:sz w:val="26"/>
           <w:szCs w:val="26"/>
+          <w:highlight w:val="yellow"/>
         </w:rPr>
         <w:t>(</w:t>
       </w:r>
@@ -1945,6 +2113,7 @@
           <w:rFonts w:ascii="Times New Roman" w:hAnsi="Times New Roman" w:cs="Times New Roman"/>
           <w:sz w:val="26"/>
           <w:szCs w:val="26"/>
+          <w:highlight w:val="yellow"/>
           <w:lang w:val="en-US"/>
         </w:rPr>
         <w:t>nullable</w:t>
@@ -1954,6 +2123,7 @@
           <w:rFonts w:ascii="Times New Roman" w:hAnsi="Times New Roman" w:cs="Times New Roman"/>
           <w:sz w:val="26"/>
           <w:szCs w:val="26"/>
+          <w:highlight w:val="yellow"/>
         </w:rPr>
         <w:t>)</w:t>
       </w:r>
@@ -1971,6 +2141,7 @@
           <w:rFonts w:ascii="Times New Roman" w:hAnsi="Times New Roman" w:cs="Times New Roman"/>
           <w:sz w:val="26"/>
           <w:szCs w:val="26"/>
+          <w:highlight w:val="yellow"/>
         </w:rPr>
       </w:pPr>
       <w:r>
@@ -1980,6 +2151,7 @@
           <w:bCs/>
           <w:sz w:val="26"/>
           <w:szCs w:val="26"/>
+          <w:highlight w:val="yellow"/>
         </w:rPr>
         <w:t>Объект</w:t>
       </w:r>
@@ -1990,6 +2162,7 @@
           <w:bCs/>
           <w:sz w:val="26"/>
           <w:szCs w:val="26"/>
+          <w:highlight w:val="yellow"/>
         </w:rPr>
         <w:t>(</w:t>
       </w:r>
@@ -2000,6 +2173,7 @@
           <w:bCs/>
           <w:sz w:val="26"/>
           <w:szCs w:val="26"/>
+          <w:highlight w:val="yellow"/>
         </w:rPr>
         <w:t>среды</w:t>
       </w:r>
@@ -2010,6 +2184,7 @@
           <w:bCs/>
           <w:sz w:val="26"/>
           <w:szCs w:val="26"/>
+          <w:highlight w:val="yellow"/>
         </w:rPr>
         <w:t>)</w:t>
       </w:r>
@@ -2020,6 +2195,7 @@
           <w:bCs/>
           <w:sz w:val="26"/>
           <w:szCs w:val="26"/>
+          <w:highlight w:val="yellow"/>
         </w:rPr>
         <w:t>:</w:t>
       </w:r>
@@ -2028,6 +2204,7 @@
           <w:rFonts w:ascii="Times New Roman" w:hAnsi="Times New Roman" w:cs="Times New Roman"/>
           <w:sz w:val="26"/>
           <w:szCs w:val="26"/>
+          <w:highlight w:val="yellow"/>
         </w:rPr>
         <w:t xml:space="preserve"> тип, </w:t>
       </w:r>
@@ -2036,6 +2213,7 @@
           <w:rFonts w:ascii="Times New Roman" w:hAnsi="Times New Roman" w:cs="Times New Roman"/>
           <w:sz w:val="26"/>
           <w:szCs w:val="26"/>
+          <w:highlight w:val="yellow"/>
         </w:rPr>
         <w:t>название</w:t>
       </w:r>
@@ -2049,6 +2227,7 @@
           <w:iCs/>
           <w:sz w:val="26"/>
           <w:szCs w:val="26"/>
+          <w:highlight w:val="yellow"/>
         </w:rPr>
       </w:pPr>
       <w:r>
@@ -2058,6 +2237,7 @@
           <w:iCs/>
           <w:sz w:val="26"/>
           <w:szCs w:val="26"/>
+          <w:highlight w:val="yellow"/>
         </w:rPr>
         <w:t>Ассоциативные</w:t>
       </w:r>
@@ -2068,6 +2248,7 @@
           <w:iCs/>
           <w:sz w:val="26"/>
           <w:szCs w:val="26"/>
+          <w:highlight w:val="yellow"/>
         </w:rPr>
         <w:t xml:space="preserve"> - связ</w:t>
       </w:r>
@@ -2078,6 +2259,7 @@
           <w:iCs/>
           <w:sz w:val="26"/>
           <w:szCs w:val="26"/>
+          <w:highlight w:val="yellow"/>
         </w:rPr>
         <w:t>и</w:t>
       </w:r>
@@ -2088,6 +2270,7 @@
           <w:iCs/>
           <w:sz w:val="26"/>
           <w:szCs w:val="26"/>
+          <w:highlight w:val="yellow"/>
         </w:rPr>
         <w:t xml:space="preserve"> между двумя и более сущностями, котор</w:t>
       </w:r>
@@ -2098,6 +2281,7 @@
           <w:iCs/>
           <w:sz w:val="26"/>
           <w:szCs w:val="26"/>
+          <w:highlight w:val="yellow"/>
         </w:rPr>
         <w:t>ые</w:t>
       </w:r>
@@ -2108,6 +2292,7 @@
           <w:iCs/>
           <w:sz w:val="26"/>
           <w:szCs w:val="26"/>
+          <w:highlight w:val="yellow"/>
         </w:rPr>
         <w:t xml:space="preserve"> сам</w:t>
       </w:r>
@@ -2118,6 +2303,7 @@
           <w:iCs/>
           <w:sz w:val="26"/>
           <w:szCs w:val="26"/>
+          <w:highlight w:val="yellow"/>
         </w:rPr>
         <w:t>и</w:t>
       </w:r>
@@ -2128,6 +2314,7 @@
           <w:iCs/>
           <w:sz w:val="26"/>
           <w:szCs w:val="26"/>
+          <w:highlight w:val="yellow"/>
         </w:rPr>
         <w:t xml:space="preserve"> </w:t>
       </w:r>
@@ -2138,8 +2325,9 @@
           <w:iCs/>
           <w:sz w:val="26"/>
           <w:szCs w:val="26"/>
-        </w:rPr>
-        <w:t>имею</w:t>
+          <w:highlight w:val="yellow"/>
+        </w:rPr>
+        <w:t>имеют</w:t>
       </w:r>
       <w:r>
         <w:rPr>
@@ -2148,16 +2336,7 @@
           <w:iCs/>
           <w:sz w:val="26"/>
           <w:szCs w:val="26"/>
-        </w:rPr>
-        <w:t>т</w:t>
-      </w:r>
-      <w:r>
-        <w:rPr>
-          <w:rFonts w:ascii="Times New Roman" w:hAnsi="Times New Roman" w:cs="Times New Roman"/>
-          <w:i/>
-          <w:iCs/>
-          <w:sz w:val="26"/>
-          <w:szCs w:val="26"/>
+          <w:highlight w:val="yellow"/>
         </w:rPr>
         <w:t xml:space="preserve"> атрибуты</w:t>
       </w:r>
@@ -2175,6 +2354,7 @@
           <w:rFonts w:ascii="Times New Roman" w:hAnsi="Times New Roman" w:cs="Times New Roman"/>
           <w:sz w:val="26"/>
           <w:szCs w:val="26"/>
+          <w:highlight w:val="yellow"/>
         </w:rPr>
       </w:pPr>
       <w:r>
@@ -2184,6 +2364,7 @@
           <w:bCs/>
           <w:sz w:val="26"/>
           <w:szCs w:val="26"/>
+          <w:highlight w:val="yellow"/>
         </w:rPr>
         <w:t xml:space="preserve">Участие: </w:t>
       </w:r>
@@ -2192,6 +2373,7 @@
           <w:rFonts w:ascii="Times New Roman" w:hAnsi="Times New Roman" w:cs="Times New Roman"/>
           <w:sz w:val="26"/>
           <w:szCs w:val="26"/>
+          <w:highlight w:val="yellow"/>
         </w:rPr>
         <w:t>персонаж</w:t>
       </w:r>
@@ -2200,6 +2382,7 @@
           <w:rFonts w:ascii="Times New Roman" w:hAnsi="Times New Roman" w:cs="Times New Roman"/>
           <w:sz w:val="26"/>
           <w:szCs w:val="26"/>
+          <w:highlight w:val="yellow"/>
         </w:rPr>
         <w:t>_</w:t>
       </w:r>
@@ -2208,6 +2391,7 @@
           <w:rFonts w:ascii="Times New Roman" w:hAnsi="Times New Roman" w:cs="Times New Roman"/>
           <w:sz w:val="26"/>
           <w:szCs w:val="26"/>
+          <w:highlight w:val="yellow"/>
           <w:lang w:val="en-US"/>
         </w:rPr>
         <w:t>id</w:t>
@@ -2217,6 +2401,7 @@
           <w:rFonts w:ascii="Times New Roman" w:hAnsi="Times New Roman" w:cs="Times New Roman"/>
           <w:sz w:val="26"/>
           <w:szCs w:val="26"/>
+          <w:highlight w:val="yellow"/>
         </w:rPr>
         <w:t>, событие</w:t>
       </w:r>
@@ -2225,6 +2410,7 @@
           <w:rFonts w:ascii="Times New Roman" w:hAnsi="Times New Roman" w:cs="Times New Roman"/>
           <w:sz w:val="26"/>
           <w:szCs w:val="26"/>
+          <w:highlight w:val="yellow"/>
         </w:rPr>
         <w:t>_</w:t>
       </w:r>
@@ -2233,6 +2419,7 @@
           <w:rFonts w:ascii="Times New Roman" w:hAnsi="Times New Roman" w:cs="Times New Roman"/>
           <w:sz w:val="26"/>
           <w:szCs w:val="26"/>
+          <w:highlight w:val="yellow"/>
           <w:lang w:val="en-US"/>
         </w:rPr>
         <w:t>id</w:t>
@@ -2242,6 +2429,7 @@
           <w:rFonts w:ascii="Times New Roman" w:hAnsi="Times New Roman" w:cs="Times New Roman"/>
           <w:sz w:val="26"/>
           <w:szCs w:val="26"/>
+          <w:highlight w:val="yellow"/>
         </w:rPr>
         <w:t>, роль</w:t>
       </w:r>
@@ -2259,6 +2447,7 @@
           <w:rFonts w:ascii="Times New Roman" w:hAnsi="Times New Roman" w:cs="Times New Roman"/>
           <w:sz w:val="26"/>
           <w:szCs w:val="26"/>
+          <w:highlight w:val="yellow"/>
         </w:rPr>
       </w:pPr>
       <w:r>
@@ -2268,6 +2457,7 @@
           <w:bCs/>
           <w:sz w:val="26"/>
           <w:szCs w:val="26"/>
+          <w:highlight w:val="yellow"/>
         </w:rPr>
         <w:t>Эмоция:</w:t>
       </w:r>
@@ -2276,6 +2466,7 @@
           <w:rFonts w:ascii="Times New Roman" w:hAnsi="Times New Roman" w:cs="Times New Roman"/>
           <w:sz w:val="26"/>
           <w:szCs w:val="26"/>
+          <w:highlight w:val="yellow"/>
         </w:rPr>
         <w:t xml:space="preserve"> персонаж_</w:t>
       </w:r>
@@ -2284,6 +2475,7 @@
           <w:rFonts w:ascii="Times New Roman" w:hAnsi="Times New Roman" w:cs="Times New Roman"/>
           <w:sz w:val="26"/>
           <w:szCs w:val="26"/>
+          <w:highlight w:val="yellow"/>
           <w:lang w:val="en-US"/>
         </w:rPr>
         <w:t>id</w:t>
@@ -2293,6 +2485,7 @@
           <w:rFonts w:ascii="Times New Roman" w:hAnsi="Times New Roman" w:cs="Times New Roman"/>
           <w:sz w:val="26"/>
           <w:szCs w:val="26"/>
+          <w:highlight w:val="yellow"/>
         </w:rPr>
         <w:t>, тип, интенсивность, событие_</w:t>
       </w:r>
@@ -2301,6 +2494,7 @@
           <w:rFonts w:ascii="Times New Roman" w:hAnsi="Times New Roman" w:cs="Times New Roman"/>
           <w:sz w:val="26"/>
           <w:szCs w:val="26"/>
+          <w:highlight w:val="yellow"/>
           <w:lang w:val="en-US"/>
         </w:rPr>
         <w:t>id</w:t>
@@ -2310,6 +2504,7 @@
           <w:rFonts w:ascii="Times New Roman" w:hAnsi="Times New Roman" w:cs="Times New Roman"/>
           <w:sz w:val="26"/>
           <w:szCs w:val="26"/>
+          <w:highlight w:val="yellow"/>
         </w:rPr>
         <w:t>(причина)</w:t>
       </w:r>
@@ -2338,6 +2533,7 @@
           <w:bCs/>
           <w:sz w:val="26"/>
           <w:szCs w:val="26"/>
+          <w:highlight w:val="yellow"/>
         </w:rPr>
         <w:t>Обстоятельства:</w:t>
       </w:r>
@@ -2346,22 +2542,16 @@
           <w:rFonts w:ascii="Times New Roman" w:hAnsi="Times New Roman" w:cs="Times New Roman"/>
           <w:sz w:val="26"/>
           <w:szCs w:val="26"/>
-        </w:rPr>
-        <w:t xml:space="preserve"> место</w:t>
-      </w:r>
-      <w:r>
-        <w:rPr>
-          <w:rFonts w:ascii="Times New Roman" w:hAnsi="Times New Roman" w:cs="Times New Roman"/>
-          <w:sz w:val="26"/>
-          <w:szCs w:val="26"/>
-        </w:rPr>
-        <w:t>_</w:t>
-      </w:r>
-      <w:r>
-        <w:rPr>
-          <w:rFonts w:ascii="Times New Roman" w:hAnsi="Times New Roman" w:cs="Times New Roman"/>
-          <w:sz w:val="26"/>
-          <w:szCs w:val="26"/>
+          <w:highlight w:val="yellow"/>
+        </w:rPr>
+        <w:t xml:space="preserve"> место_</w:t>
+      </w:r>
+      <w:r>
+        <w:rPr>
+          <w:rFonts w:ascii="Times New Roman" w:hAnsi="Times New Roman" w:cs="Times New Roman"/>
+          <w:sz w:val="26"/>
+          <w:szCs w:val="26"/>
+          <w:highlight w:val="yellow"/>
           <w:lang w:val="en-US"/>
         </w:rPr>
         <w:t>id</w:t>
@@ -2371,22 +2561,16 @@
           <w:rFonts w:ascii="Times New Roman" w:hAnsi="Times New Roman" w:cs="Times New Roman"/>
           <w:sz w:val="26"/>
           <w:szCs w:val="26"/>
-        </w:rPr>
-        <w:t xml:space="preserve">, </w:t>
-      </w:r>
-      <w:r>
-        <w:rPr>
-          <w:rFonts w:ascii="Times New Roman" w:hAnsi="Times New Roman" w:cs="Times New Roman"/>
-          <w:sz w:val="26"/>
-          <w:szCs w:val="26"/>
-        </w:rPr>
-        <w:t>событие_</w:t>
-      </w:r>
-      <w:r>
-        <w:rPr>
-          <w:rFonts w:ascii="Times New Roman" w:hAnsi="Times New Roman" w:cs="Times New Roman"/>
-          <w:sz w:val="26"/>
-          <w:szCs w:val="26"/>
+          <w:highlight w:val="yellow"/>
+        </w:rPr>
+        <w:t>, событие_</w:t>
+      </w:r>
+      <w:r>
+        <w:rPr>
+          <w:rFonts w:ascii="Times New Roman" w:hAnsi="Times New Roman" w:cs="Times New Roman"/>
+          <w:sz w:val="26"/>
+          <w:szCs w:val="26"/>
+          <w:highlight w:val="yellow"/>
           <w:lang w:val="en-US"/>
         </w:rPr>
         <w:t>id</w:t>
@@ -2396,16 +2580,9 @@
           <w:rFonts w:ascii="Times New Roman" w:hAnsi="Times New Roman" w:cs="Times New Roman"/>
           <w:sz w:val="26"/>
           <w:szCs w:val="26"/>
-        </w:rPr>
-        <w:t xml:space="preserve">, </w:t>
-      </w:r>
-      <w:r>
-        <w:rPr>
-          <w:rFonts w:ascii="Times New Roman" w:hAnsi="Times New Roman" w:cs="Times New Roman"/>
-          <w:sz w:val="26"/>
-          <w:szCs w:val="26"/>
-        </w:rPr>
-        <w:t>время</w:t>
+          <w:highlight w:val="yellow"/>
+        </w:rPr>
+        <w:t>, время</w:t>
       </w:r>
       <w:r>
         <w:rPr>
@@ -2420,97 +2597,12 @@
       <w:pPr>
         <w:pStyle w:val="a3"/>
       </w:pPr>
-      <w:bookmarkStart w:id="3" w:name="_Toc224731236"/>
-      <w:r>
-        <w:lastRenderedPageBreak/>
-        <w:t>Инфологическая модель</w:t>
-      </w:r>
-      <w:r>
-        <w:t xml:space="preserve"> </w:t>
-      </w:r>
-      <w:r>
-        <w:t>в нотации Мартина</w:t>
-      </w:r>
-      <w:bookmarkEnd w:id="3"/>
-    </w:p>
-    <w:p>
-      <w:r>
-        <w:rPr>
-          <w:noProof/>
-        </w:rPr>
-        <w:drawing>
-          <wp:inline distT="0" distB="0" distL="0" distR="0" wp14:anchorId="2C9C45E8" wp14:editId="1813560C">
-            <wp:extent cx="5117092" cy="7916092"/>
-            <wp:effectExtent l="0" t="0" r="7620" b="8890"/>
-            <wp:docPr id="1853813691" name="Рисунок 1"/>
-            <wp:cNvGraphicFramePr>
-              <a:graphicFrameLocks xmlns:a="http://schemas.openxmlformats.org/drawingml/2006/main" noChangeAspect="1"/>
-            </wp:cNvGraphicFramePr>
-            <a:graphic xmlns:a="http://schemas.openxmlformats.org/drawingml/2006/main">
-              <a:graphicData uri="http://schemas.openxmlformats.org/drawingml/2006/picture">
-                <pic:pic xmlns:pic="http://schemas.openxmlformats.org/drawingml/2006/picture">
-                  <pic:nvPicPr>
-                    <pic:cNvPr id="0" name="Picture 1"/>
-                    <pic:cNvPicPr>
-                      <a:picLocks noChangeAspect="1" noChangeArrowheads="1"/>
-                    </pic:cNvPicPr>
-                  </pic:nvPicPr>
-                  <pic:blipFill>
-                    <a:blip r:embed="rId8">
-                      <a:extLst>
-                        <a:ext uri="{28A0092B-C50C-407E-A947-70E740481C1C}">
-                          <a14:useLocalDpi xmlns:a14="http://schemas.microsoft.com/office/drawing/2010/main" val="0"/>
-                        </a:ext>
-                      </a:extLst>
-                    </a:blip>
-                    <a:srcRect/>
-                    <a:stretch>
-                      <a:fillRect/>
-                    </a:stretch>
-                  </pic:blipFill>
-                  <pic:spPr bwMode="auto">
-                    <a:xfrm>
-                      <a:off x="0" y="0"/>
-                      <a:ext cx="5119095" cy="7919191"/>
-                    </a:xfrm>
-                    <a:prstGeom prst="rect">
-                      <a:avLst/>
-                    </a:prstGeom>
-                    <a:noFill/>
-                    <a:ln>
-                      <a:noFill/>
-                    </a:ln>
-                  </pic:spPr>
-                </pic:pic>
-              </a:graphicData>
-            </a:graphic>
-          </wp:inline>
-        </w:drawing>
-      </w:r>
-    </w:p>
-    <w:p>
-      <w:pPr>
-        <w:rPr>
-          <w:rFonts w:ascii="Times New Roman" w:eastAsiaTheme="majorEastAsia" w:hAnsi="Times New Roman" w:cs="Times New Roman"/>
-          <w:color w:val="000000" w:themeColor="text1"/>
-          <w:sz w:val="32"/>
-          <w:szCs w:val="32"/>
-        </w:rPr>
-      </w:pPr>
-      <w:r>
-        <w:br w:type="page"/>
-      </w:r>
-    </w:p>
-    <w:p>
-      <w:pPr>
-        <w:pStyle w:val="a3"/>
-      </w:pPr>
-      <w:bookmarkStart w:id="4" w:name="_Toc224731237"/>
+      <w:bookmarkStart w:id="3" w:name="_Toc224731237"/>
       <w:r>
         <w:lastRenderedPageBreak/>
         <w:t>Даталогическая модель</w:t>
       </w:r>
-      <w:bookmarkEnd w:id="4"/>
+      <w:bookmarkEnd w:id="3"/>
     </w:p>
     <w:p/>
     <w:p>
@@ -2536,7 +2628,7 @@
                     </pic:cNvPicPr>
                   </pic:nvPicPr>
                   <pic:blipFill>
-                    <a:blip r:embed="rId9">
+                    <a:blip r:embed="rId8">
                       <a:extLst>
                         <a:ext uri="{28A0092B-C50C-407E-A947-70E740481C1C}">
                           <a14:useLocalDpi xmlns:a14="http://schemas.microsoft.com/office/drawing/2010/main" val="0"/>
@@ -2591,115 +2683,703 @@
       </w:pPr>
       <w:r>
         <w:lastRenderedPageBreak/>
-        <w:t xml:space="preserve">Реализация для </w:t>
-      </w:r>
-      <w:r>
-        <w:rPr>
-          <w:lang w:val="en-US"/>
-        </w:rPr>
-        <w:t>PostgreSQL</w:t>
-      </w:r>
-    </w:p>
-    <w:p>
-      <w:pPr>
-        <w:spacing w:after="0"/>
-        <w:rPr>
-          <w:sz w:val="22"/>
-          <w:szCs w:val="22"/>
-        </w:rPr>
-      </w:pPr>
-      <w:r>
-        <w:rPr>
-          <w:sz w:val="22"/>
-          <w:szCs w:val="22"/>
-        </w:rPr>
-        <w:drawing>
-          <wp:inline distT="0" distB="0" distL="0" distR="0" wp14:anchorId="7ECBF806" wp14:editId="3DA5BE88">
-            <wp:extent cx="5939790" cy="4328160"/>
-            <wp:effectExtent l="0" t="0" r="3810" b="0"/>
-            <wp:docPr id="537951021" name="Рисунок 1"/>
-            <wp:cNvGraphicFramePr>
-              <a:graphicFrameLocks xmlns:a="http://schemas.openxmlformats.org/drawingml/2006/main" noChangeAspect="1"/>
-            </wp:cNvGraphicFramePr>
-            <a:graphic xmlns:a="http://schemas.openxmlformats.org/drawingml/2006/main">
-              <a:graphicData uri="http://schemas.openxmlformats.org/drawingml/2006/picture">
-                <pic:pic xmlns:pic="http://schemas.openxmlformats.org/drawingml/2006/picture">
-                  <pic:nvPicPr>
-                    <pic:cNvPr id="537951021" name=""/>
-                    <pic:cNvPicPr/>
-                  </pic:nvPicPr>
-                  <pic:blipFill>
-                    <a:blip r:embed="rId10"/>
-                    <a:stretch>
-                      <a:fillRect/>
-                    </a:stretch>
-                  </pic:blipFill>
-                  <pic:spPr>
-                    <a:xfrm>
-                      <a:off x="0" y="0"/>
-                      <a:ext cx="5939790" cy="4328160"/>
-                    </a:xfrm>
-                    <a:prstGeom prst="rect">
-                      <a:avLst/>
-                    </a:prstGeom>
-                  </pic:spPr>
-                </pic:pic>
-              </a:graphicData>
-            </a:graphic>
-          </wp:inline>
-        </w:drawing>
-      </w:r>
-    </w:p>
-    <w:p>
-      <w:pPr>
-        <w:spacing w:after="0"/>
-        <w:rPr>
-          <w:sz w:val="22"/>
-          <w:szCs w:val="22"/>
-          <w:lang w:val="en-US"/>
-        </w:rPr>
-      </w:pPr>
-      <w:r>
-        <w:rPr>
-          <w:sz w:val="22"/>
-          <w:szCs w:val="22"/>
-          <w:lang w:val="en-US"/>
-        </w:rPr>
-        <w:drawing>
-          <wp:inline distT="0" distB="0" distL="0" distR="0" wp14:anchorId="4E501051" wp14:editId="68A4F94E">
-            <wp:extent cx="5927075" cy="4344874"/>
-            <wp:effectExtent l="0" t="0" r="0" b="0"/>
-            <wp:docPr id="2065943288" name="Рисунок 1"/>
-            <wp:cNvGraphicFramePr>
-              <a:graphicFrameLocks xmlns:a="http://schemas.openxmlformats.org/drawingml/2006/main" noChangeAspect="1"/>
-            </wp:cNvGraphicFramePr>
-            <a:graphic xmlns:a="http://schemas.openxmlformats.org/drawingml/2006/main">
-              <a:graphicData uri="http://schemas.openxmlformats.org/drawingml/2006/picture">
-                <pic:pic xmlns:pic="http://schemas.openxmlformats.org/drawingml/2006/picture">
-                  <pic:nvPicPr>
-                    <pic:cNvPr id="2065943288" name=""/>
-                    <pic:cNvPicPr/>
-                  </pic:nvPicPr>
-                  <pic:blipFill>
-                    <a:blip r:embed="rId11"/>
-                    <a:stretch>
-                      <a:fillRect/>
-                    </a:stretch>
-                  </pic:blipFill>
-                  <pic:spPr>
-                    <a:xfrm>
-                      <a:off x="0" y="0"/>
-                      <a:ext cx="5936343" cy="4351668"/>
-                    </a:xfrm>
-                    <a:prstGeom prst="rect">
-                      <a:avLst/>
-                    </a:prstGeom>
-                  </pic:spPr>
-                </pic:pic>
-              </a:graphicData>
-            </a:graphic>
-          </wp:inline>
-        </w:drawing>
+        <w:t>Функциональные зависимости</w:t>
+      </w:r>
+      <w:r>
+        <w:t xml:space="preserve"> </w:t>
+      </w:r>
+    </w:p>
+    <w:p>
+      <w:pPr>
+        <w:rPr>
+          <w:lang w:val="en-US"/>
+        </w:rPr>
+      </w:pPr>
+      <w:r>
+        <w:rPr>
+          <w:lang w:val="en-US"/>
+        </w:rPr>
+        <w:t>Persons:</w:t>
+      </w:r>
+      <w:r>
+        <w:rPr>
+          <w:lang w:val="en-US"/>
+        </w:rPr>
+        <w:tab/>
+      </w:r>
+      <w:r>
+        <w:rPr>
+          <w:lang w:val="en-US"/>
+        </w:rPr>
+        <w:t>id → name, sex, birthdate</w:t>
+      </w:r>
+    </w:p>
+    <w:p>
+      <w:pPr>
+        <w:rPr>
+          <w:lang w:val="en-US"/>
+        </w:rPr>
+      </w:pPr>
+      <w:r>
+        <w:rPr>
+          <w:lang w:val="en-US"/>
+        </w:rPr>
+        <w:t>Events:</w:t>
+      </w:r>
+      <w:r>
+        <w:rPr>
+          <w:lang w:val="en-US"/>
+        </w:rPr>
+        <w:tab/>
+      </w:r>
+      <w:r>
+        <w:rPr>
+          <w:lang w:val="en-US"/>
+        </w:rPr>
+        <w:tab/>
+      </w:r>
+      <w:r>
+        <w:rPr>
+          <w:lang w:val="en-US"/>
+        </w:rPr>
+        <w:t xml:space="preserve">id → </w:t>
+      </w:r>
+      <w:proofErr w:type="spellStart"/>
+      <w:r>
+        <w:rPr>
+          <w:lang w:val="en-US"/>
+        </w:rPr>
+        <w:t>event_type</w:t>
+      </w:r>
+      <w:proofErr w:type="spellEnd"/>
+      <w:r>
+        <w:rPr>
+          <w:lang w:val="en-US"/>
+        </w:rPr>
+        <w:t>, description</w:t>
+      </w:r>
+    </w:p>
+    <w:p>
+      <w:pPr>
+        <w:rPr>
+          <w:lang w:val="en-US"/>
+        </w:rPr>
+      </w:pPr>
+      <w:r>
+        <w:rPr>
+          <w:lang w:val="en-US"/>
+        </w:rPr>
+        <w:t>Places:</w:t>
+      </w:r>
+      <w:r>
+        <w:rPr>
+          <w:lang w:val="en-US"/>
+        </w:rPr>
+        <w:tab/>
+      </w:r>
+      <w:r>
+        <w:rPr>
+          <w:lang w:val="en-US"/>
+        </w:rPr>
+        <w:tab/>
+        <w:t>i</w:t>
+      </w:r>
+      <w:r>
+        <w:rPr>
+          <w:lang w:val="en-US"/>
+        </w:rPr>
+        <w:t xml:space="preserve">d → name, </w:t>
+      </w:r>
+      <w:proofErr w:type="spellStart"/>
+      <w:r>
+        <w:rPr>
+          <w:lang w:val="en-US"/>
+        </w:rPr>
+        <w:t>coord_x</w:t>
+      </w:r>
+      <w:proofErr w:type="spellEnd"/>
+      <w:r>
+        <w:rPr>
+          <w:lang w:val="en-US"/>
+        </w:rPr>
+        <w:t xml:space="preserve">, </w:t>
+      </w:r>
+      <w:proofErr w:type="spellStart"/>
+      <w:r>
+        <w:rPr>
+          <w:lang w:val="en-US"/>
+        </w:rPr>
+        <w:t>coord_y</w:t>
+      </w:r>
+      <w:proofErr w:type="spellEnd"/>
+      <w:r>
+        <w:rPr>
+          <w:lang w:val="en-US"/>
+        </w:rPr>
+        <w:t>, description</w:t>
+      </w:r>
+    </w:p>
+    <w:p>
+      <w:pPr>
+        <w:rPr>
+          <w:lang w:val="en-US"/>
+        </w:rPr>
+      </w:pPr>
+      <w:r>
+        <w:rPr>
+          <w:lang w:val="en-US"/>
+        </w:rPr>
+        <w:t>Thoughts:</w:t>
+      </w:r>
+      <w:r>
+        <w:rPr>
+          <w:lang w:val="en-US"/>
+        </w:rPr>
+        <w:tab/>
+      </w:r>
+      <w:r>
+        <w:rPr>
+          <w:lang w:val="en-US"/>
+        </w:rPr>
+        <w:t xml:space="preserve">id → </w:t>
+      </w:r>
+      <w:proofErr w:type="spellStart"/>
+      <w:r>
+        <w:rPr>
+          <w:lang w:val="en-US"/>
+        </w:rPr>
+        <w:t>person_id</w:t>
+      </w:r>
+      <w:proofErr w:type="spellEnd"/>
+      <w:r>
+        <w:rPr>
+          <w:lang w:val="en-US"/>
+        </w:rPr>
+        <w:t xml:space="preserve">, </w:t>
+      </w:r>
+      <w:proofErr w:type="spellStart"/>
+      <w:r>
+        <w:rPr>
+          <w:lang w:val="en-US"/>
+        </w:rPr>
+        <w:t>event_id</w:t>
+      </w:r>
+      <w:proofErr w:type="spellEnd"/>
+      <w:r>
+        <w:rPr>
+          <w:lang w:val="en-US"/>
+        </w:rPr>
+        <w:t>, text</w:t>
+      </w:r>
+    </w:p>
+    <w:p>
+      <w:pPr>
+        <w:rPr>
+          <w:lang w:val="en-US"/>
+        </w:rPr>
+      </w:pPr>
+      <w:r>
+        <w:rPr>
+          <w:lang w:val="en-US"/>
+        </w:rPr>
+        <w:t xml:space="preserve">Objects: </w:t>
+      </w:r>
+      <w:r>
+        <w:rPr>
+          <w:lang w:val="en-US"/>
+        </w:rPr>
+        <w:tab/>
+      </w:r>
+      <w:r>
+        <w:rPr>
+          <w:lang w:val="en-US"/>
+        </w:rPr>
+        <w:t xml:space="preserve">id → </w:t>
+      </w:r>
+      <w:proofErr w:type="spellStart"/>
+      <w:r>
+        <w:rPr>
+          <w:lang w:val="en-US"/>
+        </w:rPr>
+        <w:t>obj_type</w:t>
+      </w:r>
+      <w:proofErr w:type="spellEnd"/>
+      <w:r>
+        <w:rPr>
+          <w:lang w:val="en-US"/>
+        </w:rPr>
+        <w:t xml:space="preserve">, name, </w:t>
+      </w:r>
+      <w:proofErr w:type="spellStart"/>
+      <w:r>
+        <w:rPr>
+          <w:lang w:val="en-US"/>
+        </w:rPr>
+        <w:t>place_id</w:t>
+      </w:r>
+      <w:proofErr w:type="spellEnd"/>
+    </w:p>
+    <w:p>
+      <w:pPr>
+        <w:rPr>
+          <w:lang w:val="en-US"/>
+        </w:rPr>
+      </w:pPr>
+      <w:r>
+        <w:rPr>
+          <w:lang w:val="en-US"/>
+        </w:rPr>
+        <w:t>Emotions:</w:t>
+      </w:r>
+      <w:r>
+        <w:rPr>
+          <w:lang w:val="en-US"/>
+        </w:rPr>
+        <w:tab/>
+      </w:r>
+      <w:r>
+        <w:rPr>
+          <w:lang w:val="en-US"/>
+        </w:rPr>
+        <w:t xml:space="preserve">id → </w:t>
+      </w:r>
+      <w:proofErr w:type="spellStart"/>
+      <w:r>
+        <w:rPr>
+          <w:lang w:val="en-US"/>
+        </w:rPr>
+        <w:t>person_id</w:t>
+      </w:r>
+      <w:proofErr w:type="spellEnd"/>
+      <w:r>
+        <w:rPr>
+          <w:lang w:val="en-US"/>
+        </w:rPr>
+        <w:t xml:space="preserve">, </w:t>
+      </w:r>
+      <w:proofErr w:type="spellStart"/>
+      <w:r>
+        <w:rPr>
+          <w:lang w:val="en-US"/>
+        </w:rPr>
+        <w:t>event_id</w:t>
+      </w:r>
+      <w:proofErr w:type="spellEnd"/>
+      <w:r>
+        <w:rPr>
+          <w:lang w:val="en-US"/>
+        </w:rPr>
+        <w:t xml:space="preserve">, </w:t>
+      </w:r>
+      <w:proofErr w:type="spellStart"/>
+      <w:r>
+        <w:rPr>
+          <w:lang w:val="en-US"/>
+        </w:rPr>
+        <w:t>emotion_type</w:t>
+      </w:r>
+      <w:proofErr w:type="spellEnd"/>
+      <w:r>
+        <w:rPr>
+          <w:lang w:val="en-US"/>
+        </w:rPr>
+        <w:t>, intensity</w:t>
+      </w:r>
+    </w:p>
+    <w:p>
+      <w:pPr>
+        <w:rPr>
+          <w:lang w:val="en-US"/>
+        </w:rPr>
+      </w:pPr>
+      <w:r>
+        <w:rPr>
+          <w:lang w:val="en-US"/>
+        </w:rPr>
+        <w:t>Participations:</w:t>
+      </w:r>
+      <w:r>
+        <w:rPr>
+          <w:lang w:val="en-US"/>
+        </w:rPr>
+        <w:tab/>
+      </w:r>
+      <w:r>
+        <w:rPr>
+          <w:lang w:val="en-US"/>
+        </w:rPr>
+        <w:tab/>
+      </w:r>
+      <w:r>
+        <w:rPr>
+          <w:lang w:val="en-US"/>
+        </w:rPr>
+        <w:t xml:space="preserve">id → </w:t>
+      </w:r>
+      <w:proofErr w:type="spellStart"/>
+      <w:r>
+        <w:rPr>
+          <w:lang w:val="en-US"/>
+        </w:rPr>
+        <w:t>person_id</w:t>
+      </w:r>
+      <w:proofErr w:type="spellEnd"/>
+      <w:r>
+        <w:rPr>
+          <w:lang w:val="en-US"/>
+        </w:rPr>
+        <w:t xml:space="preserve">, </w:t>
+      </w:r>
+      <w:proofErr w:type="spellStart"/>
+      <w:r>
+        <w:rPr>
+          <w:lang w:val="en-US"/>
+        </w:rPr>
+        <w:t>event_id</w:t>
+      </w:r>
+      <w:proofErr w:type="spellEnd"/>
+      <w:r>
+        <w:rPr>
+          <w:lang w:val="en-US"/>
+        </w:rPr>
+        <w:t xml:space="preserve">, </w:t>
+      </w:r>
+      <w:proofErr w:type="spellStart"/>
+      <w:r>
+        <w:rPr>
+          <w:lang w:val="en-US"/>
+        </w:rPr>
+        <w:t>participate_role</w:t>
+      </w:r>
+      <w:proofErr w:type="spellEnd"/>
+    </w:p>
+    <w:p>
+      <w:pPr>
+        <w:rPr>
+          <w:lang w:val="en-US"/>
+        </w:rPr>
+      </w:pPr>
+      <w:r>
+        <w:rPr>
+          <w:lang w:val="en-US"/>
+        </w:rPr>
+        <w:t>Conditions:</w:t>
+      </w:r>
+      <w:r>
+        <w:rPr>
+          <w:lang w:val="en-US"/>
+        </w:rPr>
+        <w:tab/>
+      </w:r>
+      <w:r>
+        <w:rPr>
+          <w:lang w:val="en-US"/>
+        </w:rPr>
+        <w:t xml:space="preserve">id → time, </w:t>
+      </w:r>
+      <w:proofErr w:type="spellStart"/>
+      <w:r>
+        <w:rPr>
+          <w:lang w:val="en-US"/>
+        </w:rPr>
+        <w:t>event_id</w:t>
+      </w:r>
+      <w:proofErr w:type="spellEnd"/>
+      <w:r>
+        <w:rPr>
+          <w:lang w:val="en-US"/>
+        </w:rPr>
+        <w:t xml:space="preserve">, </w:t>
+      </w:r>
+      <w:proofErr w:type="spellStart"/>
+      <w:r>
+        <w:rPr>
+          <w:lang w:val="en-US"/>
+        </w:rPr>
+        <w:t>place_id</w:t>
+      </w:r>
+      <w:proofErr w:type="spellEnd"/>
+    </w:p>
+    <w:p/>
+    <w:p>
+      <w:pPr>
+        <w:pStyle w:val="a3"/>
+      </w:pPr>
+      <w:r>
+        <w:t>Нормальные формы</w:t>
+      </w:r>
+    </w:p>
+    <w:p>
+      <w:r>
+        <w:t>1</w:t>
+      </w:r>
+      <w:r>
+        <w:rPr>
+          <w:lang w:val="en-US"/>
+        </w:rPr>
+        <w:t>NF</w:t>
+      </w:r>
+      <w:r>
+        <w:t xml:space="preserve">: </w:t>
+      </w:r>
+      <w:r>
+        <w:t xml:space="preserve">Отношение находится в </w:t>
+      </w:r>
+      <w:r>
+        <w:t>1</w:t>
+      </w:r>
+      <w:r>
+        <w:rPr>
+          <w:lang w:val="en-US"/>
+        </w:rPr>
+        <w:t>NF</w:t>
+      </w:r>
+      <w:r>
+        <w:t>, если все его атрибуты содержат только атомарные значения</w:t>
+      </w:r>
+      <w:r>
+        <w:t xml:space="preserve">, нет повторяющихся столбцов, для идентификации существует первичный ключ. </w:t>
+      </w:r>
+      <w:r>
+        <w:t xml:space="preserve"> Моя модель удовлетворяет </w:t>
+      </w:r>
+      <w:r>
+        <w:t>1</w:t>
+      </w:r>
+      <w:r>
+        <w:rPr>
+          <w:lang w:val="en-US"/>
+        </w:rPr>
+        <w:t>NF</w:t>
+      </w:r>
+      <w:r>
+        <w:t xml:space="preserve">, </w:t>
+      </w:r>
+      <w:r>
+        <w:t>так как выполняет все эти требования.</w:t>
+      </w:r>
+    </w:p>
+    <w:p>
+      <w:r>
+        <w:t>2</w:t>
+      </w:r>
+      <w:r>
+        <w:rPr>
+          <w:lang w:val="en-US"/>
+        </w:rPr>
+        <w:t>NF</w:t>
+      </w:r>
+      <w:r>
+        <w:t xml:space="preserve">: </w:t>
+      </w:r>
+      <w:r>
+        <w:t xml:space="preserve">Отношение находится в </w:t>
+      </w:r>
+      <w:r>
+        <w:t>2</w:t>
+      </w:r>
+      <w:r>
+        <w:rPr>
+          <w:lang w:val="en-US"/>
+        </w:rPr>
+        <w:t>NF</w:t>
+      </w:r>
+      <w:r>
+        <w:t xml:space="preserve">, если </w:t>
+      </w:r>
+      <w:r>
+        <w:t>удовлетворяет 1</w:t>
+      </w:r>
+      <w:r>
+        <w:rPr>
+          <w:lang w:val="en-US"/>
+        </w:rPr>
+        <w:t>NF</w:t>
+      </w:r>
+      <w:r>
+        <w:t xml:space="preserve"> </w:t>
+      </w:r>
+      <w:r>
+        <w:t xml:space="preserve">и </w:t>
+      </w:r>
+      <w:r>
+        <w:t>все неключевые атрибуты полностью зависят от первичного ключа.</w:t>
+      </w:r>
+      <w:r>
+        <w:t xml:space="preserve"> </w:t>
+      </w:r>
+      <w:r>
+        <w:t xml:space="preserve">Моя модель удовлетворяет </w:t>
+      </w:r>
+      <w:r>
+        <w:t>2</w:t>
+      </w:r>
+      <w:r>
+        <w:rPr>
+          <w:lang w:val="en-US"/>
+        </w:rPr>
+        <w:t>NF</w:t>
+      </w:r>
+      <w:r>
+        <w:t xml:space="preserve">, </w:t>
+      </w:r>
+      <w:r>
+        <w:t>так как выполняет все эти требования.</w:t>
+      </w:r>
+    </w:p>
+    <w:p>
+      <w:pPr>
+        <w:rPr>
+          <w:lang w:val="en-US"/>
+        </w:rPr>
+      </w:pPr>
+      <w:r>
+        <w:t>3</w:t>
+      </w:r>
+      <w:r>
+        <w:rPr>
+          <w:lang w:val="en-US"/>
+        </w:rPr>
+        <w:t>NF</w:t>
+      </w:r>
+      <w:r>
+        <w:t xml:space="preserve">: </w:t>
+      </w:r>
+      <w:r>
+        <w:t xml:space="preserve">Отношение находится в </w:t>
+      </w:r>
+      <w:r>
+        <w:t>3</w:t>
+      </w:r>
+      <w:r>
+        <w:rPr>
+          <w:lang w:val="en-US"/>
+        </w:rPr>
+        <w:t>NF</w:t>
+      </w:r>
+      <w:r>
+        <w:t xml:space="preserve">, если </w:t>
+      </w:r>
+      <w:r>
+        <w:t xml:space="preserve">удовлетворяет </w:t>
+      </w:r>
+      <w:r>
+        <w:t>2</w:t>
+      </w:r>
+      <w:r>
+        <w:rPr>
+          <w:lang w:val="en-US"/>
+        </w:rPr>
+        <w:t>NF</w:t>
+      </w:r>
+      <w:r>
+        <w:t xml:space="preserve"> </w:t>
+      </w:r>
+      <w:r>
+        <w:t xml:space="preserve">и нет транзитивных зависимостей. </w:t>
+      </w:r>
+      <w:r>
+        <w:t xml:space="preserve">Моя модель удовлетворяет </w:t>
+      </w:r>
+      <w:r>
+        <w:t>3</w:t>
+      </w:r>
+      <w:r>
+        <w:rPr>
+          <w:lang w:val="en-US"/>
+        </w:rPr>
+        <w:t>NF</w:t>
+      </w:r>
+      <w:r>
+        <w:t xml:space="preserve">, </w:t>
+      </w:r>
+      <w:r>
+        <w:t>так как выполняет все эти требования</w:t>
+      </w:r>
+      <w:proofErr w:type="gramStart"/>
+      <w:r>
+        <w:t>.</w:t>
+      </w:r>
+      <w:r>
+        <w:t xml:space="preserve"> ???</w:t>
+      </w:r>
+      <w:proofErr w:type="gramEnd"/>
+    </w:p>
+    <w:p>
+      <w:pPr>
+        <w:rPr>
+          <w:lang w:val="en-US"/>
+        </w:rPr>
+      </w:pPr>
+    </w:p>
+    <w:p>
+      <w:pPr>
+        <w:pStyle w:val="a3"/>
+        <w:rPr>
+          <w:lang w:val="en-US"/>
+        </w:rPr>
+      </w:pPr>
+      <w:r>
+        <w:rPr>
+          <w:lang w:val="en-US"/>
+        </w:rPr>
+        <w:t>BCNF</w:t>
+      </w:r>
+    </w:p>
+    <w:p>
+      <w:pPr>
+        <w:rPr>
+          <w:lang w:val="en-US"/>
+        </w:rPr>
+      </w:pPr>
+      <w:r>
+        <w:rPr>
+          <w:lang w:val="en-US"/>
+        </w:rPr>
+        <w:t>////</w:t>
+      </w:r>
+    </w:p>
+    <w:p>
+      <w:pPr>
+        <w:rPr>
+          <w:lang w:val="en-US"/>
+        </w:rPr>
+      </w:pPr>
+    </w:p>
+    <w:p>
+      <w:pPr>
+        <w:rPr>
+          <w:lang w:val="en-US"/>
+        </w:rPr>
+      </w:pPr>
+    </w:p>
+    <w:p>
+      <w:pPr>
+        <w:pStyle w:val="a3"/>
+      </w:pPr>
+      <w:proofErr w:type="spellStart"/>
+      <w:r>
+        <w:t>Денормализация</w:t>
+      </w:r>
+      <w:proofErr w:type="spellEnd"/>
+    </w:p>
+    <w:p>
+      <w:r>
+        <w:t>///</w:t>
+      </w:r>
+    </w:p>
+    <w:p/>
+    <w:p>
+      <w:pPr>
+        <w:pStyle w:val="a3"/>
+      </w:pPr>
+      <w:r>
+        <w:t>Функция</w:t>
+      </w:r>
+    </w:p>
+    <w:p>
+      <w:r>
+        <w:t>///</w:t>
       </w:r>
     </w:p>
     <w:p>
@@ -2712,58 +3392,14 @@
       </w:r>
     </w:p>
     <w:p>
-      <w:pPr>
-        <w:rPr>
-          <w:rFonts w:ascii="Times New Roman" w:hAnsi="Times New Roman" w:cs="Times New Roman"/>
-          <w:sz w:val="28"/>
-          <w:szCs w:val="28"/>
-        </w:rPr>
-      </w:pPr>
-      <w:r>
-        <w:rPr>
-          <w:rFonts w:ascii="Times New Roman" w:hAnsi="Times New Roman" w:cs="Times New Roman"/>
-          <w:sz w:val="28"/>
-          <w:szCs w:val="28"/>
-        </w:rPr>
-        <w:t xml:space="preserve">Во время выполнения лабораторной я узнал основные команды </w:t>
-      </w:r>
-      <w:r>
-        <w:rPr>
-          <w:rFonts w:ascii="Times New Roman" w:hAnsi="Times New Roman" w:cs="Times New Roman"/>
-          <w:sz w:val="28"/>
-          <w:szCs w:val="28"/>
-          <w:lang w:val="en-US"/>
-        </w:rPr>
-        <w:t>DDL</w:t>
-      </w:r>
-      <w:r>
-        <w:rPr>
-          <w:rFonts w:ascii="Times New Roman" w:hAnsi="Times New Roman" w:cs="Times New Roman"/>
-          <w:sz w:val="28"/>
-          <w:szCs w:val="28"/>
-        </w:rPr>
-        <w:t xml:space="preserve"> и </w:t>
-      </w:r>
-      <w:r>
-        <w:rPr>
-          <w:rFonts w:ascii="Times New Roman" w:hAnsi="Times New Roman" w:cs="Times New Roman"/>
-          <w:sz w:val="28"/>
-          <w:szCs w:val="28"/>
-          <w:lang w:val="en-US"/>
-        </w:rPr>
-        <w:t>DML</w:t>
-      </w:r>
-      <w:r>
-        <w:rPr>
-          <w:rFonts w:ascii="Times New Roman" w:hAnsi="Times New Roman" w:cs="Times New Roman"/>
-          <w:sz w:val="28"/>
-          <w:szCs w:val="28"/>
-        </w:rPr>
-        <w:t xml:space="preserve">, а также прошёл полностью путь проектирования базы данных. </w:t>
-      </w:r>
-    </w:p>
+      <w:r>
+        <w:t>///</w:t>
+      </w:r>
+    </w:p>
+    <w:p/>
+    <w:p/>
     <w:sectPr>
-      <w:footerReference w:type="default" r:id="rId12"/>
+      <w:footerReference w:type="default" r:id="rId9"/>
       <w:pgSz w:w="11906" w:h="16838"/>
       <w:pgMar w:top="1134" w:right="851" w:bottom="1134" w:left="1701" w:header="709" w:footer="709" w:gutter="0"/>
       <w:pgNumType w:start="1"/>
@@ -5231,7 +5867,6 @@
   <w:style w:type="character" w:default="1" w:styleId="a0">
     <w:name w:val="Default Paragraph Font"/>
     <w:uiPriority w:val="1"/>
-    <w:semiHidden/>
     <w:unhideWhenUsed/>
   </w:style>
   <w:style w:type="table" w:default="1" w:styleId="a1">

--- a/DB/Lab3/Лаба3.docx
+++ b/DB/Lab3/Лаба3.docx
@@ -1118,25 +1118,7 @@
           <w:sz w:val="26"/>
           <w:szCs w:val="26"/>
         </w:rPr>
-        <w:t xml:space="preserve">Приведите отношения в 3NF (как минимум). Постройте схему на </w:t>
-      </w:r>
-      <w:proofErr w:type="spellStart"/>
-      <w:r>
-        <w:rPr>
-          <w:rFonts w:ascii="Times New Roman" w:hAnsi="Times New Roman" w:cs="Times New Roman"/>
-          <w:sz w:val="26"/>
-          <w:szCs w:val="26"/>
-        </w:rPr>
-        <w:t>основеNF</w:t>
-      </w:r>
-      <w:proofErr w:type="spellEnd"/>
-      <w:r>
-        <w:rPr>
-          <w:rFonts w:ascii="Times New Roman" w:hAnsi="Times New Roman" w:cs="Times New Roman"/>
-          <w:sz w:val="26"/>
-          <w:szCs w:val="26"/>
-        </w:rPr>
-        <w:t xml:space="preserve"> (как минимум). </w:t>
+        <w:t>Приведите отношения в 3NF (как минимум). Постройте схему на основеNF (как минимум). </w:t>
       </w:r>
     </w:p>
     <w:p>
@@ -1164,25 +1146,7 @@
           <w:sz w:val="26"/>
           <w:szCs w:val="26"/>
         </w:rPr>
-        <w:t xml:space="preserve">Опишите изменения в функциональных зависимостях, произошедшие после преобразования в 3NF (как минимум). Постройте схему на </w:t>
-      </w:r>
-      <w:proofErr w:type="spellStart"/>
-      <w:r>
-        <w:rPr>
-          <w:rFonts w:ascii="Times New Roman" w:hAnsi="Times New Roman" w:cs="Times New Roman"/>
-          <w:sz w:val="26"/>
-          <w:szCs w:val="26"/>
-        </w:rPr>
-        <w:t>основеNF</w:t>
-      </w:r>
-      <w:proofErr w:type="spellEnd"/>
-      <w:r>
-        <w:rPr>
-          <w:rFonts w:ascii="Times New Roman" w:hAnsi="Times New Roman" w:cs="Times New Roman"/>
-          <w:sz w:val="26"/>
-          <w:szCs w:val="26"/>
-        </w:rPr>
-        <w:t>;</w:t>
+        <w:t>Опишите изменения в функциональных зависимостях, произошедшие после преобразования в 3NF (как минимум). Постройте схему на основеNF;</w:t>
       </w:r>
     </w:p>
     <w:p>
@@ -1238,25 +1202,7 @@
           <w:sz w:val="26"/>
           <w:szCs w:val="26"/>
         </w:rPr>
-        <w:t xml:space="preserve">Какие </w:t>
-      </w:r>
-      <w:proofErr w:type="spellStart"/>
-      <w:r>
-        <w:rPr>
-          <w:rFonts w:ascii="Times New Roman" w:hAnsi="Times New Roman" w:cs="Times New Roman"/>
-          <w:sz w:val="26"/>
-          <w:szCs w:val="26"/>
-        </w:rPr>
-        <w:t>денормализации</w:t>
-      </w:r>
-      <w:proofErr w:type="spellEnd"/>
-      <w:r>
-        <w:rPr>
-          <w:rFonts w:ascii="Times New Roman" w:hAnsi="Times New Roman" w:cs="Times New Roman"/>
-          <w:sz w:val="26"/>
-          <w:szCs w:val="26"/>
-        </w:rPr>
-        <w:t xml:space="preserve"> будут полезны для вашей схемы? Приведите подробное описание.</w:t>
+        <w:t>Какие денормализации будут полезны для вашей схемы? Приведите подробное описание.</w:t>
       </w:r>
     </w:p>
     <w:p>
@@ -1284,25 +1230,7 @@
           <w:sz w:val="26"/>
           <w:szCs w:val="26"/>
         </w:rPr>
-        <w:t>Придумайте триггер и связанную с ним функцию, относящиеся к вашей предметной области, согласуйте их с преподавателем и реализуйте на языке PL/</w:t>
-      </w:r>
-      <w:proofErr w:type="spellStart"/>
-      <w:r>
-        <w:rPr>
-          <w:rFonts w:ascii="Times New Roman" w:hAnsi="Times New Roman" w:cs="Times New Roman"/>
-          <w:sz w:val="26"/>
-          <w:szCs w:val="26"/>
-        </w:rPr>
-        <w:t>pgSQL</w:t>
-      </w:r>
-      <w:proofErr w:type="spellEnd"/>
-      <w:r>
-        <w:rPr>
-          <w:rFonts w:ascii="Times New Roman" w:hAnsi="Times New Roman" w:cs="Times New Roman"/>
-          <w:sz w:val="26"/>
-          <w:szCs w:val="26"/>
-        </w:rPr>
-        <w:t>.</w:t>
+        <w:t>Придумайте триггер и связанную с ним функцию, относящиеся к вашей предметной области, согласуйте их с преподавателем и реализуйте на языке PL/pgSQL.</w:t>
       </w:r>
     </w:p>
     <w:p>
@@ -1310,14 +1238,12 @@
         <w:pStyle w:val="a3"/>
         <w:rPr>
           <w:rStyle w:val="af4"/>
-          <w:highlight w:val="yellow"/>
         </w:rPr>
       </w:pPr>
       <w:bookmarkStart w:id="1" w:name="_Toc224731233"/>
       <w:r>
         <w:rPr>
           <w:rStyle w:val="af4"/>
-          <w:highlight w:val="yellow"/>
         </w:rPr>
         <w:t>Описание предметной области</w:t>
       </w:r>
@@ -1332,7 +1258,6 @@
           <w:iCs/>
           <w:sz w:val="26"/>
           <w:szCs w:val="26"/>
-          <w:highlight w:val="yellow"/>
         </w:rPr>
       </w:pPr>
       <w:r>
@@ -1342,7 +1267,6 @@
           <w:iCs/>
           <w:sz w:val="26"/>
           <w:szCs w:val="26"/>
-          <w:highlight w:val="yellow"/>
         </w:rPr>
         <w:t xml:space="preserve">Парадоксально, но </w:t>
       </w:r>
@@ -1355,7 +1279,6 @@
           <w:iCs/>
           <w:sz w:val="26"/>
           <w:szCs w:val="26"/>
-          <w:highlight w:val="yellow"/>
         </w:rPr>
         <w:t>он</w:t>
       </w:r>
@@ -1368,7 +1291,6 @@
           <w:iCs/>
           <w:sz w:val="26"/>
           <w:szCs w:val="26"/>
-          <w:highlight w:val="yellow"/>
         </w:rPr>
         <w:t>(персонаж)</w:t>
       </w:r>
@@ -1381,7 +1303,6 @@
           <w:iCs/>
           <w:sz w:val="26"/>
           <w:szCs w:val="26"/>
-          <w:highlight w:val="yellow"/>
         </w:rPr>
         <w:t xml:space="preserve"> испугал</w:t>
       </w:r>
@@ -1394,7 +1315,6 @@
           <w:iCs/>
           <w:sz w:val="26"/>
           <w:szCs w:val="26"/>
-          <w:highlight w:val="yellow"/>
         </w:rPr>
         <w:t>(эмоция)</w:t>
       </w:r>
@@ -1405,7 +1325,6 @@
           <w:iCs/>
           <w:sz w:val="26"/>
           <w:szCs w:val="26"/>
-          <w:highlight w:val="yellow"/>
         </w:rPr>
         <w:t xml:space="preserve"> нас одновременно и </w:t>
       </w:r>
@@ -1416,7 +1335,6 @@
           <w:iCs/>
           <w:sz w:val="26"/>
           <w:szCs w:val="26"/>
-          <w:highlight w:val="yellow"/>
         </w:rPr>
         <w:t>больше,</w:t>
       </w:r>
@@ -1427,7 +1345,6 @@
           <w:iCs/>
           <w:sz w:val="26"/>
           <w:szCs w:val="26"/>
-          <w:highlight w:val="yellow"/>
         </w:rPr>
         <w:t xml:space="preserve"> и меньше предыдущего: сам по себе он был вполне зауряден, но </w:t>
       </w:r>
@@ -1440,7 +1357,6 @@
           <w:iCs/>
           <w:sz w:val="26"/>
           <w:szCs w:val="26"/>
-          <w:highlight w:val="yellow"/>
         </w:rPr>
         <w:t xml:space="preserve">с учетом </w:t>
       </w:r>
@@ -1453,7 +1369,6 @@
           <w:iCs/>
           <w:sz w:val="26"/>
           <w:szCs w:val="26"/>
-          <w:highlight w:val="yellow"/>
         </w:rPr>
         <w:t>места (координаты, наименование)</w:t>
       </w:r>
@@ -1466,7 +1381,6 @@
           <w:iCs/>
           <w:sz w:val="26"/>
           <w:szCs w:val="26"/>
-          <w:highlight w:val="yellow"/>
         </w:rPr>
         <w:t xml:space="preserve"> и </w:t>
       </w:r>
@@ -1479,7 +1393,6 @@
           <w:iCs/>
           <w:sz w:val="26"/>
           <w:szCs w:val="26"/>
-          <w:highlight w:val="yellow"/>
         </w:rPr>
         <w:t>обстоятельств (место, время)</w:t>
       </w:r>
@@ -1490,7 +1403,6 @@
           <w:iCs/>
           <w:sz w:val="26"/>
           <w:szCs w:val="26"/>
-          <w:highlight w:val="yellow"/>
         </w:rPr>
         <w:t xml:space="preserve"> -- невозможен, а потому </w:t>
       </w:r>
@@ -1503,7 +1415,6 @@
           <w:iCs/>
           <w:sz w:val="26"/>
           <w:szCs w:val="26"/>
-          <w:highlight w:val="yellow"/>
         </w:rPr>
         <w:t>заставил нас похолодеть от страха</w:t>
       </w:r>
@@ -1514,7 +1425,6 @@
           <w:iCs/>
           <w:sz w:val="26"/>
           <w:szCs w:val="26"/>
-          <w:highlight w:val="yellow"/>
         </w:rPr>
         <w:t xml:space="preserve">. </w:t>
       </w:r>
@@ -1527,7 +1437,6 @@
           <w:iCs/>
           <w:sz w:val="26"/>
           <w:szCs w:val="26"/>
-          <w:highlight w:val="yellow"/>
         </w:rPr>
         <w:t xml:space="preserve">Ведь пахло не чем иным, как </w:t>
       </w:r>
@@ -1540,7 +1449,6 @@
           <w:iCs/>
           <w:sz w:val="26"/>
           <w:szCs w:val="26"/>
-          <w:highlight w:val="yellow"/>
         </w:rPr>
         <w:t xml:space="preserve">бензином (объект </w:t>
       </w:r>
@@ -1553,7 +1461,6 @@
           <w:iCs/>
           <w:sz w:val="26"/>
           <w:szCs w:val="26"/>
-          <w:highlight w:val="yellow"/>
         </w:rPr>
         <w:t>места</w:t>
       </w:r>
@@ -1566,7 +1473,6 @@
           <w:iCs/>
           <w:sz w:val="26"/>
           <w:szCs w:val="26"/>
-          <w:highlight w:val="yellow"/>
         </w:rPr>
         <w:t>)</w:t>
       </w:r>
@@ -1577,7 +1483,6 @@
           <w:iCs/>
           <w:sz w:val="26"/>
           <w:szCs w:val="26"/>
-          <w:highlight w:val="yellow"/>
         </w:rPr>
         <w:t xml:space="preserve">. Единственное, что </w:t>
       </w:r>
@@ -1590,7 +1495,6 @@
           <w:iCs/>
           <w:sz w:val="26"/>
           <w:szCs w:val="26"/>
-          <w:highlight w:val="yellow"/>
         </w:rPr>
         <w:t>приходило на ум</w:t>
       </w:r>
@@ -1603,7 +1507,6 @@
           <w:iCs/>
           <w:sz w:val="26"/>
           <w:szCs w:val="26"/>
-          <w:highlight w:val="yellow"/>
         </w:rPr>
         <w:t>(мысль)</w:t>
       </w:r>
@@ -1614,23 +1517,32 @@
           <w:iCs/>
           <w:sz w:val="26"/>
           <w:szCs w:val="26"/>
-          <w:highlight w:val="yellow"/>
-        </w:rPr>
-        <w:t xml:space="preserve">, не связано ли это как-то с </w:t>
-      </w:r>
-      <w:proofErr w:type="spellStart"/>
-      <w:r>
+        </w:rPr>
+        <w:t>, не связано ли это как-то с Гедни.</w:t>
+      </w:r>
+    </w:p>
+    <w:p>
+      <w:pPr>
+        <w:pStyle w:val="a5"/>
+      </w:pPr>
+      <w:bookmarkStart w:id="2" w:name="_Toc224731234"/>
+      <w:r>
+        <w:t>Классификация сущностей</w:t>
+      </w:r>
+      <w:bookmarkEnd w:id="2"/>
+    </w:p>
+    <w:p>
+      <w:pPr>
+        <w:spacing w:after="0"/>
+        <w:jc w:val="both"/>
         <w:rPr>
           <w:rFonts w:ascii="Times New Roman" w:hAnsi="Times New Roman" w:cs="Times New Roman"/>
           <w:i/>
           <w:iCs/>
           <w:sz w:val="26"/>
           <w:szCs w:val="26"/>
-          <w:highlight w:val="yellow"/>
-        </w:rPr>
-        <w:t>Гедни</w:t>
-      </w:r>
-      <w:proofErr w:type="spellEnd"/>
+        </w:rPr>
+      </w:pPr>
       <w:r>
         <w:rPr>
           <w:rFonts w:ascii="Times New Roman" w:hAnsi="Times New Roman" w:cs="Times New Roman"/>
@@ -1638,59 +1550,16 @@
           <w:iCs/>
           <w:sz w:val="26"/>
           <w:szCs w:val="26"/>
-          <w:highlight w:val="yellow"/>
-        </w:rPr>
-        <w:t>.</w:t>
-      </w:r>
-    </w:p>
-    <w:p>
-      <w:pPr>
-        <w:pStyle w:val="a5"/>
-        <w:rPr>
-          <w:highlight w:val="yellow"/>
-        </w:rPr>
-      </w:pPr>
-      <w:bookmarkStart w:id="2" w:name="_Toc224731234"/>
-      <w:r>
-        <w:rPr>
-          <w:highlight w:val="yellow"/>
-        </w:rPr>
-        <w:t>Классификация сущностей</w:t>
-      </w:r>
-      <w:bookmarkEnd w:id="2"/>
-    </w:p>
-    <w:p>
-      <w:pPr>
-        <w:spacing w:after="0"/>
-        <w:jc w:val="both"/>
+        </w:rPr>
+        <w:t>Стержневые</w:t>
+      </w:r>
+      <w:r>
         <w:rPr>
           <w:rFonts w:ascii="Times New Roman" w:hAnsi="Times New Roman" w:cs="Times New Roman"/>
           <w:i/>
           <w:iCs/>
           <w:sz w:val="26"/>
           <w:szCs w:val="26"/>
-          <w:highlight w:val="yellow"/>
-        </w:rPr>
-      </w:pPr>
-      <w:r>
-        <w:rPr>
-          <w:rFonts w:ascii="Times New Roman" w:hAnsi="Times New Roman" w:cs="Times New Roman"/>
-          <w:i/>
-          <w:iCs/>
-          <w:sz w:val="26"/>
-          <w:szCs w:val="26"/>
-          <w:highlight w:val="yellow"/>
-        </w:rPr>
-        <w:t>Стержневые</w:t>
-      </w:r>
-      <w:r>
-        <w:rPr>
-          <w:rFonts w:ascii="Times New Roman" w:hAnsi="Times New Roman" w:cs="Times New Roman"/>
-          <w:i/>
-          <w:iCs/>
-          <w:sz w:val="26"/>
-          <w:szCs w:val="26"/>
-          <w:highlight w:val="yellow"/>
         </w:rPr>
         <w:t xml:space="preserve"> - независимые сущности</w:t>
       </w:r>
@@ -1708,7 +1577,6 @@
           <w:rFonts w:ascii="Times New Roman" w:hAnsi="Times New Roman" w:cs="Times New Roman"/>
           <w:sz w:val="26"/>
           <w:szCs w:val="26"/>
-          <w:highlight w:val="yellow"/>
         </w:rPr>
       </w:pPr>
       <w:r>
@@ -1718,7 +1586,6 @@
           <w:bCs/>
           <w:sz w:val="26"/>
           <w:szCs w:val="26"/>
-          <w:highlight w:val="yellow"/>
         </w:rPr>
         <w:t>Персонаж</w:t>
       </w:r>
@@ -1729,7 +1596,6 @@
           <w:bCs/>
           <w:sz w:val="26"/>
           <w:szCs w:val="26"/>
-          <w:highlight w:val="yellow"/>
         </w:rPr>
         <w:t>:</w:t>
       </w:r>
@@ -1738,7 +1604,6 @@
           <w:rFonts w:ascii="Times New Roman" w:hAnsi="Times New Roman" w:cs="Times New Roman"/>
           <w:sz w:val="26"/>
           <w:szCs w:val="26"/>
-          <w:highlight w:val="yellow"/>
         </w:rPr>
         <w:t xml:space="preserve"> </w:t>
       </w:r>
@@ -1747,7 +1612,6 @@
           <w:rFonts w:ascii="Times New Roman" w:hAnsi="Times New Roman" w:cs="Times New Roman"/>
           <w:sz w:val="26"/>
           <w:szCs w:val="26"/>
-          <w:highlight w:val="yellow"/>
         </w:rPr>
         <w:t>имя, пол, дата рождения</w:t>
       </w:r>
@@ -1765,7 +1629,6 @@
           <w:rFonts w:ascii="Times New Roman" w:hAnsi="Times New Roman" w:cs="Times New Roman"/>
           <w:sz w:val="26"/>
           <w:szCs w:val="26"/>
-          <w:highlight w:val="yellow"/>
         </w:rPr>
       </w:pPr>
       <w:r>
@@ -1775,7 +1638,6 @@
           <w:bCs/>
           <w:sz w:val="26"/>
           <w:szCs w:val="26"/>
-          <w:highlight w:val="yellow"/>
         </w:rPr>
         <w:t>Событие</w:t>
       </w:r>
@@ -1786,7 +1648,6 @@
           <w:bCs/>
           <w:sz w:val="26"/>
           <w:szCs w:val="26"/>
-          <w:highlight w:val="yellow"/>
           <w:lang w:val="en-US"/>
         </w:rPr>
         <w:t>:</w:t>
@@ -1796,7 +1657,6 @@
           <w:rFonts w:ascii="Times New Roman" w:hAnsi="Times New Roman" w:cs="Times New Roman"/>
           <w:sz w:val="26"/>
           <w:szCs w:val="26"/>
-          <w:highlight w:val="yellow"/>
         </w:rPr>
         <w:t xml:space="preserve"> тип, описание</w:t>
       </w:r>
@@ -1816,7 +1676,6 @@
           <w:iCs/>
           <w:sz w:val="26"/>
           <w:szCs w:val="26"/>
-          <w:highlight w:val="yellow"/>
         </w:rPr>
       </w:pPr>
       <w:r>
@@ -1826,7 +1685,6 @@
           <w:bCs/>
           <w:sz w:val="26"/>
           <w:szCs w:val="26"/>
-          <w:highlight w:val="yellow"/>
         </w:rPr>
         <w:t>Место</w:t>
       </w:r>
@@ -1837,7 +1695,6 @@
           <w:bCs/>
           <w:sz w:val="26"/>
           <w:szCs w:val="26"/>
-          <w:highlight w:val="yellow"/>
           <w:lang w:val="en-US"/>
         </w:rPr>
         <w:t>:</w:t>
@@ -1847,7 +1704,6 @@
           <w:rFonts w:ascii="Times New Roman" w:hAnsi="Times New Roman" w:cs="Times New Roman"/>
           <w:sz w:val="26"/>
           <w:szCs w:val="26"/>
-          <w:highlight w:val="yellow"/>
         </w:rPr>
         <w:t xml:space="preserve"> наименование, координаты, описание</w:t>
       </w:r>
@@ -1862,7 +1718,6 @@
           <w:iCs/>
           <w:sz w:val="26"/>
           <w:szCs w:val="26"/>
-          <w:highlight w:val="yellow"/>
         </w:rPr>
       </w:pPr>
       <w:r>
@@ -1872,7 +1727,6 @@
           <w:iCs/>
           <w:sz w:val="26"/>
           <w:szCs w:val="26"/>
-          <w:highlight w:val="yellow"/>
         </w:rPr>
         <w:t>Характеристические</w:t>
       </w:r>
@@ -1883,7 +1737,6 @@
           <w:iCs/>
           <w:sz w:val="26"/>
           <w:szCs w:val="26"/>
-          <w:highlight w:val="yellow"/>
         </w:rPr>
         <w:t xml:space="preserve"> - сущност</w:t>
       </w:r>
@@ -1894,7 +1747,6 @@
           <w:iCs/>
           <w:sz w:val="26"/>
           <w:szCs w:val="26"/>
-          <w:highlight w:val="yellow"/>
         </w:rPr>
         <w:t>и</w:t>
       </w:r>
@@ -1905,7 +1757,6 @@
           <w:iCs/>
           <w:sz w:val="26"/>
           <w:szCs w:val="26"/>
-          <w:highlight w:val="yellow"/>
         </w:rPr>
         <w:t>, описывающ</w:t>
       </w:r>
@@ -1916,7 +1767,6 @@
           <w:iCs/>
           <w:sz w:val="26"/>
           <w:szCs w:val="26"/>
-          <w:highlight w:val="yellow"/>
         </w:rPr>
         <w:t>ие</w:t>
       </w:r>
@@ -1927,7 +1777,6 @@
           <w:iCs/>
           <w:sz w:val="26"/>
           <w:szCs w:val="26"/>
-          <w:highlight w:val="yellow"/>
         </w:rPr>
         <w:t xml:space="preserve"> или уточняющ</w:t>
       </w:r>
@@ -1938,7 +1787,6 @@
           <w:iCs/>
           <w:sz w:val="26"/>
           <w:szCs w:val="26"/>
-          <w:highlight w:val="yellow"/>
         </w:rPr>
         <w:t>ие</w:t>
       </w:r>
@@ -1949,7 +1797,6 @@
           <w:iCs/>
           <w:sz w:val="26"/>
           <w:szCs w:val="26"/>
-          <w:highlight w:val="yellow"/>
         </w:rPr>
         <w:t xml:space="preserve"> друг</w:t>
       </w:r>
@@ -1960,7 +1807,6 @@
           <w:iCs/>
           <w:sz w:val="26"/>
           <w:szCs w:val="26"/>
-          <w:highlight w:val="yellow"/>
         </w:rPr>
         <w:t>ие</w:t>
       </w:r>
@@ -1971,7 +1817,6 @@
           <w:iCs/>
           <w:sz w:val="26"/>
           <w:szCs w:val="26"/>
-          <w:highlight w:val="yellow"/>
         </w:rPr>
         <w:t xml:space="preserve"> сущност</w:t>
       </w:r>
@@ -1982,7 +1827,6 @@
           <w:iCs/>
           <w:sz w:val="26"/>
           <w:szCs w:val="26"/>
-          <w:highlight w:val="yellow"/>
         </w:rPr>
         <w:t>и</w:t>
       </w:r>
@@ -2000,7 +1844,6 @@
           <w:rFonts w:ascii="Times New Roman" w:hAnsi="Times New Roman" w:cs="Times New Roman"/>
           <w:sz w:val="26"/>
           <w:szCs w:val="26"/>
-          <w:highlight w:val="yellow"/>
         </w:rPr>
       </w:pPr>
       <w:r>
@@ -2010,7 +1853,6 @@
           <w:bCs/>
           <w:sz w:val="26"/>
           <w:szCs w:val="26"/>
-          <w:highlight w:val="yellow"/>
         </w:rPr>
         <w:t>Мысль</w:t>
       </w:r>
@@ -2021,7 +1863,6 @@
           <w:bCs/>
           <w:sz w:val="26"/>
           <w:szCs w:val="26"/>
-          <w:highlight w:val="yellow"/>
         </w:rPr>
         <w:t>:</w:t>
       </w:r>
@@ -2030,7 +1871,6 @@
           <w:rFonts w:ascii="Times New Roman" w:hAnsi="Times New Roman" w:cs="Times New Roman"/>
           <w:sz w:val="26"/>
           <w:szCs w:val="26"/>
-          <w:highlight w:val="yellow"/>
         </w:rPr>
         <w:t xml:space="preserve"> </w:t>
       </w:r>
@@ -2039,7 +1879,6 @@
           <w:rFonts w:ascii="Times New Roman" w:hAnsi="Times New Roman" w:cs="Times New Roman"/>
           <w:sz w:val="26"/>
           <w:szCs w:val="26"/>
-          <w:highlight w:val="yellow"/>
         </w:rPr>
         <w:t>персонаж_</w:t>
       </w:r>
@@ -2048,7 +1887,6 @@
           <w:rFonts w:ascii="Times New Roman" w:hAnsi="Times New Roman" w:cs="Times New Roman"/>
           <w:sz w:val="26"/>
           <w:szCs w:val="26"/>
-          <w:highlight w:val="yellow"/>
           <w:lang w:val="en-US"/>
         </w:rPr>
         <w:t>id</w:t>
@@ -2058,7 +1896,6 @@
           <w:rFonts w:ascii="Times New Roman" w:hAnsi="Times New Roman" w:cs="Times New Roman"/>
           <w:sz w:val="26"/>
           <w:szCs w:val="26"/>
-          <w:highlight w:val="yellow"/>
         </w:rPr>
         <w:t xml:space="preserve">, </w:t>
       </w:r>
@@ -2067,7 +1904,6 @@
           <w:rFonts w:ascii="Times New Roman" w:hAnsi="Times New Roman" w:cs="Times New Roman"/>
           <w:sz w:val="26"/>
           <w:szCs w:val="26"/>
-          <w:highlight w:val="yellow"/>
         </w:rPr>
         <w:t>описание</w:t>
       </w:r>
@@ -2076,7 +1912,6 @@
           <w:rFonts w:ascii="Times New Roman" w:hAnsi="Times New Roman" w:cs="Times New Roman"/>
           <w:sz w:val="26"/>
           <w:szCs w:val="26"/>
-          <w:highlight w:val="yellow"/>
         </w:rPr>
         <w:t>, событие</w:t>
       </w:r>
@@ -2085,7 +1920,6 @@
           <w:rFonts w:ascii="Times New Roman" w:hAnsi="Times New Roman" w:cs="Times New Roman"/>
           <w:sz w:val="26"/>
           <w:szCs w:val="26"/>
-          <w:highlight w:val="yellow"/>
         </w:rPr>
         <w:t>_</w:t>
       </w:r>
@@ -2094,7 +1928,6 @@
           <w:rFonts w:ascii="Times New Roman" w:hAnsi="Times New Roman" w:cs="Times New Roman"/>
           <w:sz w:val="26"/>
           <w:szCs w:val="26"/>
-          <w:highlight w:val="yellow"/>
           <w:lang w:val="en-US"/>
         </w:rPr>
         <w:t>id</w:t>
@@ -2104,7 +1937,6 @@
           <w:rFonts w:ascii="Times New Roman" w:hAnsi="Times New Roman" w:cs="Times New Roman"/>
           <w:sz w:val="26"/>
           <w:szCs w:val="26"/>
-          <w:highlight w:val="yellow"/>
         </w:rPr>
         <w:t>(</w:t>
       </w:r>
@@ -2113,7 +1945,6 @@
           <w:rFonts w:ascii="Times New Roman" w:hAnsi="Times New Roman" w:cs="Times New Roman"/>
           <w:sz w:val="26"/>
           <w:szCs w:val="26"/>
-          <w:highlight w:val="yellow"/>
           <w:lang w:val="en-US"/>
         </w:rPr>
         <w:t>nullable</w:t>
@@ -2123,7 +1954,6 @@
           <w:rFonts w:ascii="Times New Roman" w:hAnsi="Times New Roman" w:cs="Times New Roman"/>
           <w:sz w:val="26"/>
           <w:szCs w:val="26"/>
-          <w:highlight w:val="yellow"/>
         </w:rPr>
         <w:t>)</w:t>
       </w:r>
@@ -2141,7 +1971,6 @@
           <w:rFonts w:ascii="Times New Roman" w:hAnsi="Times New Roman" w:cs="Times New Roman"/>
           <w:sz w:val="26"/>
           <w:szCs w:val="26"/>
-          <w:highlight w:val="yellow"/>
         </w:rPr>
       </w:pPr>
       <w:r>
@@ -2151,7 +1980,6 @@
           <w:bCs/>
           <w:sz w:val="26"/>
           <w:szCs w:val="26"/>
-          <w:highlight w:val="yellow"/>
         </w:rPr>
         <w:t>Объект</w:t>
       </w:r>
@@ -2162,7 +1990,6 @@
           <w:bCs/>
           <w:sz w:val="26"/>
           <w:szCs w:val="26"/>
-          <w:highlight w:val="yellow"/>
         </w:rPr>
         <w:t>(</w:t>
       </w:r>
@@ -2173,7 +2000,6 @@
           <w:bCs/>
           <w:sz w:val="26"/>
           <w:szCs w:val="26"/>
-          <w:highlight w:val="yellow"/>
         </w:rPr>
         <w:t>среды</w:t>
       </w:r>
@@ -2184,7 +2010,6 @@
           <w:bCs/>
           <w:sz w:val="26"/>
           <w:szCs w:val="26"/>
-          <w:highlight w:val="yellow"/>
         </w:rPr>
         <w:t>)</w:t>
       </w:r>
@@ -2195,7 +2020,6 @@
           <w:bCs/>
           <w:sz w:val="26"/>
           <w:szCs w:val="26"/>
-          <w:highlight w:val="yellow"/>
         </w:rPr>
         <w:t>:</w:t>
       </w:r>
@@ -2204,7 +2028,6 @@
           <w:rFonts w:ascii="Times New Roman" w:hAnsi="Times New Roman" w:cs="Times New Roman"/>
           <w:sz w:val="26"/>
           <w:szCs w:val="26"/>
-          <w:highlight w:val="yellow"/>
         </w:rPr>
         <w:t xml:space="preserve"> тип, </w:t>
       </w:r>
@@ -2213,7 +2036,6 @@
           <w:rFonts w:ascii="Times New Roman" w:hAnsi="Times New Roman" w:cs="Times New Roman"/>
           <w:sz w:val="26"/>
           <w:szCs w:val="26"/>
-          <w:highlight w:val="yellow"/>
         </w:rPr>
         <w:t>название</w:t>
       </w:r>
@@ -2227,7 +2049,6 @@
           <w:iCs/>
           <w:sz w:val="26"/>
           <w:szCs w:val="26"/>
-          <w:highlight w:val="yellow"/>
         </w:rPr>
       </w:pPr>
       <w:r>
@@ -2237,7 +2058,6 @@
           <w:iCs/>
           <w:sz w:val="26"/>
           <w:szCs w:val="26"/>
-          <w:highlight w:val="yellow"/>
         </w:rPr>
         <w:t>Ассоциативные</w:t>
       </w:r>
@@ -2248,7 +2068,6 @@
           <w:iCs/>
           <w:sz w:val="26"/>
           <w:szCs w:val="26"/>
-          <w:highlight w:val="yellow"/>
         </w:rPr>
         <w:t xml:space="preserve"> - связ</w:t>
       </w:r>
@@ -2259,7 +2078,6 @@
           <w:iCs/>
           <w:sz w:val="26"/>
           <w:szCs w:val="26"/>
-          <w:highlight w:val="yellow"/>
         </w:rPr>
         <w:t>и</w:t>
       </w:r>
@@ -2270,7 +2088,6 @@
           <w:iCs/>
           <w:sz w:val="26"/>
           <w:szCs w:val="26"/>
-          <w:highlight w:val="yellow"/>
         </w:rPr>
         <w:t xml:space="preserve"> между двумя и более сущностями, котор</w:t>
       </w:r>
@@ -2281,7 +2098,6 @@
           <w:iCs/>
           <w:sz w:val="26"/>
           <w:szCs w:val="26"/>
-          <w:highlight w:val="yellow"/>
         </w:rPr>
         <w:t>ые</w:t>
       </w:r>
@@ -2292,7 +2108,6 @@
           <w:iCs/>
           <w:sz w:val="26"/>
           <w:szCs w:val="26"/>
-          <w:highlight w:val="yellow"/>
         </w:rPr>
         <w:t xml:space="preserve"> сам</w:t>
       </w:r>
@@ -2303,7 +2118,6 @@
           <w:iCs/>
           <w:sz w:val="26"/>
           <w:szCs w:val="26"/>
-          <w:highlight w:val="yellow"/>
         </w:rPr>
         <w:t>и</w:t>
       </w:r>
@@ -2314,7 +2128,6 @@
           <w:iCs/>
           <w:sz w:val="26"/>
           <w:szCs w:val="26"/>
-          <w:highlight w:val="yellow"/>
         </w:rPr>
         <w:t xml:space="preserve"> </w:t>
       </w:r>
@@ -2325,7 +2138,6 @@
           <w:iCs/>
           <w:sz w:val="26"/>
           <w:szCs w:val="26"/>
-          <w:highlight w:val="yellow"/>
         </w:rPr>
         <w:t>имеют</w:t>
       </w:r>
@@ -2336,7 +2148,6 @@
           <w:iCs/>
           <w:sz w:val="26"/>
           <w:szCs w:val="26"/>
-          <w:highlight w:val="yellow"/>
         </w:rPr>
         <w:t xml:space="preserve"> атрибуты</w:t>
       </w:r>
@@ -2354,7 +2165,6 @@
           <w:rFonts w:ascii="Times New Roman" w:hAnsi="Times New Roman" w:cs="Times New Roman"/>
           <w:sz w:val="26"/>
           <w:szCs w:val="26"/>
-          <w:highlight w:val="yellow"/>
         </w:rPr>
       </w:pPr>
       <w:r>
@@ -2364,7 +2174,6 @@
           <w:bCs/>
           <w:sz w:val="26"/>
           <w:szCs w:val="26"/>
-          <w:highlight w:val="yellow"/>
         </w:rPr>
         <w:t xml:space="preserve">Участие: </w:t>
       </w:r>
@@ -2373,7 +2182,6 @@
           <w:rFonts w:ascii="Times New Roman" w:hAnsi="Times New Roman" w:cs="Times New Roman"/>
           <w:sz w:val="26"/>
           <w:szCs w:val="26"/>
-          <w:highlight w:val="yellow"/>
         </w:rPr>
         <w:t>персонаж</w:t>
       </w:r>
@@ -2382,7 +2190,6 @@
           <w:rFonts w:ascii="Times New Roman" w:hAnsi="Times New Roman" w:cs="Times New Roman"/>
           <w:sz w:val="26"/>
           <w:szCs w:val="26"/>
-          <w:highlight w:val="yellow"/>
         </w:rPr>
         <w:t>_</w:t>
       </w:r>
@@ -2391,7 +2198,6 @@
           <w:rFonts w:ascii="Times New Roman" w:hAnsi="Times New Roman" w:cs="Times New Roman"/>
           <w:sz w:val="26"/>
           <w:szCs w:val="26"/>
-          <w:highlight w:val="yellow"/>
           <w:lang w:val="en-US"/>
         </w:rPr>
         <w:t>id</w:t>
@@ -2401,7 +2207,6 @@
           <w:rFonts w:ascii="Times New Roman" w:hAnsi="Times New Roman" w:cs="Times New Roman"/>
           <w:sz w:val="26"/>
           <w:szCs w:val="26"/>
-          <w:highlight w:val="yellow"/>
         </w:rPr>
         <w:t>, событие</w:t>
       </w:r>
@@ -2410,7 +2215,6 @@
           <w:rFonts w:ascii="Times New Roman" w:hAnsi="Times New Roman" w:cs="Times New Roman"/>
           <w:sz w:val="26"/>
           <w:szCs w:val="26"/>
-          <w:highlight w:val="yellow"/>
         </w:rPr>
         <w:t>_</w:t>
       </w:r>
@@ -2419,7 +2223,6 @@
           <w:rFonts w:ascii="Times New Roman" w:hAnsi="Times New Roman" w:cs="Times New Roman"/>
           <w:sz w:val="26"/>
           <w:szCs w:val="26"/>
-          <w:highlight w:val="yellow"/>
           <w:lang w:val="en-US"/>
         </w:rPr>
         <w:t>id</w:t>
@@ -2429,7 +2232,6 @@
           <w:rFonts w:ascii="Times New Roman" w:hAnsi="Times New Roman" w:cs="Times New Roman"/>
           <w:sz w:val="26"/>
           <w:szCs w:val="26"/>
-          <w:highlight w:val="yellow"/>
         </w:rPr>
         <w:t>, роль</w:t>
       </w:r>
@@ -2447,7 +2249,6 @@
           <w:rFonts w:ascii="Times New Roman" w:hAnsi="Times New Roman" w:cs="Times New Roman"/>
           <w:sz w:val="26"/>
           <w:szCs w:val="26"/>
-          <w:highlight w:val="yellow"/>
         </w:rPr>
       </w:pPr>
       <w:r>
@@ -2457,7 +2258,6 @@
           <w:bCs/>
           <w:sz w:val="26"/>
           <w:szCs w:val="26"/>
-          <w:highlight w:val="yellow"/>
         </w:rPr>
         <w:t>Эмоция:</w:t>
       </w:r>
@@ -2466,7 +2266,6 @@
           <w:rFonts w:ascii="Times New Roman" w:hAnsi="Times New Roman" w:cs="Times New Roman"/>
           <w:sz w:val="26"/>
           <w:szCs w:val="26"/>
-          <w:highlight w:val="yellow"/>
         </w:rPr>
         <w:t xml:space="preserve"> персонаж_</w:t>
       </w:r>
@@ -2475,7 +2274,6 @@
           <w:rFonts w:ascii="Times New Roman" w:hAnsi="Times New Roman" w:cs="Times New Roman"/>
           <w:sz w:val="26"/>
           <w:szCs w:val="26"/>
-          <w:highlight w:val="yellow"/>
           <w:lang w:val="en-US"/>
         </w:rPr>
         <w:t>id</w:t>
@@ -2485,7 +2283,6 @@
           <w:rFonts w:ascii="Times New Roman" w:hAnsi="Times New Roman" w:cs="Times New Roman"/>
           <w:sz w:val="26"/>
           <w:szCs w:val="26"/>
-          <w:highlight w:val="yellow"/>
         </w:rPr>
         <w:t>, тип, интенсивность, событие_</w:t>
       </w:r>
@@ -2494,7 +2291,6 @@
           <w:rFonts w:ascii="Times New Roman" w:hAnsi="Times New Roman" w:cs="Times New Roman"/>
           <w:sz w:val="26"/>
           <w:szCs w:val="26"/>
-          <w:highlight w:val="yellow"/>
           <w:lang w:val="en-US"/>
         </w:rPr>
         <w:t>id</w:t>
@@ -2504,7 +2300,6 @@
           <w:rFonts w:ascii="Times New Roman" w:hAnsi="Times New Roman" w:cs="Times New Roman"/>
           <w:sz w:val="26"/>
           <w:szCs w:val="26"/>
-          <w:highlight w:val="yellow"/>
         </w:rPr>
         <w:t>(причина)</w:t>
       </w:r>
@@ -2533,7 +2328,6 @@
           <w:bCs/>
           <w:sz w:val="26"/>
           <w:szCs w:val="26"/>
-          <w:highlight w:val="yellow"/>
         </w:rPr>
         <w:t>Обстоятельства:</w:t>
       </w:r>
@@ -2542,7 +2336,6 @@
           <w:rFonts w:ascii="Times New Roman" w:hAnsi="Times New Roman" w:cs="Times New Roman"/>
           <w:sz w:val="26"/>
           <w:szCs w:val="26"/>
-          <w:highlight w:val="yellow"/>
         </w:rPr>
         <w:t xml:space="preserve"> место_</w:t>
       </w:r>
@@ -2551,7 +2344,6 @@
           <w:rFonts w:ascii="Times New Roman" w:hAnsi="Times New Roman" w:cs="Times New Roman"/>
           <w:sz w:val="26"/>
           <w:szCs w:val="26"/>
-          <w:highlight w:val="yellow"/>
           <w:lang w:val="en-US"/>
         </w:rPr>
         <w:t>id</w:t>
@@ -2561,7 +2353,6 @@
           <w:rFonts w:ascii="Times New Roman" w:hAnsi="Times New Roman" w:cs="Times New Roman"/>
           <w:sz w:val="26"/>
           <w:szCs w:val="26"/>
-          <w:highlight w:val="yellow"/>
         </w:rPr>
         <w:t>, событие_</w:t>
       </w:r>
@@ -2570,7 +2361,6 @@
           <w:rFonts w:ascii="Times New Roman" w:hAnsi="Times New Roman" w:cs="Times New Roman"/>
           <w:sz w:val="26"/>
           <w:szCs w:val="26"/>
-          <w:highlight w:val="yellow"/>
           <w:lang w:val="en-US"/>
         </w:rPr>
         <w:t>id</w:t>
@@ -2580,7 +2370,6 @@
           <w:rFonts w:ascii="Times New Roman" w:hAnsi="Times New Roman" w:cs="Times New Roman"/>
           <w:sz w:val="26"/>
           <w:szCs w:val="26"/>
-          <w:highlight w:val="yellow"/>
         </w:rPr>
         <w:t>, время</w:t>
       </w:r>
@@ -2611,10 +2400,10 @@
           <w:noProof/>
         </w:rPr>
         <w:drawing>
-          <wp:inline distT="0" distB="0" distL="0" distR="0" wp14:anchorId="1B84D352" wp14:editId="4CB36B48">
-            <wp:extent cx="5934710" cy="7557135"/>
-            <wp:effectExtent l="0" t="0" r="8890" b="5715"/>
-            <wp:docPr id="895196053" name="Рисунок 1"/>
+          <wp:inline distT="0" distB="0" distL="0" distR="0" wp14:anchorId="140E72B0" wp14:editId="5874CAF5">
+            <wp:extent cx="5934710" cy="7552690"/>
+            <wp:effectExtent l="0" t="0" r="8890" b="0"/>
+            <wp:docPr id="701959469" name="Рисунок 7"/>
             <wp:cNvGraphicFramePr>
               <a:graphicFrameLocks xmlns:a="http://schemas.openxmlformats.org/drawingml/2006/main" noChangeAspect="1"/>
             </wp:cNvGraphicFramePr>
@@ -2622,7 +2411,7 @@
               <a:graphicData uri="http://schemas.openxmlformats.org/drawingml/2006/picture">
                 <pic:pic xmlns:pic="http://schemas.openxmlformats.org/drawingml/2006/picture">
                   <pic:nvPicPr>
-                    <pic:cNvPr id="0" name="Picture 1"/>
+                    <pic:cNvPr id="0" name="Picture 49"/>
                     <pic:cNvPicPr>
                       <a:picLocks noChangeAspect="1" noChangeArrowheads="1"/>
                     </pic:cNvPicPr>
@@ -2643,7 +2432,7 @@
                   <pic:spPr bwMode="auto">
                     <a:xfrm>
                       <a:off x="0" y="0"/>
-                      <a:ext cx="5934710" cy="7557135"/>
+                      <a:ext cx="5934710" cy="7552690"/>
                     </a:xfrm>
                     <a:prstGeom prst="rect">
                       <a:avLst/>
@@ -2690,28 +2479,53 @@
       </w:r>
     </w:p>
     <w:p>
-      <w:pPr>
-        <w:rPr>
-          <w:lang w:val="en-US"/>
-        </w:rPr>
-      </w:pPr>
-      <w:r>
-        <w:rPr>
-          <w:lang w:val="en-US"/>
-        </w:rPr>
-        <w:t>Persons:</w:t>
-      </w:r>
-      <w:r>
-        <w:rPr>
-          <w:lang w:val="en-US"/>
-        </w:rPr>
+      <w:r>
+        <w:rPr>
+          <w:lang w:val="en-US"/>
+        </w:rPr>
+        <w:t>Persons</w:t>
+      </w:r>
+      <w:r>
+        <w:t>:</w:t>
+      </w:r>
+      <w:r>
         <w:tab/>
       </w:r>
       <w:r>
-        <w:rPr>
-          <w:lang w:val="en-US"/>
-        </w:rPr>
-        <w:t>id → name, sex, birthdate</w:t>
+        <w:tab/>
+      </w:r>
+      <w:r>
+        <w:rPr>
+          <w:lang w:val="en-US"/>
+        </w:rPr>
+        <w:t>id</w:t>
+      </w:r>
+      <w:r>
+        <w:t xml:space="preserve"> → </w:t>
+      </w:r>
+      <w:r>
+        <w:rPr>
+          <w:lang w:val="en-US"/>
+        </w:rPr>
+        <w:t>name</w:t>
+      </w:r>
+      <w:r>
+        <w:t xml:space="preserve">, </w:t>
+      </w:r>
+      <w:r>
+        <w:rPr>
+          <w:lang w:val="en-US"/>
+        </w:rPr>
+        <w:t>sex</w:t>
+      </w:r>
+      <w:r>
+        <w:t xml:space="preserve">, </w:t>
+      </w:r>
+      <w:r>
+        <w:rPr>
+          <w:lang w:val="en-US"/>
+        </w:rPr>
+        <w:t>birthdate</w:t>
       </w:r>
     </w:p>
     <w:p>
@@ -2742,21 +2556,13 @@
         <w:rPr>
           <w:lang w:val="en-US"/>
         </w:rPr>
-        <w:t xml:space="preserve">id → </w:t>
-      </w:r>
-      <w:proofErr w:type="spellStart"/>
-      <w:r>
-        <w:rPr>
-          <w:lang w:val="en-US"/>
-        </w:rPr>
-        <w:t>event_type</w:t>
-      </w:r>
-      <w:proofErr w:type="spellEnd"/>
-      <w:r>
-        <w:rPr>
-          <w:lang w:val="en-US"/>
-        </w:rPr>
-        <w:t>, description</w:t>
+        <w:tab/>
+      </w:r>
+      <w:r>
+        <w:rPr>
+          <w:lang w:val="en-US"/>
+        </w:rPr>
+        <w:t>id → event_type, description</w:t>
       </w:r>
     </w:p>
     <w:p>
@@ -2782,323 +2588,375 @@
           <w:lang w:val="en-US"/>
         </w:rPr>
         <w:tab/>
+      </w:r>
+      <w:r>
+        <w:rPr>
+          <w:lang w:val="en-US"/>
+        </w:rPr>
+        <w:tab/>
+      </w:r>
+      <w:r>
+        <w:rPr>
+          <w:lang w:val="en-US"/>
+        </w:rPr>
         <w:t>i</w:t>
       </w:r>
       <w:r>
         <w:rPr>
           <w:lang w:val="en-US"/>
         </w:rPr>
-        <w:t xml:space="preserve">d → name, </w:t>
-      </w:r>
-      <w:proofErr w:type="spellStart"/>
-      <w:r>
-        <w:rPr>
-          <w:lang w:val="en-US"/>
-        </w:rPr>
-        <w:t>coord_x</w:t>
-      </w:r>
-      <w:proofErr w:type="spellEnd"/>
-      <w:r>
-        <w:rPr>
-          <w:lang w:val="en-US"/>
-        </w:rPr>
+        <w:t>d → name, coord_x, coord_y, description</w:t>
+      </w:r>
+    </w:p>
+    <w:p>
+      <w:pPr>
+        <w:rPr>
+          <w:lang w:val="en-US"/>
+        </w:rPr>
+      </w:pPr>
+      <w:r>
+        <w:rPr>
+          <w:lang w:val="en-US"/>
+        </w:rPr>
+        <w:t>Thoughts:</w:t>
+      </w:r>
+      <w:r>
+        <w:rPr>
+          <w:lang w:val="en-US"/>
+        </w:rPr>
+        <w:tab/>
+      </w:r>
+      <w:r>
+        <w:rPr>
+          <w:lang w:val="en-US"/>
+        </w:rPr>
+        <w:tab/>
+      </w:r>
+      <w:r>
+        <w:rPr>
+          <w:lang w:val="en-US"/>
+        </w:rPr>
+        <w:t>id → person_id, event_id, text</w:t>
+      </w:r>
+    </w:p>
+    <w:p>
+      <w:pPr>
+        <w:rPr>
+          <w:lang w:val="en-US"/>
+        </w:rPr>
+      </w:pPr>
+      <w:r>
+        <w:rPr>
+          <w:lang w:val="en-US"/>
+        </w:rPr>
+        <w:t xml:space="preserve">Objects: </w:t>
+      </w:r>
+      <w:r>
+        <w:rPr>
+          <w:lang w:val="en-US"/>
+        </w:rPr>
+        <w:tab/>
+      </w:r>
+      <w:r>
+        <w:rPr>
+          <w:lang w:val="en-US"/>
+        </w:rPr>
+        <w:tab/>
+      </w:r>
+      <w:r>
+        <w:rPr>
+          <w:lang w:val="en-US"/>
+        </w:rPr>
+        <w:t>id → obj_type, name, place_id</w:t>
+      </w:r>
+    </w:p>
+    <w:p>
+      <w:pPr>
+        <w:rPr>
+          <w:lang w:val="en-US"/>
+        </w:rPr>
+      </w:pPr>
+      <w:r>
+        <w:rPr>
+          <w:lang w:val="en-US"/>
+        </w:rPr>
+        <w:t>Emotions:</w:t>
+      </w:r>
+      <w:r>
+        <w:rPr>
+          <w:lang w:val="en-US"/>
+        </w:rPr>
+        <w:tab/>
+      </w:r>
+      <w:r>
+        <w:rPr>
+          <w:lang w:val="en-US"/>
+        </w:rPr>
+        <w:tab/>
+      </w:r>
+      <w:r>
+        <w:rPr>
+          <w:lang w:val="en-US"/>
+        </w:rPr>
+        <w:t>id → person_id, event_id, emotion_type, intensity</w:t>
+      </w:r>
+    </w:p>
+    <w:p>
+      <w:pPr>
+        <w:rPr>
+          <w:lang w:val="en-US"/>
+        </w:rPr>
+      </w:pPr>
+      <w:r>
+        <w:rPr>
+          <w:lang w:val="en-US"/>
+        </w:rPr>
+        <w:t>Participations:</w:t>
+      </w:r>
+      <w:r>
+        <w:rPr>
+          <w:lang w:val="en-US"/>
+        </w:rPr>
+        <w:tab/>
+      </w:r>
+      <w:r>
+        <w:rPr>
+          <w:lang w:val="en-US"/>
+        </w:rPr>
+        <w:tab/>
+      </w:r>
+      <w:r>
+        <w:rPr>
+          <w:lang w:val="en-US"/>
+        </w:rPr>
+        <w:t>id → person_id, event_id, participate_role</w:t>
+      </w:r>
+    </w:p>
+    <w:p>
+      <w:pPr>
+        <w:rPr>
+          <w:lang w:val="en-US"/>
+        </w:rPr>
+      </w:pPr>
+      <w:r>
+        <w:rPr>
+          <w:lang w:val="en-US"/>
+        </w:rPr>
+        <w:t>Conditions:</w:t>
+      </w:r>
+      <w:r>
+        <w:rPr>
+          <w:lang w:val="en-US"/>
+        </w:rPr>
+        <w:tab/>
+      </w:r>
+      <w:r>
+        <w:rPr>
+          <w:lang w:val="en-US"/>
+        </w:rPr>
+        <w:tab/>
+      </w:r>
+      <w:r>
+        <w:rPr>
+          <w:lang w:val="en-US"/>
+        </w:rPr>
+        <w:t>id → time, event_id, place_id</w:t>
+      </w:r>
+    </w:p>
+    <w:p>
+      <w:pPr>
+        <w:rPr>
+          <w:lang w:val="en-US"/>
+        </w:rPr>
+      </w:pPr>
+    </w:p>
+    <w:p>
+      <w:pPr>
+        <w:pStyle w:val="a3"/>
+      </w:pPr>
+      <w:r>
+        <w:t>Нормальные формы</w:t>
+      </w:r>
+    </w:p>
+    <w:p>
+      <w:r>
+        <w:t>1</w:t>
+      </w:r>
+      <w:r>
+        <w:rPr>
+          <w:lang w:val="en-US"/>
+        </w:rPr>
+        <w:t>NF</w:t>
+      </w:r>
+      <w:r>
+        <w:t xml:space="preserve">: </w:t>
+      </w:r>
+      <w:r>
+        <w:t xml:space="preserve">Отношение находится в </w:t>
+      </w:r>
+      <w:r>
+        <w:t>1</w:t>
+      </w:r>
+      <w:r>
+        <w:rPr>
+          <w:lang w:val="en-US"/>
+        </w:rPr>
+        <w:t>NF</w:t>
+      </w:r>
+      <w:r>
+        <w:t>, если все его атрибуты содержат только атомарные значения</w:t>
+      </w:r>
+      <w:r>
+        <w:t xml:space="preserve">, нет повторяющихся столбцов, для идентификации существует первичный ключ. </w:t>
+      </w:r>
+      <w:r>
+        <w:t xml:space="preserve"> Моя модель удовлетворяет </w:t>
+      </w:r>
+      <w:r>
+        <w:t>1</w:t>
+      </w:r>
+      <w:r>
+        <w:rPr>
+          <w:lang w:val="en-US"/>
+        </w:rPr>
+        <w:t>NF</w:t>
+      </w:r>
+      <w:r>
         <w:t xml:space="preserve">, </w:t>
       </w:r>
-      <w:proofErr w:type="spellStart"/>
-      <w:r>
-        <w:rPr>
-          <w:lang w:val="en-US"/>
-        </w:rPr>
-        <w:t>coord_y</w:t>
-      </w:r>
-      <w:proofErr w:type="spellEnd"/>
-      <w:r>
-        <w:rPr>
-          <w:lang w:val="en-US"/>
-        </w:rPr>
-        <w:t>, description</w:t>
-      </w:r>
-    </w:p>
-    <w:p>
-      <w:pPr>
-        <w:rPr>
-          <w:lang w:val="en-US"/>
-        </w:rPr>
-      </w:pPr>
-      <w:r>
-        <w:rPr>
-          <w:lang w:val="en-US"/>
-        </w:rPr>
-        <w:t>Thoughts:</w:t>
-      </w:r>
-      <w:r>
-        <w:rPr>
-          <w:lang w:val="en-US"/>
-        </w:rPr>
-        <w:tab/>
-      </w:r>
-      <w:r>
-        <w:rPr>
-          <w:lang w:val="en-US"/>
-        </w:rPr>
-        <w:t xml:space="preserve">id → </w:t>
-      </w:r>
-      <w:proofErr w:type="spellStart"/>
-      <w:r>
-        <w:rPr>
-          <w:lang w:val="en-US"/>
-        </w:rPr>
-        <w:t>person_id</w:t>
-      </w:r>
-      <w:proofErr w:type="spellEnd"/>
-      <w:r>
-        <w:rPr>
-          <w:lang w:val="en-US"/>
-        </w:rPr>
+      <w:r>
+        <w:t>так как выполняет все эти требования.</w:t>
+      </w:r>
+    </w:p>
+    <w:p>
+      <w:r>
+        <w:t>2</w:t>
+      </w:r>
+      <w:r>
+        <w:rPr>
+          <w:lang w:val="en-US"/>
+        </w:rPr>
+        <w:t>NF</w:t>
+      </w:r>
+      <w:r>
+        <w:t xml:space="preserve">: </w:t>
+      </w:r>
+      <w:r>
+        <w:t xml:space="preserve">Отношение находится в </w:t>
+      </w:r>
+      <w:r>
+        <w:t>2</w:t>
+      </w:r>
+      <w:r>
+        <w:rPr>
+          <w:lang w:val="en-US"/>
+        </w:rPr>
+        <w:t>NF</w:t>
+      </w:r>
+      <w:r>
+        <w:t xml:space="preserve">, если </w:t>
+      </w:r>
+      <w:r>
+        <w:t>удовлетворяет 1</w:t>
+      </w:r>
+      <w:r>
+        <w:rPr>
+          <w:lang w:val="en-US"/>
+        </w:rPr>
+        <w:t>NF</w:t>
+      </w:r>
+      <w:r>
+        <w:t xml:space="preserve"> </w:t>
+      </w:r>
+      <w:r>
+        <w:t xml:space="preserve">и </w:t>
+      </w:r>
+      <w:r>
+        <w:t>все неключевые атрибуты полностью зависят от первичного ключа.</w:t>
+      </w:r>
+      <w:r>
+        <w:t xml:space="preserve"> </w:t>
+      </w:r>
+      <w:r>
+        <w:t xml:space="preserve">Моя модель удовлетворяет </w:t>
+      </w:r>
+      <w:r>
+        <w:t>2</w:t>
+      </w:r>
+      <w:r>
+        <w:rPr>
+          <w:lang w:val="en-US"/>
+        </w:rPr>
+        <w:t>NF</w:t>
+      </w:r>
+      <w:r>
         <w:t xml:space="preserve">, </w:t>
       </w:r>
-      <w:proofErr w:type="spellStart"/>
-      <w:r>
-        <w:rPr>
-          <w:lang w:val="en-US"/>
-        </w:rPr>
-        <w:t>event_id</w:t>
-      </w:r>
-      <w:proofErr w:type="spellEnd"/>
-      <w:r>
-        <w:rPr>
-          <w:lang w:val="en-US"/>
-        </w:rPr>
-        <w:t>, text</w:t>
-      </w:r>
-    </w:p>
-    <w:p>
-      <w:pPr>
-        <w:rPr>
-          <w:lang w:val="en-US"/>
-        </w:rPr>
-      </w:pPr>
-      <w:r>
-        <w:rPr>
-          <w:lang w:val="en-US"/>
-        </w:rPr>
-        <w:t xml:space="preserve">Objects: </w:t>
-      </w:r>
-      <w:r>
-        <w:rPr>
-          <w:lang w:val="en-US"/>
-        </w:rPr>
-        <w:tab/>
-      </w:r>
-      <w:r>
-        <w:rPr>
-          <w:lang w:val="en-US"/>
-        </w:rPr>
-        <w:t xml:space="preserve">id → </w:t>
-      </w:r>
-      <w:proofErr w:type="spellStart"/>
-      <w:r>
-        <w:rPr>
-          <w:lang w:val="en-US"/>
-        </w:rPr>
-        <w:t>obj_type</w:t>
-      </w:r>
-      <w:proofErr w:type="spellEnd"/>
-      <w:r>
-        <w:rPr>
-          <w:lang w:val="en-US"/>
-        </w:rPr>
-        <w:t xml:space="preserve">, name, </w:t>
-      </w:r>
-      <w:proofErr w:type="spellStart"/>
-      <w:r>
-        <w:rPr>
-          <w:lang w:val="en-US"/>
-        </w:rPr>
-        <w:t>place_id</w:t>
-      </w:r>
-      <w:proofErr w:type="spellEnd"/>
-    </w:p>
-    <w:p>
-      <w:pPr>
-        <w:rPr>
-          <w:lang w:val="en-US"/>
-        </w:rPr>
-      </w:pPr>
-      <w:r>
-        <w:rPr>
-          <w:lang w:val="en-US"/>
-        </w:rPr>
-        <w:t>Emotions:</w:t>
-      </w:r>
-      <w:r>
-        <w:rPr>
-          <w:lang w:val="en-US"/>
-        </w:rPr>
-        <w:tab/>
-      </w:r>
-      <w:r>
-        <w:rPr>
-          <w:lang w:val="en-US"/>
-        </w:rPr>
-        <w:t xml:space="preserve">id → </w:t>
-      </w:r>
-      <w:proofErr w:type="spellStart"/>
-      <w:r>
-        <w:rPr>
-          <w:lang w:val="en-US"/>
-        </w:rPr>
-        <w:t>person_id</w:t>
-      </w:r>
-      <w:proofErr w:type="spellEnd"/>
-      <w:r>
-        <w:rPr>
-          <w:lang w:val="en-US"/>
-        </w:rPr>
+      <w:r>
+        <w:t>так как выполняет все эти требования.</w:t>
+      </w:r>
+    </w:p>
+    <w:p>
+      <w:r>
+        <w:t>3</w:t>
+      </w:r>
+      <w:r>
+        <w:rPr>
+          <w:lang w:val="en-US"/>
+        </w:rPr>
+        <w:t>NF</w:t>
+      </w:r>
+      <w:r>
+        <w:t xml:space="preserve">: </w:t>
+      </w:r>
+      <w:r>
+        <w:t xml:space="preserve">Отношение находится в </w:t>
+      </w:r>
+      <w:r>
+        <w:t>3</w:t>
+      </w:r>
+      <w:r>
+        <w:rPr>
+          <w:lang w:val="en-US"/>
+        </w:rPr>
+        <w:t>NF</w:t>
+      </w:r>
+      <w:r>
+        <w:t xml:space="preserve">, если </w:t>
+      </w:r>
+      <w:r>
+        <w:t>удовлетворяет 2</w:t>
+      </w:r>
+      <w:r>
+        <w:rPr>
+          <w:lang w:val="en-US"/>
+        </w:rPr>
+        <w:t>NF</w:t>
+      </w:r>
+      <w:r>
+        <w:t xml:space="preserve"> </w:t>
+      </w:r>
+      <w:r>
+        <w:t xml:space="preserve">и нет транзитивных зависимостей. Моя модель удовлетворяет </w:t>
+      </w:r>
+      <w:r>
+        <w:t>3</w:t>
+      </w:r>
+      <w:r>
+        <w:rPr>
+          <w:lang w:val="en-US"/>
+        </w:rPr>
+        <w:t>NF</w:t>
+      </w:r>
+      <w:r>
         <w:t xml:space="preserve">, </w:t>
       </w:r>
-      <w:proofErr w:type="spellStart"/>
-      <w:r>
-        <w:rPr>
-          <w:lang w:val="en-US"/>
-        </w:rPr>
-        <w:t>event_id</w:t>
-      </w:r>
-      <w:proofErr w:type="spellEnd"/>
-      <w:r>
-        <w:rPr>
-          <w:lang w:val="en-US"/>
-        </w:rPr>
-        <w:t xml:space="preserve">, </w:t>
-      </w:r>
-      <w:proofErr w:type="spellStart"/>
-      <w:r>
-        <w:rPr>
-          <w:lang w:val="en-US"/>
-        </w:rPr>
-        <w:t>emotion_type</w:t>
-      </w:r>
-      <w:proofErr w:type="spellEnd"/>
-      <w:r>
-        <w:rPr>
-          <w:lang w:val="en-US"/>
-        </w:rPr>
-        <w:t>, intensity</w:t>
-      </w:r>
-    </w:p>
-    <w:p>
-      <w:pPr>
-        <w:rPr>
-          <w:lang w:val="en-US"/>
-        </w:rPr>
-      </w:pPr>
-      <w:r>
-        <w:rPr>
-          <w:lang w:val="en-US"/>
-        </w:rPr>
-        <w:t>Participations:</w:t>
-      </w:r>
-      <w:r>
-        <w:rPr>
-          <w:lang w:val="en-US"/>
-        </w:rPr>
-        <w:tab/>
-      </w:r>
-      <w:r>
-        <w:rPr>
-          <w:lang w:val="en-US"/>
-        </w:rPr>
-        <w:tab/>
-      </w:r>
-      <w:r>
-        <w:rPr>
-          <w:lang w:val="en-US"/>
-        </w:rPr>
-        <w:t xml:space="preserve">id → </w:t>
-      </w:r>
-      <w:proofErr w:type="spellStart"/>
-      <w:r>
-        <w:rPr>
-          <w:lang w:val="en-US"/>
-        </w:rPr>
-        <w:t>person_id</w:t>
-      </w:r>
-      <w:proofErr w:type="spellEnd"/>
-      <w:r>
-        <w:rPr>
-          <w:lang w:val="en-US"/>
-        </w:rPr>
-        <w:t xml:space="preserve">, </w:t>
-      </w:r>
-      <w:proofErr w:type="spellStart"/>
-      <w:r>
-        <w:rPr>
-          <w:lang w:val="en-US"/>
-        </w:rPr>
-        <w:t>event_id</w:t>
-      </w:r>
-      <w:proofErr w:type="spellEnd"/>
-      <w:r>
-        <w:rPr>
-          <w:lang w:val="en-US"/>
-        </w:rPr>
-        <w:t xml:space="preserve">, </w:t>
-      </w:r>
-      <w:proofErr w:type="spellStart"/>
-      <w:r>
-        <w:rPr>
-          <w:lang w:val="en-US"/>
-        </w:rPr>
-        <w:t>participate_role</w:t>
-      </w:r>
-      <w:proofErr w:type="spellEnd"/>
-    </w:p>
-    <w:p>
-      <w:pPr>
-        <w:rPr>
-          <w:lang w:val="en-US"/>
-        </w:rPr>
-      </w:pPr>
-      <w:r>
-        <w:rPr>
-          <w:lang w:val="en-US"/>
-        </w:rPr>
-        <w:t>Conditions:</w:t>
-      </w:r>
-      <w:r>
-        <w:rPr>
-          <w:lang w:val="en-US"/>
-        </w:rPr>
-        <w:tab/>
-      </w:r>
-      <w:r>
-        <w:rPr>
-          <w:lang w:val="en-US"/>
-        </w:rPr>
-        <w:t xml:space="preserve">id → time, </w:t>
-      </w:r>
-      <w:proofErr w:type="spellStart"/>
-      <w:r>
-        <w:rPr>
-          <w:lang w:val="en-US"/>
-        </w:rPr>
-        <w:t>event_id</w:t>
-      </w:r>
-      <w:proofErr w:type="spellEnd"/>
-      <w:r>
-        <w:rPr>
-          <w:lang w:val="en-US"/>
-        </w:rPr>
-        <w:t xml:space="preserve">, </w:t>
-      </w:r>
-      <w:proofErr w:type="spellStart"/>
-      <w:r>
-        <w:rPr>
-          <w:lang w:val="en-US"/>
-        </w:rPr>
-        <w:t>place_id</w:t>
-      </w:r>
-      <w:proofErr w:type="spellEnd"/>
+      <w:r>
+        <w:t>так как выполняет все эти требования.</w:t>
+      </w:r>
+      <w:r>
+        <w:t xml:space="preserve"> </w:t>
+      </w:r>
     </w:p>
     <w:p/>
     <w:p>
@@ -3106,280 +2964,172 @@
         <w:pStyle w:val="a3"/>
       </w:pPr>
       <w:r>
-        <w:t>Нормальные формы</w:t>
-      </w:r>
-    </w:p>
-    <w:p>
-      <w:r>
-        <w:t>1</w:t>
-      </w:r>
-      <w:r>
-        <w:rPr>
-          <w:lang w:val="en-US"/>
-        </w:rPr>
-        <w:t>NF</w:t>
-      </w:r>
-      <w:r>
-        <w:t xml:space="preserve">: </w:t>
-      </w:r>
-      <w:r>
-        <w:t xml:space="preserve">Отношение находится в </w:t>
-      </w:r>
-      <w:r>
-        <w:t>1</w:t>
-      </w:r>
-      <w:r>
-        <w:rPr>
-          <w:lang w:val="en-US"/>
-        </w:rPr>
-        <w:t>NF</w:t>
-      </w:r>
-      <w:r>
-        <w:t>, если все его атрибуты содержат только атомарные значения</w:t>
-      </w:r>
-      <w:r>
-        <w:t xml:space="preserve">, нет повторяющихся столбцов, для идентификации существует первичный ключ. </w:t>
-      </w:r>
-      <w:r>
-        <w:t xml:space="preserve"> Моя модель удовлетворяет </w:t>
-      </w:r>
-      <w:r>
-        <w:t>1</w:t>
-      </w:r>
-      <w:r>
-        <w:rPr>
-          <w:lang w:val="en-US"/>
-        </w:rPr>
-        <w:t>NF</w:t>
-      </w:r>
-      <w:r>
-        <w:t xml:space="preserve">, </w:t>
-      </w:r>
-      <w:r>
-        <w:t>так как выполняет все эти требования.</w:t>
-      </w:r>
-    </w:p>
-    <w:p>
-      <w:r>
-        <w:t>2</w:t>
-      </w:r>
-      <w:r>
-        <w:rPr>
-          <w:lang w:val="en-US"/>
-        </w:rPr>
-        <w:t>NF</w:t>
-      </w:r>
-      <w:r>
-        <w:t xml:space="preserve">: </w:t>
-      </w:r>
-      <w:r>
-        <w:t xml:space="preserve">Отношение находится в </w:t>
-      </w:r>
-      <w:r>
-        <w:t>2</w:t>
-      </w:r>
-      <w:r>
-        <w:rPr>
-          <w:lang w:val="en-US"/>
-        </w:rPr>
-        <w:t>NF</w:t>
-      </w:r>
-      <w:r>
-        <w:t xml:space="preserve">, если </w:t>
-      </w:r>
-      <w:r>
-        <w:t>удовлетворяет 1</w:t>
-      </w:r>
-      <w:r>
-        <w:rPr>
-          <w:lang w:val="en-US"/>
-        </w:rPr>
-        <w:t>NF</w:t>
+        <w:rPr>
+          <w:lang w:val="en-US"/>
+        </w:rPr>
+        <w:t>BCNF</w:t>
+      </w:r>
+    </w:p>
+    <w:p>
+      <w:r>
+        <w:t xml:space="preserve">Таблица находится в BCNF, если для каждой ее нетривиальной функциональной зависимости </w:t>
+      </w:r>
+      <w:r>
+        <w:rPr>
+          <w:lang w:val="en-US"/>
+        </w:rPr>
+        <w:t>X</w:t>
+      </w:r>
+      <w:r>
+        <w:t xml:space="preserve"> -&gt; </w:t>
+      </w:r>
+      <w:r>
+        <w:rPr>
+          <w:lang w:val="en-US"/>
+        </w:rPr>
+        <w:t>Y</w:t>
       </w:r>
       <w:r>
         <w:t xml:space="preserve"> </w:t>
       </w:r>
       <w:r>
+        <w:t>левая часть</w:t>
+      </w:r>
+      <w:r>
+        <w:t>(</w:t>
+      </w:r>
+      <w:r>
+        <w:rPr>
+          <w:lang w:val="en-US"/>
+        </w:rPr>
+        <w:t>X</w:t>
+      </w:r>
+      <w:r>
+        <w:t>)</w:t>
+      </w:r>
+      <w:r>
+        <w:t xml:space="preserve"> является суперключом.</w:t>
+      </w:r>
+    </w:p>
+    <w:p/>
+    <w:p>
+      <w:pPr>
+        <w:pStyle w:val="a3"/>
+      </w:pPr>
+      <w:r>
+        <w:t>Денормализация</w:t>
+      </w:r>
+    </w:p>
+    <w:p>
+      <w:r>
+        <w:t>Возможно,</w:t>
+      </w:r>
+      <w:r>
+        <w:t xml:space="preserve"> для ускорения проведения запросов стоит объединить таблицы </w:t>
+      </w:r>
+      <w:r>
+        <w:rPr>
+          <w:lang w:val="en-US"/>
+        </w:rPr>
+        <w:t>Participations</w:t>
+      </w:r>
+      <w:r>
+        <w:t xml:space="preserve"> </w:t>
+      </w:r>
+      <w:r>
         <w:t xml:space="preserve">и </w:t>
       </w:r>
       <w:r>
-        <w:t>все неключевые атрибуты полностью зависят от первичного ключа.</w:t>
+        <w:rPr>
+          <w:lang w:val="en-US"/>
+        </w:rPr>
+        <w:t>Emotion</w:t>
+      </w:r>
+      <w:r>
+        <w:t>, если часто будут проводиться запрашиваться данные о участии человека в событии и</w:t>
+      </w:r>
+      <w:r>
+        <w:t xml:space="preserve"> его эмоции</w:t>
+      </w:r>
+      <w:r>
+        <w:t>.</w:t>
+      </w:r>
+    </w:p>
+    <w:p/>
+    <w:p>
+      <w:pPr>
+        <w:pStyle w:val="a3"/>
+      </w:pPr>
+      <w:r>
+        <w:lastRenderedPageBreak/>
+        <w:t>Функция</w:t>
       </w:r>
       <w:r>
         <w:t xml:space="preserve"> </w:t>
       </w:r>
       <w:r>
-        <w:t xml:space="preserve">Моя модель удовлетворяет </w:t>
-      </w:r>
-      <w:r>
-        <w:t>2</w:t>
-      </w:r>
-      <w:r>
-        <w:rPr>
-          <w:lang w:val="en-US"/>
-        </w:rPr>
-        <w:t>NF</w:t>
-      </w:r>
-      <w:r>
-        <w:t xml:space="preserve">, </w:t>
-      </w:r>
-      <w:r>
-        <w:t>так как выполняет все эти требования.</w:t>
-      </w:r>
-    </w:p>
-    <w:p>
-      <w:pPr>
-        <w:rPr>
-          <w:lang w:val="en-US"/>
-        </w:rPr>
-      </w:pPr>
-      <w:r>
-        <w:t>3</w:t>
-      </w:r>
-      <w:r>
-        <w:rPr>
-          <w:lang w:val="en-US"/>
-        </w:rPr>
-        <w:t>NF</w:t>
-      </w:r>
-      <w:r>
-        <w:t xml:space="preserve">: </w:t>
-      </w:r>
-      <w:r>
-        <w:t xml:space="preserve">Отношение находится в </w:t>
-      </w:r>
-      <w:r>
-        <w:t>3</w:t>
-      </w:r>
-      <w:r>
-        <w:rPr>
-          <w:lang w:val="en-US"/>
-        </w:rPr>
-        <w:t>NF</w:t>
-      </w:r>
-      <w:r>
-        <w:t xml:space="preserve">, если </w:t>
-      </w:r>
-      <w:r>
-        <w:t xml:space="preserve">удовлетворяет </w:t>
-      </w:r>
-      <w:r>
-        <w:t>2</w:t>
-      </w:r>
-      <w:r>
-        <w:rPr>
-          <w:lang w:val="en-US"/>
-        </w:rPr>
-        <w:t>NF</w:t>
+        <w:t>и</w:t>
       </w:r>
       <w:r>
         <w:t xml:space="preserve"> </w:t>
       </w:r>
       <w:r>
-        <w:t xml:space="preserve">и нет транзитивных зависимостей. </w:t>
-      </w:r>
-      <w:r>
-        <w:t xml:space="preserve">Моя модель удовлетворяет </w:t>
-      </w:r>
-      <w:r>
-        <w:t>3</w:t>
-      </w:r>
-      <w:r>
-        <w:rPr>
-          <w:lang w:val="en-US"/>
-        </w:rPr>
-        <w:t>NF</w:t>
-      </w:r>
-      <w:r>
-        <w:t xml:space="preserve">, </w:t>
-      </w:r>
-      <w:r>
-        <w:t>так как выполняет все эти требования</w:t>
-      </w:r>
-      <w:proofErr w:type="gramStart"/>
-      <w:r>
-        <w:t>.</w:t>
-      </w:r>
-      <w:r>
-        <w:t xml:space="preserve"> ???</w:t>
-      </w:r>
-      <w:proofErr w:type="gramEnd"/>
-    </w:p>
-    <w:p>
-      <w:pPr>
-        <w:rPr>
-          <w:lang w:val="en-US"/>
-        </w:rPr>
-      </w:pPr>
-    </w:p>
-    <w:p>
-      <w:pPr>
-        <w:pStyle w:val="a3"/>
-        <w:rPr>
-          <w:lang w:val="en-US"/>
-        </w:rPr>
-      </w:pPr>
-      <w:r>
-        <w:rPr>
-          <w:lang w:val="en-US"/>
-        </w:rPr>
-        <w:t>BCNF</w:t>
-      </w:r>
-    </w:p>
-    <w:p>
-      <w:pPr>
-        <w:rPr>
-          <w:lang w:val="en-US"/>
-        </w:rPr>
-      </w:pPr>
-      <w:r>
-        <w:rPr>
-          <w:lang w:val="en-US"/>
-        </w:rPr>
-        <w:t>////</w:t>
-      </w:r>
-    </w:p>
-    <w:p>
-      <w:pPr>
-        <w:rPr>
-          <w:lang w:val="en-US"/>
-        </w:rPr>
-      </w:pPr>
-    </w:p>
-    <w:p>
-      <w:pPr>
-        <w:rPr>
-          <w:lang w:val="en-US"/>
-        </w:rPr>
-      </w:pPr>
-    </w:p>
-    <w:p>
-      <w:pPr>
-        <w:pStyle w:val="a3"/>
-      </w:pPr>
-      <w:proofErr w:type="spellStart"/>
-      <w:r>
-        <w:t>Денормализация</w:t>
-      </w:r>
-      <w:proofErr w:type="spellEnd"/>
-    </w:p>
-    <w:p>
-      <w:r>
-        <w:t>///</w:t>
-      </w:r>
-    </w:p>
-    <w:p/>
-    <w:p>
-      <w:pPr>
-        <w:pStyle w:val="a3"/>
-      </w:pPr>
-      <w:r>
-        <w:t>Функция</w:t>
-      </w:r>
-    </w:p>
-    <w:p>
-      <w:r>
-        <w:t>///</w:t>
+        <w:t>триггер</w:t>
+      </w:r>
+    </w:p>
+    <w:p>
+      <w:pPr>
+        <w:rPr>
+          <w:rFonts w:ascii="Times New Roman" w:eastAsiaTheme="majorEastAsia" w:hAnsi="Times New Roman" w:cs="Times New Roman"/>
+          <w:color w:val="000000" w:themeColor="text1"/>
+          <w:sz w:val="32"/>
+          <w:szCs w:val="32"/>
+        </w:rPr>
+      </w:pPr>
+      <w:r>
+        <w:t xml:space="preserve">Функция реализующая проверку правильности </w:t>
+      </w:r>
+      <w:r>
+        <w:rPr>
+          <w:lang w:val="en-US"/>
+        </w:rPr>
+        <w:t>Conditions</w:t>
+      </w:r>
+      <w:r>
+        <w:t xml:space="preserve"> </w:t>
+      </w:r>
+      <w:r>
+        <w:t xml:space="preserve">и </w:t>
+      </w:r>
+      <w:r>
+        <w:rPr>
+          <w:lang w:val="en-US"/>
+        </w:rPr>
+        <w:t>Place</w:t>
+      </w:r>
+      <w:r>
+        <w:t xml:space="preserve"> </w:t>
+      </w:r>
+      <w:r>
+        <w:t>связанной с</w:t>
+      </w:r>
+      <w:r>
+        <w:t xml:space="preserve"> </w:t>
+      </w:r>
+      <w:r>
+        <w:rPr>
+          <w:lang w:val="en-US"/>
+        </w:rPr>
+        <w:t>Event</w:t>
+      </w:r>
+      <w:r>
+        <w:t xml:space="preserve"> </w:t>
+      </w:r>
+      <w:r>
+        <w:t>при добавлении или обновлении.</w:t>
+      </w:r>
+      <w:r>
+        <w:br w:type="page"/>
       </w:r>
     </w:p>
     <w:p>
@@ -3392,8 +3142,16 @@
       </w:r>
     </w:p>
     <w:p>
-      <w:r>
-        <w:t>///</w:t>
+      <w:pPr>
+        <w:tabs>
+          <w:tab w:val="left" w:pos="1163"/>
+        </w:tabs>
+      </w:pPr>
+      <w:r>
+        <w:t xml:space="preserve">Во время выполнения этой лабораторной </w:t>
+      </w:r>
+      <w:r>
+        <w:t>я узнал о том, что такое нормализация и денормализация, а также написал свою функцию и триггер к ней.</w:t>
       </w:r>
     </w:p>
     <w:p/>
@@ -5867,6 +5625,7 @@
   <w:style w:type="character" w:default="1" w:styleId="a0">
     <w:name w:val="Default Paragraph Font"/>
     <w:uiPriority w:val="1"/>
+    <w:semiHidden/>
     <w:unhideWhenUsed/>
   </w:style>
   <w:style w:type="table" w:default="1" w:styleId="a1">

--- a/DB/Lab3/Лаба3.docx
+++ b/DB/Lab3/Лаба3.docx
@@ -588,7 +588,7 @@
           <w:r>
             <w:fldChar w:fldCharType="separate"/>
           </w:r>
-          <w:hyperlink w:anchor="_Toc224731232" w:history="1">
+          <w:hyperlink w:anchor="_Toc229390249" w:history="1">
             <w:r>
               <w:rPr>
                 <w:rStyle w:val="af0"/>
@@ -617,7 +617,7 @@
                 <w:noProof/>
                 <w:webHidden/>
               </w:rPr>
-              <w:instrText xml:space="preserve"> PAGEREF _Toc224731232 \h </w:instrText>
+              <w:instrText xml:space="preserve"> PAGEREF _Toc229390249 \h </w:instrText>
             </w:r>
             <w:r>
               <w:rPr>
@@ -660,7 +660,7 @@
               <w:lang w:eastAsia="ru-RU"/>
             </w:rPr>
           </w:pPr>
-          <w:hyperlink w:anchor="_Toc224731233" w:history="1">
+          <w:hyperlink w:anchor="_Toc229390250" w:history="1">
             <w:r>
               <w:rPr>
                 <w:rStyle w:val="af0"/>
@@ -689,7 +689,7 @@
                 <w:noProof/>
                 <w:webHidden/>
               </w:rPr>
-              <w:instrText xml:space="preserve"> PAGEREF _Toc224731233 \h </w:instrText>
+              <w:instrText xml:space="preserve"> PAGEREF _Toc229390250 \h </w:instrText>
             </w:r>
             <w:r>
               <w:rPr>
@@ -732,7 +732,7 @@
               <w:lang w:eastAsia="ru-RU"/>
             </w:rPr>
           </w:pPr>
-          <w:hyperlink w:anchor="_Toc224731234" w:history="1">
+          <w:hyperlink w:anchor="_Toc229390251" w:history="1">
             <w:r>
               <w:rPr>
                 <w:rStyle w:val="af0"/>
@@ -759,7 +759,7 @@
                 <w:noProof/>
                 <w:webHidden/>
               </w:rPr>
-              <w:instrText xml:space="preserve"> PAGEREF _Toc224731234 \h </w:instrText>
+              <w:instrText xml:space="preserve"> PAGEREF _Toc229390251 \h </w:instrText>
             </w:r>
             <w:r>
               <w:rPr>
@@ -802,13 +802,13 @@
               <w:lang w:eastAsia="ru-RU"/>
             </w:rPr>
           </w:pPr>
-          <w:hyperlink w:anchor="_Toc224731235" w:history="1">
+          <w:hyperlink w:anchor="_Toc229390252" w:history="1">
             <w:r>
               <w:rPr>
                 <w:rStyle w:val="af0"/>
                 <w:noProof/>
               </w:rPr>
-              <w:t>Инфологическая модель в нотации Чена</w:t>
+              <w:t>Даталогическая модель</w:t>
             </w:r>
             <w:r>
               <w:rPr>
@@ -829,7 +829,7 @@
                 <w:noProof/>
                 <w:webHidden/>
               </w:rPr>
-              <w:instrText xml:space="preserve"> PAGEREF _Toc224731235 \h </w:instrText>
+              <w:instrText xml:space="preserve"> PAGEREF _Toc229390252 \h </w:instrText>
             </w:r>
             <w:r>
               <w:rPr>
@@ -872,13 +872,13 @@
               <w:lang w:eastAsia="ru-RU"/>
             </w:rPr>
           </w:pPr>
-          <w:hyperlink w:anchor="_Toc224731236" w:history="1">
+          <w:hyperlink w:anchor="_Toc229390253" w:history="1">
             <w:r>
               <w:rPr>
                 <w:rStyle w:val="af0"/>
                 <w:noProof/>
               </w:rPr>
-              <w:t>Инфологическая модель в нотации Мартина</w:t>
+              <w:t>Функциональные зависимости</w:t>
             </w:r>
             <w:r>
               <w:rPr>
@@ -899,7 +899,7 @@
                 <w:noProof/>
                 <w:webHidden/>
               </w:rPr>
-              <w:instrText xml:space="preserve"> PAGEREF _Toc224731236 \h </w:instrText>
+              <w:instrText xml:space="preserve"> PAGEREF _Toc229390253 \h </w:instrText>
             </w:r>
             <w:r>
               <w:rPr>
@@ -942,13 +942,13 @@
               <w:lang w:eastAsia="ru-RU"/>
             </w:rPr>
           </w:pPr>
-          <w:hyperlink w:anchor="_Toc224731237" w:history="1">
+          <w:hyperlink w:anchor="_Toc229390254" w:history="1">
             <w:r>
               <w:rPr>
                 <w:rStyle w:val="af0"/>
                 <w:noProof/>
               </w:rPr>
-              <w:t>Даталогическая модель</w:t>
+              <w:t>Нормальные формы</w:t>
             </w:r>
             <w:r>
               <w:rPr>
@@ -969,7 +969,7 @@
                 <w:noProof/>
                 <w:webHidden/>
               </w:rPr>
-              <w:instrText xml:space="preserve"> PAGEREF _Toc224731237 \h </w:instrText>
+              <w:instrText xml:space="preserve"> PAGEREF _Toc229390254 \h </w:instrText>
             </w:r>
             <w:r>
               <w:rPr>
@@ -989,7 +989,288 @@
                 <w:noProof/>
                 <w:webHidden/>
               </w:rPr>
+              <w:t>5</w:t>
+            </w:r>
+            <w:r>
+              <w:rPr>
+                <w:noProof/>
+                <w:webHidden/>
+              </w:rPr>
+              <w:fldChar w:fldCharType="end"/>
+            </w:r>
+          </w:hyperlink>
+        </w:p>
+        <w:p>
+          <w:pPr>
+            <w:pStyle w:val="11"/>
+            <w:tabs>
+              <w:tab w:val="right" w:leader="dot" w:pos="9344"/>
+            </w:tabs>
+            <w:rPr>
+              <w:rFonts w:eastAsiaTheme="minorEastAsia"/>
+              <w:noProof/>
+              <w:lang w:eastAsia="ru-RU"/>
+            </w:rPr>
+          </w:pPr>
+          <w:hyperlink w:anchor="_Toc229390255" w:history="1">
+            <w:r>
+              <w:rPr>
+                <w:rStyle w:val="af0"/>
+                <w:noProof/>
+                <w:lang w:val="en-US"/>
+              </w:rPr>
+              <w:t>BCNF</w:t>
+            </w:r>
+            <w:r>
+              <w:rPr>
+                <w:noProof/>
+                <w:webHidden/>
+              </w:rPr>
+              <w:tab/>
+            </w:r>
+            <w:r>
+              <w:rPr>
+                <w:noProof/>
+                <w:webHidden/>
+              </w:rPr>
+              <w:fldChar w:fldCharType="begin"/>
+            </w:r>
+            <w:r>
+              <w:rPr>
+                <w:noProof/>
+                <w:webHidden/>
+              </w:rPr>
+              <w:instrText xml:space="preserve"> PAGEREF _Toc229390255 \h </w:instrText>
+            </w:r>
+            <w:r>
+              <w:rPr>
+                <w:noProof/>
+                <w:webHidden/>
+              </w:rPr>
+            </w:r>
+            <w:r>
+              <w:rPr>
+                <w:noProof/>
+                <w:webHidden/>
+              </w:rPr>
+              <w:fldChar w:fldCharType="separate"/>
+            </w:r>
+            <w:r>
+              <w:rPr>
+                <w:noProof/>
+                <w:webHidden/>
+              </w:rPr>
+              <w:t>5</w:t>
+            </w:r>
+            <w:r>
+              <w:rPr>
+                <w:noProof/>
+                <w:webHidden/>
+              </w:rPr>
+              <w:fldChar w:fldCharType="end"/>
+            </w:r>
+          </w:hyperlink>
+        </w:p>
+        <w:p>
+          <w:pPr>
+            <w:pStyle w:val="11"/>
+            <w:tabs>
+              <w:tab w:val="right" w:leader="dot" w:pos="9344"/>
+            </w:tabs>
+            <w:rPr>
+              <w:rFonts w:eastAsiaTheme="minorEastAsia"/>
+              <w:noProof/>
+              <w:lang w:eastAsia="ru-RU"/>
+            </w:rPr>
+          </w:pPr>
+          <w:hyperlink w:anchor="_Toc229390256" w:history="1">
+            <w:r>
+              <w:rPr>
+                <w:rStyle w:val="af0"/>
+                <w:noProof/>
+              </w:rPr>
+              <w:t>Денормализация</w:t>
+            </w:r>
+            <w:r>
+              <w:rPr>
+                <w:noProof/>
+                <w:webHidden/>
+              </w:rPr>
+              <w:tab/>
+            </w:r>
+            <w:r>
+              <w:rPr>
+                <w:noProof/>
+                <w:webHidden/>
+              </w:rPr>
+              <w:fldChar w:fldCharType="begin"/>
+            </w:r>
+            <w:r>
+              <w:rPr>
+                <w:noProof/>
+                <w:webHidden/>
+              </w:rPr>
+              <w:instrText xml:space="preserve"> PAGEREF _Toc229390256 \h </w:instrText>
+            </w:r>
+            <w:r>
+              <w:rPr>
+                <w:noProof/>
+                <w:webHidden/>
+              </w:rPr>
+            </w:r>
+            <w:r>
+              <w:rPr>
+                <w:noProof/>
+                <w:webHidden/>
+              </w:rPr>
+              <w:fldChar w:fldCharType="separate"/>
+            </w:r>
+            <w:r>
+              <w:rPr>
+                <w:noProof/>
+                <w:webHidden/>
+              </w:rPr>
+              <w:t>5</w:t>
+            </w:r>
+            <w:r>
+              <w:rPr>
+                <w:noProof/>
+                <w:webHidden/>
+              </w:rPr>
+              <w:fldChar w:fldCharType="end"/>
+            </w:r>
+          </w:hyperlink>
+        </w:p>
+        <w:p>
+          <w:pPr>
+            <w:pStyle w:val="11"/>
+            <w:tabs>
+              <w:tab w:val="right" w:leader="dot" w:pos="9344"/>
+            </w:tabs>
+            <w:rPr>
+              <w:rFonts w:eastAsiaTheme="minorEastAsia"/>
+              <w:noProof/>
+              <w:lang w:eastAsia="ru-RU"/>
+            </w:rPr>
+          </w:pPr>
+          <w:hyperlink w:anchor="_Toc229390257" w:history="1">
+            <w:r>
+              <w:rPr>
+                <w:rStyle w:val="af0"/>
+                <w:noProof/>
+              </w:rPr>
+              <w:t>Функция и триггер</w:t>
+            </w:r>
+            <w:r>
+              <w:rPr>
+                <w:noProof/>
+                <w:webHidden/>
+              </w:rPr>
+              <w:tab/>
+            </w:r>
+            <w:r>
+              <w:rPr>
+                <w:noProof/>
+                <w:webHidden/>
+              </w:rPr>
+              <w:fldChar w:fldCharType="begin"/>
+            </w:r>
+            <w:r>
+              <w:rPr>
+                <w:noProof/>
+                <w:webHidden/>
+              </w:rPr>
+              <w:instrText xml:space="preserve"> PAGEREF _Toc229390257 \h </w:instrText>
+            </w:r>
+            <w:r>
+              <w:rPr>
+                <w:noProof/>
+                <w:webHidden/>
+              </w:rPr>
+            </w:r>
+            <w:r>
+              <w:rPr>
+                <w:noProof/>
+                <w:webHidden/>
+              </w:rPr>
+              <w:fldChar w:fldCharType="separate"/>
+            </w:r>
+            <w:r>
+              <w:rPr>
+                <w:noProof/>
+                <w:webHidden/>
+              </w:rPr>
               <w:t>6</w:t>
+            </w:r>
+            <w:r>
+              <w:rPr>
+                <w:noProof/>
+                <w:webHidden/>
+              </w:rPr>
+              <w:fldChar w:fldCharType="end"/>
+            </w:r>
+          </w:hyperlink>
+        </w:p>
+        <w:p>
+          <w:pPr>
+            <w:pStyle w:val="11"/>
+            <w:tabs>
+              <w:tab w:val="right" w:leader="dot" w:pos="9344"/>
+            </w:tabs>
+            <w:rPr>
+              <w:rFonts w:eastAsiaTheme="minorEastAsia"/>
+              <w:noProof/>
+              <w:lang w:eastAsia="ru-RU"/>
+            </w:rPr>
+          </w:pPr>
+          <w:hyperlink w:anchor="_Toc229390258" w:history="1">
+            <w:r>
+              <w:rPr>
+                <w:rStyle w:val="af0"/>
+                <w:noProof/>
+              </w:rPr>
+              <w:t>Выводы</w:t>
+            </w:r>
+            <w:r>
+              <w:rPr>
+                <w:noProof/>
+                <w:webHidden/>
+              </w:rPr>
+              <w:tab/>
+            </w:r>
+            <w:r>
+              <w:rPr>
+                <w:noProof/>
+                <w:webHidden/>
+              </w:rPr>
+              <w:fldChar w:fldCharType="begin"/>
+            </w:r>
+            <w:r>
+              <w:rPr>
+                <w:noProof/>
+                <w:webHidden/>
+              </w:rPr>
+              <w:instrText xml:space="preserve"> PAGEREF _Toc229390258 \h </w:instrText>
+            </w:r>
+            <w:r>
+              <w:rPr>
+                <w:noProof/>
+                <w:webHidden/>
+              </w:rPr>
+            </w:r>
+            <w:r>
+              <w:rPr>
+                <w:noProof/>
+                <w:webHidden/>
+              </w:rPr>
+              <w:fldChar w:fldCharType="separate"/>
+            </w:r>
+            <w:r>
+              <w:rPr>
+                <w:noProof/>
+                <w:webHidden/>
+              </w:rPr>
+              <w:t>7</w:t>
             </w:r>
             <w:r>
               <w:rPr>
@@ -1036,7 +1317,7 @@
           <w:szCs w:val="26"/>
         </w:rPr>
       </w:pPr>
-      <w:bookmarkStart w:id="0" w:name="_Toc224731232"/>
+      <w:bookmarkStart w:id="0" w:name="_Toc229390249"/>
       <w:r>
         <w:rPr>
           <w:rStyle w:val="af4"/>
@@ -1118,7 +1399,25 @@
           <w:sz w:val="26"/>
           <w:szCs w:val="26"/>
         </w:rPr>
-        <w:t>Приведите отношения в 3NF (как минимум). Постройте схему на основеNF (как минимум). </w:t>
+        <w:t xml:space="preserve">Приведите отношения в 3NF (как минимум). Постройте схему на </w:t>
+      </w:r>
+      <w:proofErr w:type="spellStart"/>
+      <w:r>
+        <w:rPr>
+          <w:rFonts w:ascii="Times New Roman" w:hAnsi="Times New Roman" w:cs="Times New Roman"/>
+          <w:sz w:val="26"/>
+          <w:szCs w:val="26"/>
+        </w:rPr>
+        <w:t>основеNF</w:t>
+      </w:r>
+      <w:proofErr w:type="spellEnd"/>
+      <w:r>
+        <w:rPr>
+          <w:rFonts w:ascii="Times New Roman" w:hAnsi="Times New Roman" w:cs="Times New Roman"/>
+          <w:sz w:val="26"/>
+          <w:szCs w:val="26"/>
+        </w:rPr>
+        <w:t xml:space="preserve"> (как минимум). </w:t>
       </w:r>
     </w:p>
     <w:p>
@@ -1146,7 +1445,25 @@
           <w:sz w:val="26"/>
           <w:szCs w:val="26"/>
         </w:rPr>
-        <w:t>Опишите изменения в функциональных зависимостях, произошедшие после преобразования в 3NF (как минимум). Постройте схему на основеNF;</w:t>
+        <w:t xml:space="preserve">Опишите изменения в функциональных зависимостях, произошедшие после преобразования в 3NF (как минимум). Постройте схему на </w:t>
+      </w:r>
+      <w:proofErr w:type="spellStart"/>
+      <w:r>
+        <w:rPr>
+          <w:rFonts w:ascii="Times New Roman" w:hAnsi="Times New Roman" w:cs="Times New Roman"/>
+          <w:sz w:val="26"/>
+          <w:szCs w:val="26"/>
+        </w:rPr>
+        <w:t>основеNF</w:t>
+      </w:r>
+      <w:proofErr w:type="spellEnd"/>
+      <w:r>
+        <w:rPr>
+          <w:rFonts w:ascii="Times New Roman" w:hAnsi="Times New Roman" w:cs="Times New Roman"/>
+          <w:sz w:val="26"/>
+          <w:szCs w:val="26"/>
+        </w:rPr>
+        <w:t>;</w:t>
       </w:r>
     </w:p>
     <w:p>
@@ -1202,7 +1519,25 @@
           <w:sz w:val="26"/>
           <w:szCs w:val="26"/>
         </w:rPr>
-        <w:t>Какие денормализации будут полезны для вашей схемы? Приведите подробное описание.</w:t>
+        <w:t xml:space="preserve">Какие </w:t>
+      </w:r>
+      <w:proofErr w:type="spellStart"/>
+      <w:r>
+        <w:rPr>
+          <w:rFonts w:ascii="Times New Roman" w:hAnsi="Times New Roman" w:cs="Times New Roman"/>
+          <w:sz w:val="26"/>
+          <w:szCs w:val="26"/>
+        </w:rPr>
+        <w:t>денормализации</w:t>
+      </w:r>
+      <w:proofErr w:type="spellEnd"/>
+      <w:r>
+        <w:rPr>
+          <w:rFonts w:ascii="Times New Roman" w:hAnsi="Times New Roman" w:cs="Times New Roman"/>
+          <w:sz w:val="26"/>
+          <w:szCs w:val="26"/>
+        </w:rPr>
+        <w:t xml:space="preserve"> будут полезны для вашей схемы? Приведите подробное описание.</w:t>
       </w:r>
     </w:p>
     <w:p>
@@ -1230,7 +1565,25 @@
           <w:sz w:val="26"/>
           <w:szCs w:val="26"/>
         </w:rPr>
-        <w:t>Придумайте триггер и связанную с ним функцию, относящиеся к вашей предметной области, согласуйте их с преподавателем и реализуйте на языке PL/pgSQL.</w:t>
+        <w:t>Придумайте триггер и связанную с ним функцию, относящиеся к вашей предметной области, согласуйте их с преподавателем и реализуйте на языке PL/</w:t>
+      </w:r>
+      <w:proofErr w:type="spellStart"/>
+      <w:r>
+        <w:rPr>
+          <w:rFonts w:ascii="Times New Roman" w:hAnsi="Times New Roman" w:cs="Times New Roman"/>
+          <w:sz w:val="26"/>
+          <w:szCs w:val="26"/>
+        </w:rPr>
+        <w:t>pgSQL</w:t>
+      </w:r>
+      <w:proofErr w:type="spellEnd"/>
+      <w:r>
+        <w:rPr>
+          <w:rFonts w:ascii="Times New Roman" w:hAnsi="Times New Roman" w:cs="Times New Roman"/>
+          <w:sz w:val="26"/>
+          <w:szCs w:val="26"/>
+        </w:rPr>
+        <w:t>.</w:t>
       </w:r>
     </w:p>
     <w:p>
@@ -1240,7 +1593,7 @@
           <w:rStyle w:val="af4"/>
         </w:rPr>
       </w:pPr>
-      <w:bookmarkStart w:id="1" w:name="_Toc224731233"/>
+      <w:bookmarkStart w:id="1" w:name="_Toc229390250"/>
       <w:r>
         <w:rPr>
           <w:rStyle w:val="af4"/>
@@ -1518,14 +1871,36 @@
           <w:sz w:val="26"/>
           <w:szCs w:val="26"/>
         </w:rPr>
-        <w:t>, не связано ли это как-то с Гедни.</w:t>
+        <w:t xml:space="preserve">, не связано ли это как-то с </w:t>
+      </w:r>
+      <w:proofErr w:type="spellStart"/>
+      <w:r>
+        <w:rPr>
+          <w:rFonts w:ascii="Times New Roman" w:hAnsi="Times New Roman" w:cs="Times New Roman"/>
+          <w:i/>
+          <w:iCs/>
+          <w:sz w:val="26"/>
+          <w:szCs w:val="26"/>
+        </w:rPr>
+        <w:t>Гедни</w:t>
+      </w:r>
+      <w:proofErr w:type="spellEnd"/>
+      <w:r>
+        <w:rPr>
+          <w:rFonts w:ascii="Times New Roman" w:hAnsi="Times New Roman" w:cs="Times New Roman"/>
+          <w:i/>
+          <w:iCs/>
+          <w:sz w:val="26"/>
+          <w:szCs w:val="26"/>
+        </w:rPr>
+        <w:t>.</w:t>
       </w:r>
     </w:p>
     <w:p>
       <w:pPr>
         <w:pStyle w:val="a5"/>
       </w:pPr>
-      <w:bookmarkStart w:id="2" w:name="_Toc224731234"/>
+      <w:bookmarkStart w:id="2" w:name="_Toc229390251"/>
       <w:r>
         <w:t>Классификация сущностей</w:t>
       </w:r>
@@ -2386,14 +2761,13 @@
       <w:pPr>
         <w:pStyle w:val="a3"/>
       </w:pPr>
-      <w:bookmarkStart w:id="3" w:name="_Toc224731237"/>
+      <w:bookmarkStart w:id="3" w:name="_Toc229390252"/>
       <w:r>
         <w:lastRenderedPageBreak/>
         <w:t>Даталогическая модель</w:t>
       </w:r>
       <w:bookmarkEnd w:id="3"/>
     </w:p>
-    <w:p/>
     <w:p>
       <w:r>
         <w:rPr>
@@ -2470,10 +2844,12 @@
       <w:pPr>
         <w:pStyle w:val="a3"/>
       </w:pPr>
+      <w:bookmarkStart w:id="4" w:name="_Toc229390253"/>
       <w:r>
         <w:lastRenderedPageBreak/>
         <w:t>Функциональные зависимости</w:t>
       </w:r>
+      <w:bookmarkEnd w:id="4"/>
       <w:r>
         <w:t xml:space="preserve"> </w:t>
       </w:r>
@@ -2562,7 +2938,21 @@
         <w:rPr>
           <w:lang w:val="en-US"/>
         </w:rPr>
-        <w:t>id → event_type, description</w:t>
+        <w:t xml:space="preserve">id → </w:t>
+      </w:r>
+      <w:proofErr w:type="spellStart"/>
+      <w:r>
+        <w:rPr>
+          <w:lang w:val="en-US"/>
+        </w:rPr>
+        <w:t>event_type</w:t>
+      </w:r>
+      <w:proofErr w:type="spellEnd"/>
+      <w:r>
+        <w:rPr>
+          <w:lang w:val="en-US"/>
+        </w:rPr>
+        <w:t>, description</w:t>
       </w:r>
     </w:p>
     <w:p>
@@ -2605,7 +2995,35 @@
         <w:rPr>
           <w:lang w:val="en-US"/>
         </w:rPr>
-        <w:t>d → name, coord_x, coord_y, description</w:t>
+        <w:t xml:space="preserve">d → name, </w:t>
+      </w:r>
+      <w:proofErr w:type="spellStart"/>
+      <w:r>
+        <w:rPr>
+          <w:lang w:val="en-US"/>
+        </w:rPr>
+        <w:t>coord_x</w:t>
+      </w:r>
+      <w:proofErr w:type="spellEnd"/>
+      <w:r>
+        <w:rPr>
+          <w:lang w:val="en-US"/>
+        </w:rPr>
+        <w:t xml:space="preserve">, </w:t>
+      </w:r>
+      <w:proofErr w:type="spellStart"/>
+      <w:r>
+        <w:rPr>
+          <w:lang w:val="en-US"/>
+        </w:rPr>
+        <w:t>coord_y</w:t>
+      </w:r>
+      <w:proofErr w:type="spellEnd"/>
+      <w:r>
+        <w:rPr>
+          <w:lang w:val="en-US"/>
+        </w:rPr>
+        <w:t>, description</w:t>
       </w:r>
     </w:p>
     <w:p>
@@ -2636,7 +3054,35 @@
         <w:rPr>
           <w:lang w:val="en-US"/>
         </w:rPr>
-        <w:t>id → person_id, event_id, text</w:t>
+        <w:t xml:space="preserve">id → </w:t>
+      </w:r>
+      <w:proofErr w:type="spellStart"/>
+      <w:r>
+        <w:rPr>
+          <w:lang w:val="en-US"/>
+        </w:rPr>
+        <w:t>person_id</w:t>
+      </w:r>
+      <w:proofErr w:type="spellEnd"/>
+      <w:r>
+        <w:rPr>
+          <w:lang w:val="en-US"/>
+        </w:rPr>
+        <w:t xml:space="preserve">, </w:t>
+      </w:r>
+      <w:proofErr w:type="spellStart"/>
+      <w:r>
+        <w:rPr>
+          <w:lang w:val="en-US"/>
+        </w:rPr>
+        <w:t>event_id</w:t>
+      </w:r>
+      <w:proofErr w:type="spellEnd"/>
+      <w:r>
+        <w:rPr>
+          <w:lang w:val="en-US"/>
+        </w:rPr>
+        <w:t>, text</w:t>
       </w:r>
     </w:p>
     <w:p>
@@ -2667,8 +3113,30 @@
         <w:rPr>
           <w:lang w:val="en-US"/>
         </w:rPr>
-        <w:t>id → obj_type, name, place_id</w:t>
-      </w:r>
+        <w:t xml:space="preserve">id → </w:t>
+      </w:r>
+      <w:proofErr w:type="spellStart"/>
+      <w:r>
+        <w:rPr>
+          <w:lang w:val="en-US"/>
+        </w:rPr>
+        <w:t>obj_type</w:t>
+      </w:r>
+      <w:proofErr w:type="spellEnd"/>
+      <w:r>
+        <w:rPr>
+          <w:lang w:val="en-US"/>
+        </w:rPr>
+        <w:t xml:space="preserve">, name, </w:t>
+      </w:r>
+      <w:proofErr w:type="spellStart"/>
+      <w:r>
+        <w:rPr>
+          <w:lang w:val="en-US"/>
+        </w:rPr>
+        <w:t>place_id</w:t>
+      </w:r>
+      <w:proofErr w:type="spellEnd"/>
     </w:p>
     <w:p>
       <w:pPr>
@@ -2698,7 +3166,49 @@
         <w:rPr>
           <w:lang w:val="en-US"/>
         </w:rPr>
-        <w:t>id → person_id, event_id, emotion_type, intensity</w:t>
+        <w:t xml:space="preserve">id → </w:t>
+      </w:r>
+      <w:proofErr w:type="spellStart"/>
+      <w:r>
+        <w:rPr>
+          <w:lang w:val="en-US"/>
+        </w:rPr>
+        <w:t>person_id</w:t>
+      </w:r>
+      <w:proofErr w:type="spellEnd"/>
+      <w:r>
+        <w:rPr>
+          <w:lang w:val="en-US"/>
+        </w:rPr>
+        <w:t xml:space="preserve">, </w:t>
+      </w:r>
+      <w:proofErr w:type="spellStart"/>
+      <w:r>
+        <w:rPr>
+          <w:lang w:val="en-US"/>
+        </w:rPr>
+        <w:t>event_id</w:t>
+      </w:r>
+      <w:proofErr w:type="spellEnd"/>
+      <w:r>
+        <w:rPr>
+          <w:lang w:val="en-US"/>
+        </w:rPr>
+        <w:t xml:space="preserve">, </w:t>
+      </w:r>
+      <w:proofErr w:type="spellStart"/>
+      <w:r>
+        <w:rPr>
+          <w:lang w:val="en-US"/>
+        </w:rPr>
+        <w:t>emotion_type</w:t>
+      </w:r>
+      <w:proofErr w:type="spellEnd"/>
+      <w:r>
+        <w:rPr>
+          <w:lang w:val="en-US"/>
+        </w:rPr>
+        <w:t>, intensity</w:t>
       </w:r>
     </w:p>
     <w:p>
@@ -2729,8 +3239,44 @@
         <w:rPr>
           <w:lang w:val="en-US"/>
         </w:rPr>
-        <w:t>id → person_id, event_id, participate_role</w:t>
-      </w:r>
+        <w:t xml:space="preserve">id → </w:t>
+      </w:r>
+      <w:proofErr w:type="spellStart"/>
+      <w:r>
+        <w:rPr>
+          <w:lang w:val="en-US"/>
+        </w:rPr>
+        <w:t>person_id</w:t>
+      </w:r>
+      <w:proofErr w:type="spellEnd"/>
+      <w:r>
+        <w:rPr>
+          <w:lang w:val="en-US"/>
+        </w:rPr>
+        <w:t xml:space="preserve">, </w:t>
+      </w:r>
+      <w:proofErr w:type="spellStart"/>
+      <w:r>
+        <w:rPr>
+          <w:lang w:val="en-US"/>
+        </w:rPr>
+        <w:t>event_id</w:t>
+      </w:r>
+      <w:proofErr w:type="spellEnd"/>
+      <w:r>
+        <w:rPr>
+          <w:lang w:val="en-US"/>
+        </w:rPr>
+        <w:t xml:space="preserve">, </w:t>
+      </w:r>
+      <w:proofErr w:type="spellStart"/>
+      <w:r>
+        <w:rPr>
+          <w:lang w:val="en-US"/>
+        </w:rPr>
+        <w:t>participate_role</w:t>
+      </w:r>
+      <w:proofErr w:type="spellEnd"/>
     </w:p>
     <w:p>
       <w:pPr>
@@ -2760,8 +3306,30 @@
         <w:rPr>
           <w:lang w:val="en-US"/>
         </w:rPr>
-        <w:t>id → time, event_id, place_id</w:t>
-      </w:r>
+        <w:t xml:space="preserve">id → time, </w:t>
+      </w:r>
+      <w:proofErr w:type="spellStart"/>
+      <w:r>
+        <w:rPr>
+          <w:lang w:val="en-US"/>
+        </w:rPr>
+        <w:t>event_id</w:t>
+      </w:r>
+      <w:proofErr w:type="spellEnd"/>
+      <w:r>
+        <w:rPr>
+          <w:lang w:val="en-US"/>
+        </w:rPr>
+        <w:t xml:space="preserve">, </w:t>
+      </w:r>
+      <w:proofErr w:type="spellStart"/>
+      <w:r>
+        <w:rPr>
+          <w:lang w:val="en-US"/>
+        </w:rPr>
+        <w:t>place_id</w:t>
+      </w:r>
+      <w:proofErr w:type="spellEnd"/>
     </w:p>
     <w:p>
       <w:pPr>
@@ -2774,9 +3342,11 @@
       <w:pPr>
         <w:pStyle w:val="a3"/>
       </w:pPr>
+      <w:bookmarkStart w:id="5" w:name="_Toc229390254"/>
       <w:r>
         <w:t>Нормальные формы</w:t>
       </w:r>
+      <w:bookmarkEnd w:id="5"/>
     </w:p>
     <w:p>
       <w:r>
@@ -2963,12 +3533,14 @@
       <w:pPr>
         <w:pStyle w:val="a3"/>
       </w:pPr>
+      <w:bookmarkStart w:id="6" w:name="_Toc229390255"/>
       <w:r>
         <w:rPr>
           <w:lang w:val="en-US"/>
         </w:rPr>
         <w:t>BCNF</w:t>
       </w:r>
+      <w:bookmarkEnd w:id="6"/>
     </w:p>
     <w:p>
       <w:r>
@@ -3008,7 +3580,15 @@
         <w:t>)</w:t>
       </w:r>
       <w:r>
-        <w:t xml:space="preserve"> является суперключом.</w:t>
+        <w:t xml:space="preserve"> является </w:t>
+      </w:r>
+      <w:proofErr w:type="spellStart"/>
+      <w:r>
+        <w:t>суперключом</w:t>
+      </w:r>
+      <w:proofErr w:type="spellEnd"/>
+      <w:r>
+        <w:t>.</w:t>
       </w:r>
     </w:p>
     <w:p/>
@@ -3016,9 +3596,11 @@
       <w:pPr>
         <w:pStyle w:val="a3"/>
       </w:pPr>
+      <w:bookmarkStart w:id="7" w:name="_Toc229390256"/>
       <w:r>
         <w:t>Денормализация</w:t>
       </w:r>
+      <w:bookmarkEnd w:id="7"/>
     </w:p>
     <w:p>
       <w:r>
@@ -3060,6 +3642,7 @@
       <w:pPr>
         <w:pStyle w:val="a3"/>
       </w:pPr>
+      <w:bookmarkStart w:id="8" w:name="_Toc229390257"/>
       <w:r>
         <w:lastRenderedPageBreak/>
         <w:t>Функция</w:t>
@@ -3075,6 +3658,104 @@
       </w:r>
       <w:r>
         <w:t>триггер</w:t>
+      </w:r>
+      <w:bookmarkEnd w:id="8"/>
+    </w:p>
+    <w:p>
+      <w:r>
+        <w:t>Если человек</w:t>
+      </w:r>
+      <w:r>
+        <w:t xml:space="preserve"> </w:t>
+      </w:r>
+      <w:r>
+        <w:t>(</w:t>
+      </w:r>
+      <w:r>
+        <w:rPr>
+          <w:lang w:val="en-US"/>
+        </w:rPr>
+        <w:t>Person</w:t>
+      </w:r>
+      <w:r>
+        <w:t>)</w:t>
+      </w:r>
+      <w:r>
+        <w:t xml:space="preserve"> </w:t>
+      </w:r>
+      <w:r>
+        <w:t>получил плохую эмоцию</w:t>
+      </w:r>
+      <w:r>
+        <w:t xml:space="preserve"> </w:t>
+      </w:r>
+      <w:r>
+        <w:t>(</w:t>
+      </w:r>
+      <w:r>
+        <w:rPr>
+          <w:lang w:val="en-US"/>
+        </w:rPr>
+        <w:t>Emotion</w:t>
+      </w:r>
+      <w:r>
+        <w:t>)</w:t>
+      </w:r>
+      <w:r>
+        <w:t xml:space="preserve"> на событие</w:t>
+      </w:r>
+      <w:r>
+        <w:t xml:space="preserve"> </w:t>
+      </w:r>
+      <w:r>
+        <w:t>(</w:t>
+      </w:r>
+      <w:r>
+        <w:rPr>
+          <w:lang w:val="en-US"/>
+        </w:rPr>
+        <w:t>Event</w:t>
+      </w:r>
+      <w:r>
+        <w:t>)</w:t>
+      </w:r>
+      <w:r>
+        <w:t xml:space="preserve">, то на все события в которых он участвовал ранее с похожими </w:t>
+      </w:r>
+      <w:r>
+        <w:rPr>
+          <w:lang w:val="en-US"/>
+        </w:rPr>
+        <w:t>conditions</w:t>
+      </w:r>
+      <w:r>
+        <w:t xml:space="preserve"> </w:t>
+      </w:r>
+      <w:r>
+        <w:t>и словами в названии изменяется мысль</w:t>
+      </w:r>
+      <w:r>
+        <w:t xml:space="preserve"> </w:t>
+      </w:r>
+      <w:r>
+        <w:t>(</w:t>
+      </w:r>
+      <w:r>
+        <w:rPr>
+          <w:lang w:val="en-US"/>
+        </w:rPr>
+        <w:t>Thought</w:t>
+      </w:r>
+      <w:r>
+        <w:t>)</w:t>
+      </w:r>
+      <w:r>
+        <w:t xml:space="preserve"> на, то что событие не интересно.</w:t>
+      </w:r>
+    </w:p>
+    <w:p>
+      <w:r>
+        <w:t>Триггер – строковый на плохие эмоции</w:t>
       </w:r>
     </w:p>
     <w:p>
@@ -3087,48 +3768,6 @@
         </w:rPr>
       </w:pPr>
       <w:r>
-        <w:t xml:space="preserve">Функция реализующая проверку правильности </w:t>
-      </w:r>
-      <w:r>
-        <w:rPr>
-          <w:lang w:val="en-US"/>
-        </w:rPr>
-        <w:t>Conditions</w:t>
-      </w:r>
-      <w:r>
-        <w:t xml:space="preserve"> </w:t>
-      </w:r>
-      <w:r>
-        <w:t xml:space="preserve">и </w:t>
-      </w:r>
-      <w:r>
-        <w:rPr>
-          <w:lang w:val="en-US"/>
-        </w:rPr>
-        <w:t>Place</w:t>
-      </w:r>
-      <w:r>
-        <w:t xml:space="preserve"> </w:t>
-      </w:r>
-      <w:r>
-        <w:t>связанной с</w:t>
-      </w:r>
-      <w:r>
-        <w:t xml:space="preserve"> </w:t>
-      </w:r>
-      <w:r>
-        <w:rPr>
-          <w:lang w:val="en-US"/>
-        </w:rPr>
-        <w:t>Event</w:t>
-      </w:r>
-      <w:r>
-        <w:t xml:space="preserve"> </w:t>
-      </w:r>
-      <w:r>
-        <w:t>при добавлении или обновлении.</w:t>
-      </w:r>
-      <w:r>
         <w:br w:type="page"/>
       </w:r>
     </w:p>
@@ -3136,10 +3775,12 @@
       <w:pPr>
         <w:pStyle w:val="a3"/>
       </w:pPr>
+      <w:bookmarkStart w:id="9" w:name="_Toc229390258"/>
       <w:r>
         <w:lastRenderedPageBreak/>
         <w:t>Выводы</w:t>
       </w:r>
+      <w:bookmarkEnd w:id="9"/>
     </w:p>
     <w:p>
       <w:pPr>
@@ -4883,6 +5524,97 @@
     </w:lvl>
   </w:abstractNum>
   <w:abstractNum w:abstractNumId="16" w15:restartNumberingAfterBreak="0">
+    <w:nsid w:val="779434D7"/>
+    <w:multiLevelType w:val="hybridMultilevel"/>
+    <w:tmpl w:val="24B458F2"/>
+    <w:lvl w:ilvl="0" w:tplc="D4B0EDEC">
+      <w:start w:val="1"/>
+      <w:numFmt w:val="decimal"/>
+      <w:lvlText w:val="%1)"/>
+      <w:lvlJc w:val="left"/>
+      <w:pPr>
+        <w:ind w:left="720" w:hanging="360"/>
+      </w:pPr>
+      <w:rPr>
+        <w:rFonts w:asciiTheme="minorHAnsi" w:eastAsiaTheme="minorHAnsi" w:hAnsiTheme="minorHAnsi" w:cstheme="minorBidi" w:hint="default"/>
+        <w:color w:val="auto"/>
+        <w:sz w:val="24"/>
+      </w:rPr>
+    </w:lvl>
+    <w:lvl w:ilvl="1" w:tplc="04190019" w:tentative="1">
+      <w:start w:val="1"/>
+      <w:numFmt w:val="lowerLetter"/>
+      <w:lvlText w:val="%2."/>
+      <w:lvlJc w:val="left"/>
+      <w:pPr>
+        <w:ind w:left="1440" w:hanging="360"/>
+      </w:pPr>
+    </w:lvl>
+    <w:lvl w:ilvl="2" w:tplc="0419001B" w:tentative="1">
+      <w:start w:val="1"/>
+      <w:numFmt w:val="lowerRoman"/>
+      <w:lvlText w:val="%3."/>
+      <w:lvlJc w:val="right"/>
+      <w:pPr>
+        <w:ind w:left="2160" w:hanging="180"/>
+      </w:pPr>
+    </w:lvl>
+    <w:lvl w:ilvl="3" w:tplc="0419000F" w:tentative="1">
+      <w:start w:val="1"/>
+      <w:numFmt w:val="decimal"/>
+      <w:lvlText w:val="%4."/>
+      <w:lvlJc w:val="left"/>
+      <w:pPr>
+        <w:ind w:left="2880" w:hanging="360"/>
+      </w:pPr>
+    </w:lvl>
+    <w:lvl w:ilvl="4" w:tplc="04190019" w:tentative="1">
+      <w:start w:val="1"/>
+      <w:numFmt w:val="lowerLetter"/>
+      <w:lvlText w:val="%5."/>
+      <w:lvlJc w:val="left"/>
+      <w:pPr>
+        <w:ind w:left="3600" w:hanging="360"/>
+      </w:pPr>
+    </w:lvl>
+    <w:lvl w:ilvl="5" w:tplc="0419001B" w:tentative="1">
+      <w:start w:val="1"/>
+      <w:numFmt w:val="lowerRoman"/>
+      <w:lvlText w:val="%6."/>
+      <w:lvlJc w:val="right"/>
+      <w:pPr>
+        <w:ind w:left="4320" w:hanging="180"/>
+      </w:pPr>
+    </w:lvl>
+    <w:lvl w:ilvl="6" w:tplc="0419000F" w:tentative="1">
+      <w:start w:val="1"/>
+      <w:numFmt w:val="decimal"/>
+      <w:lvlText w:val="%7."/>
+      <w:lvlJc w:val="left"/>
+      <w:pPr>
+        <w:ind w:left="5040" w:hanging="360"/>
+      </w:pPr>
+    </w:lvl>
+    <w:lvl w:ilvl="7" w:tplc="04190019" w:tentative="1">
+      <w:start w:val="1"/>
+      <w:numFmt w:val="lowerLetter"/>
+      <w:lvlText w:val="%8."/>
+      <w:lvlJc w:val="left"/>
+      <w:pPr>
+        <w:ind w:left="5760" w:hanging="360"/>
+      </w:pPr>
+    </w:lvl>
+    <w:lvl w:ilvl="8" w:tplc="0419001B" w:tentative="1">
+      <w:start w:val="1"/>
+      <w:numFmt w:val="lowerRoman"/>
+      <w:lvlText w:val="%9."/>
+      <w:lvlJc w:val="right"/>
+      <w:pPr>
+        <w:ind w:left="6480" w:hanging="180"/>
+      </w:pPr>
+    </w:lvl>
+  </w:abstractNum>
+  <w:abstractNum w:abstractNumId="17" w15:restartNumberingAfterBreak="0">
     <w:nsid w:val="7C981825"/>
     <w:multiLevelType w:val="hybridMultilevel"/>
     <w:tmpl w:val="98FEEC7C"/>
@@ -4975,7 +5707,7 @@
     <w:abstractNumId w:val="15"/>
   </w:num>
   <w:num w:numId="3" w16cid:durableId="1936938849">
-    <w:abstractNumId w:val="16"/>
+    <w:abstractNumId w:val="17"/>
   </w:num>
   <w:num w:numId="4" w16cid:durableId="2025206295">
     <w:abstractNumId w:val="9"/>
@@ -5018,6 +5750,9 @@
   </w:num>
   <w:num w:numId="17" w16cid:durableId="1619145958">
     <w:abstractNumId w:val="7"/>
+  </w:num>
+  <w:num w:numId="18" w16cid:durableId="1152794403">
+    <w:abstractNumId w:val="16"/>
   </w:num>
 </w:numbering>
 </file>

--- a/DB/Lab3/Лаба3.docx
+++ b/DB/Lab3/Лаба3.docx
@@ -3349,6 +3349,9 @@
       <w:bookmarkEnd w:id="5"/>
     </w:p>
     <w:p>
+      <w:pPr>
+        <w:jc w:val="both"/>
+      </w:pPr>
       <w:r>
         <w:t>1</w:t>
       </w:r>
@@ -3399,6 +3402,9 @@
       </w:r>
     </w:p>
     <w:p>
+      <w:pPr>
+        <w:jc w:val="both"/>
+      </w:pPr>
       <w:r>
         <w:t>2</w:t>
       </w:r>
@@ -3467,6 +3473,9 @@
       </w:r>
     </w:p>
     <w:p>
+      <w:pPr>
+        <w:jc w:val="both"/>
+      </w:pPr>
       <w:r>
         <w:t>3</w:t>
       </w:r>
@@ -3543,8 +3552,17 @@
       <w:bookmarkEnd w:id="6"/>
     </w:p>
     <w:p>
-      <w:r>
-        <w:t xml:space="preserve">Таблица находится в BCNF, если для каждой ее нетривиальной функциональной зависимости </w:t>
+      <w:pPr>
+        <w:jc w:val="both"/>
+      </w:pPr>
+      <w:r>
+        <w:t>Таблица</w:t>
+      </w:r>
+      <w:r>
+        <w:t>(отношение)</w:t>
+      </w:r>
+      <w:r>
+        <w:t xml:space="preserve"> находится в BCNF, если для каждой ее нетривиальной функциональной зависимости </w:t>
       </w:r>
       <w:r>
         <w:rPr>
@@ -3580,61 +3598,71 @@
         <w:t>)</w:t>
       </w:r>
       <w:r>
-        <w:t xml:space="preserve"> является </w:t>
-      </w:r>
-      <w:proofErr w:type="spellStart"/>
-      <w:r>
-        <w:t>суперключом</w:t>
-      </w:r>
-      <w:proofErr w:type="spellEnd"/>
+        <w:t xml:space="preserve"> является суперключом.</w:t>
+      </w:r>
+      <w:r>
+        <w:t xml:space="preserve"> </w:t>
+      </w:r>
+      <w:r>
+        <w:t xml:space="preserve">Модель находится </w:t>
+      </w:r>
+      <w:r>
+        <w:t>в BCNF</w:t>
+      </w:r>
+      <w:r>
+        <w:t>, так как удовлетворяет этим требованиям.</w:t>
+      </w:r>
+      <w:r>
+        <w:t xml:space="preserve"> </w:t>
+      </w:r>
+    </w:p>
+    <w:p/>
+    <w:p>
+      <w:pPr>
+        <w:pStyle w:val="a3"/>
+      </w:pPr>
+      <w:bookmarkStart w:id="7" w:name="_Toc229390256"/>
+      <w:r>
+        <w:t>Денормализация</w:t>
+      </w:r>
+      <w:bookmarkEnd w:id="7"/>
+    </w:p>
+    <w:p>
+      <w:r>
+        <w:t>Возможно,</w:t>
+      </w:r>
+      <w:r>
+        <w:t xml:space="preserve"> для ускорения проведения запросов стоит объединить таблицы </w:t>
+      </w:r>
+      <w:r>
+        <w:rPr>
+          <w:lang w:val="en-US"/>
+        </w:rPr>
+        <w:t>Thoughts</w:t>
+      </w:r>
+      <w:r>
+        <w:t xml:space="preserve"> </w:t>
+      </w:r>
+      <w:r>
+        <w:t xml:space="preserve">и </w:t>
+      </w:r>
+      <w:r>
+        <w:rPr>
+          <w:lang w:val="en-US"/>
+        </w:rPr>
+        <w:t>Event</w:t>
+      </w:r>
+      <w:r>
+        <w:t xml:space="preserve">, если часто будут проводиться </w:t>
+      </w:r>
+      <w:r>
+        <w:t>запросы, в ходе которых, для события надо будет получать мысли человека о нем</w:t>
+      </w:r>
       <w:r>
         <w:t>.</w:t>
       </w:r>
-    </w:p>
-    <w:p/>
-    <w:p>
-      <w:pPr>
-        <w:pStyle w:val="a3"/>
-      </w:pPr>
-      <w:bookmarkStart w:id="7" w:name="_Toc229390256"/>
-      <w:r>
-        <w:t>Денормализация</w:t>
-      </w:r>
-      <w:bookmarkEnd w:id="7"/>
-    </w:p>
-    <w:p>
-      <w:r>
-        <w:t>Возможно,</w:t>
-      </w:r>
-      <w:r>
-        <w:t xml:space="preserve"> для ускорения проведения запросов стоит объединить таблицы </w:t>
-      </w:r>
-      <w:r>
-        <w:rPr>
-          <w:lang w:val="en-US"/>
-        </w:rPr>
-        <w:t>Participations</w:t>
-      </w:r>
-      <w:r>
-        <w:t xml:space="preserve"> </w:t>
-      </w:r>
-      <w:r>
-        <w:t xml:space="preserve">и </w:t>
-      </w:r>
-      <w:r>
-        <w:rPr>
-          <w:lang w:val="en-US"/>
-        </w:rPr>
-        <w:t>Emotion</w:t>
-      </w:r>
-      <w:r>
-        <w:t>, если часто будут проводиться запрашиваться данные о участии человека в событии и</w:t>
-      </w:r>
-      <w:r>
-        <w:t xml:space="preserve"> его эмоции</w:t>
-      </w:r>
-      <w:r>
-        <w:t>.</w:t>
+      <w:r>
+        <w:t xml:space="preserve"> Это наиболее простой вариант денормализация, так как связь между этими двумя отношениями один к одному.</w:t>
       </w:r>
     </w:p>
     <w:p/>
@@ -3662,104 +3690,1879 @@
       <w:bookmarkEnd w:id="8"/>
     </w:p>
     <w:p>
-      <w:r>
-        <w:t>Если человек</w:t>
+      <w:pPr>
+        <w:rPr>
+          <w:lang w:val="en-US"/>
+        </w:rPr>
+      </w:pPr>
+      <w:r>
+        <w:t xml:space="preserve">Если </w:t>
+      </w:r>
+      <w:r>
+        <w:t>человек (</w:t>
+      </w:r>
+      <w:proofErr w:type="spellStart"/>
+      <w:r>
+        <w:t>Person</w:t>
+      </w:r>
+      <w:proofErr w:type="spellEnd"/>
+      <w:r>
+        <w:t xml:space="preserve">) получил плохую </w:t>
+      </w:r>
+      <w:r>
+        <w:t>эмоцию (</w:t>
+      </w:r>
+      <w:proofErr w:type="spellStart"/>
+      <w:r>
+        <w:t>Emotion</w:t>
+      </w:r>
+      <w:proofErr w:type="spellEnd"/>
+      <w:r>
+        <w:t xml:space="preserve">) на </w:t>
+      </w:r>
+      <w:r>
+        <w:t>событие (</w:t>
+      </w:r>
+      <w:r>
+        <w:t xml:space="preserve">Event), то </w:t>
+      </w:r>
+      <w:r>
+        <w:t>на все события,</w:t>
+      </w:r>
+      <w:r>
+        <w:t xml:space="preserve"> в которых он участвовал ранее с похожими </w:t>
+      </w:r>
+      <w:proofErr w:type="spellStart"/>
+      <w:r>
+        <w:t>conditions</w:t>
+      </w:r>
+      <w:proofErr w:type="spellEnd"/>
+      <w:r>
+        <w:t xml:space="preserve"> (Тоже место или рядом, или тот же день недели или тот же день годом ранее)</w:t>
       </w:r>
       <w:r>
         <w:t xml:space="preserve"> </w:t>
       </w:r>
       <w:r>
-        <w:t>(</w:t>
-      </w:r>
-      <w:r>
-        <w:rPr>
-          <w:lang w:val="en-US"/>
-        </w:rPr>
-        <w:t>Person</w:t>
-      </w:r>
-      <w:r>
+        <w:t xml:space="preserve">изменяется </w:t>
+      </w:r>
+      <w:r>
+        <w:t>мысль (</w:t>
+      </w:r>
+      <w:proofErr w:type="spellStart"/>
+      <w:r>
+        <w:t>Thought</w:t>
+      </w:r>
+      <w:proofErr w:type="spellEnd"/>
+      <w:r>
+        <w:t xml:space="preserve">) на, то что событие было ужасным + </w:t>
+      </w:r>
+      <w:r>
+        <w:t>меняется</w:t>
+      </w:r>
+      <w:r>
+        <w:t xml:space="preserve"> эмоция от события.  </w:t>
+      </w:r>
+    </w:p>
+    <w:p>
+      <w:r>
+        <w:rPr>
+          <w:b/>
+          <w:bCs/>
+          <w:sz w:val="28"/>
+          <w:szCs w:val="28"/>
+        </w:rPr>
+        <w:t>Код</w:t>
+      </w:r>
+    </w:p>
+    <w:p>
+      <w:pPr>
+        <w:spacing w:after="0"/>
+        <w:rPr>
+          <w:lang w:val="en-US"/>
+        </w:rPr>
+      </w:pPr>
+      <w:r>
+        <w:rPr>
+          <w:lang w:val="en-US"/>
+        </w:rPr>
+        <w:t xml:space="preserve">CREATE OR REPLACE FUNCTION </w:t>
+      </w:r>
+      <w:proofErr w:type="spellStart"/>
+      <w:r>
+        <w:rPr>
+          <w:lang w:val="en-US"/>
+        </w:rPr>
+        <w:t>awful_event</w:t>
+      </w:r>
+      <w:proofErr w:type="spellEnd"/>
+      <w:r>
+        <w:rPr>
+          <w:lang w:val="en-US"/>
+        </w:rPr>
+        <w:t>()</w:t>
+      </w:r>
+    </w:p>
+    <w:p>
+      <w:pPr>
+        <w:spacing w:after="0"/>
+        <w:rPr>
+          <w:lang w:val="en-US"/>
+        </w:rPr>
+      </w:pPr>
+      <w:r>
+        <w:rPr>
+          <w:lang w:val="en-US"/>
+        </w:rPr>
+        <w:t>RETURNS TRIGGER AS $$</w:t>
+      </w:r>
+    </w:p>
+    <w:p>
+      <w:pPr>
+        <w:spacing w:after="0"/>
+        <w:rPr>
+          <w:lang w:val="en-US"/>
+        </w:rPr>
+      </w:pPr>
+      <w:r>
+        <w:rPr>
+          <w:lang w:val="en-US"/>
+        </w:rPr>
+        <w:t>DECLARE</w:t>
+      </w:r>
+    </w:p>
+    <w:p>
+      <w:pPr>
+        <w:spacing w:after="0"/>
+        <w:rPr>
+          <w:lang w:val="en-US"/>
+        </w:rPr>
+      </w:pPr>
+      <w:r>
+        <w:rPr>
+          <w:lang w:val="en-US"/>
+        </w:rPr>
+        <w:t xml:space="preserve">  </w:t>
+      </w:r>
+      <w:proofErr w:type="spellStart"/>
+      <w:r>
+        <w:rPr>
+          <w:lang w:val="en-US"/>
+        </w:rPr>
+        <w:t>v_event_id</w:t>
+      </w:r>
+      <w:proofErr w:type="spellEnd"/>
+      <w:r>
+        <w:rPr>
+          <w:lang w:val="en-US"/>
+        </w:rPr>
+        <w:t xml:space="preserve">       int;</w:t>
+      </w:r>
+    </w:p>
+    <w:p>
+      <w:pPr>
+        <w:spacing w:after="0"/>
+        <w:rPr>
+          <w:lang w:val="en-US"/>
+        </w:rPr>
+      </w:pPr>
+      <w:r>
+        <w:rPr>
+          <w:lang w:val="en-US"/>
+        </w:rPr>
+        <w:t xml:space="preserve">  </w:t>
+      </w:r>
+      <w:proofErr w:type="spellStart"/>
+      <w:r>
+        <w:rPr>
+          <w:lang w:val="en-US"/>
+        </w:rPr>
+        <w:t>v_event_desc</w:t>
+      </w:r>
+      <w:proofErr w:type="spellEnd"/>
+      <w:r>
+        <w:rPr>
+          <w:lang w:val="en-US"/>
+        </w:rPr>
+        <w:t xml:space="preserve">     varchar;</w:t>
+      </w:r>
+    </w:p>
+    <w:p>
+      <w:pPr>
+        <w:spacing w:after="0"/>
+        <w:rPr>
+          <w:lang w:val="en-US"/>
+        </w:rPr>
+      </w:pPr>
+      <w:r>
+        <w:rPr>
+          <w:lang w:val="en-US"/>
+        </w:rPr>
+        <w:t xml:space="preserve">  </w:t>
+      </w:r>
+      <w:proofErr w:type="spellStart"/>
+      <w:r>
+        <w:rPr>
+          <w:lang w:val="en-US"/>
+        </w:rPr>
+        <w:t>v_event_time</w:t>
+      </w:r>
+      <w:proofErr w:type="spellEnd"/>
+      <w:r>
+        <w:rPr>
+          <w:lang w:val="en-US"/>
+        </w:rPr>
+        <w:t xml:space="preserve">     </w:t>
+      </w:r>
+      <w:proofErr w:type="spellStart"/>
+      <w:r>
+        <w:rPr>
+          <w:lang w:val="en-US"/>
+        </w:rPr>
+        <w:t>timestamptz</w:t>
+      </w:r>
+      <w:proofErr w:type="spellEnd"/>
+      <w:r>
+        <w:rPr>
+          <w:lang w:val="en-US"/>
+        </w:rPr>
+        <w:t>;</w:t>
+      </w:r>
+    </w:p>
+    <w:p>
+      <w:pPr>
+        <w:spacing w:after="0"/>
+        <w:rPr>
+          <w:lang w:val="en-US"/>
+        </w:rPr>
+      </w:pPr>
+      <w:r>
+        <w:rPr>
+          <w:lang w:val="en-US"/>
+        </w:rPr>
+        <w:t xml:space="preserve">  </w:t>
+      </w:r>
+      <w:proofErr w:type="spellStart"/>
+      <w:r>
+        <w:rPr>
+          <w:lang w:val="en-US"/>
+        </w:rPr>
+        <w:t>v_place_id</w:t>
+      </w:r>
+      <w:proofErr w:type="spellEnd"/>
+      <w:r>
+        <w:rPr>
+          <w:lang w:val="en-US"/>
+        </w:rPr>
+        <w:t xml:space="preserve">       int;</w:t>
+      </w:r>
+    </w:p>
+    <w:p>
+      <w:pPr>
+        <w:spacing w:after="0"/>
+        <w:rPr>
+          <w:lang w:val="en-US"/>
+        </w:rPr>
+      </w:pPr>
+      <w:r>
+        <w:rPr>
+          <w:lang w:val="en-US"/>
+        </w:rPr>
+        <w:t xml:space="preserve">  </w:t>
+      </w:r>
+      <w:proofErr w:type="spellStart"/>
+      <w:r>
+        <w:rPr>
+          <w:lang w:val="en-US"/>
+        </w:rPr>
+        <w:t>v_place_name</w:t>
+      </w:r>
+      <w:proofErr w:type="spellEnd"/>
+      <w:r>
+        <w:rPr>
+          <w:lang w:val="en-US"/>
+        </w:rPr>
+        <w:t xml:space="preserve">     varchar;</w:t>
+      </w:r>
+    </w:p>
+    <w:p>
+      <w:pPr>
+        <w:spacing w:after="0"/>
+        <w:rPr>
+          <w:lang w:val="en-US"/>
+        </w:rPr>
+      </w:pPr>
+      <w:r>
+        <w:rPr>
+          <w:lang w:val="en-US"/>
+        </w:rPr>
+        <w:t xml:space="preserve">  </w:t>
+      </w:r>
+      <w:proofErr w:type="spellStart"/>
+      <w:r>
+        <w:rPr>
+          <w:lang w:val="en-US"/>
+        </w:rPr>
+        <w:t>v_coord_x</w:t>
+      </w:r>
+      <w:proofErr w:type="spellEnd"/>
+      <w:r>
+        <w:rPr>
+          <w:lang w:val="en-US"/>
+        </w:rPr>
+        <w:t xml:space="preserve">        int;</w:t>
+      </w:r>
+    </w:p>
+    <w:p>
+      <w:pPr>
+        <w:spacing w:after="0"/>
+        <w:rPr>
+          <w:lang w:val="en-US"/>
+        </w:rPr>
+      </w:pPr>
+      <w:r>
+        <w:rPr>
+          <w:lang w:val="en-US"/>
+        </w:rPr>
+        <w:t xml:space="preserve">  </w:t>
+      </w:r>
+      <w:proofErr w:type="spellStart"/>
+      <w:r>
+        <w:rPr>
+          <w:lang w:val="en-US"/>
+        </w:rPr>
+        <w:t>v_coord_y</w:t>
+      </w:r>
+      <w:proofErr w:type="spellEnd"/>
+      <w:r>
+        <w:rPr>
+          <w:lang w:val="en-US"/>
+        </w:rPr>
+        <w:t xml:space="preserve">        int;</w:t>
+      </w:r>
+    </w:p>
+    <w:p>
+      <w:pPr>
+        <w:spacing w:after="0"/>
+        <w:rPr>
+          <w:lang w:val="en-US"/>
+        </w:rPr>
+      </w:pPr>
+      <w:r>
+        <w:rPr>
+          <w:lang w:val="en-US"/>
+        </w:rPr>
+        <w:t xml:space="preserve">  </w:t>
+      </w:r>
+      <w:proofErr w:type="spellStart"/>
+      <w:r>
+        <w:rPr>
+          <w:lang w:val="en-US"/>
+        </w:rPr>
+        <w:t>v_similar_events</w:t>
+      </w:r>
+      <w:proofErr w:type="spellEnd"/>
+      <w:r>
+        <w:rPr>
+          <w:lang w:val="en-US"/>
+        </w:rPr>
+        <w:t xml:space="preserve"> integer[];</w:t>
+      </w:r>
+    </w:p>
+    <w:p>
+      <w:pPr>
+        <w:spacing w:after="0"/>
+        <w:rPr>
+          <w:lang w:val="en-US"/>
+        </w:rPr>
+      </w:pPr>
+      <w:r>
+        <w:rPr>
+          <w:lang w:val="en-US"/>
+        </w:rPr>
+        <w:t xml:space="preserve">  </w:t>
+      </w:r>
+      <w:proofErr w:type="spellStart"/>
+      <w:r>
+        <w:rPr>
+          <w:lang w:val="en-US"/>
+        </w:rPr>
+        <w:t>eid</w:t>
+      </w:r>
+      <w:proofErr w:type="spellEnd"/>
+      <w:r>
+        <w:rPr>
+          <w:lang w:val="en-US"/>
+        </w:rPr>
+        <w:t xml:space="preserve">              int;</w:t>
+      </w:r>
+    </w:p>
+    <w:p>
+      <w:pPr>
+        <w:spacing w:after="0"/>
+        <w:rPr>
+          <w:lang w:val="en-US"/>
+        </w:rPr>
+      </w:pPr>
+      <w:r>
+        <w:rPr>
+          <w:lang w:val="en-US"/>
+        </w:rPr>
+        <w:t>BEGIN</w:t>
+      </w:r>
+    </w:p>
+    <w:p>
+      <w:pPr>
+        <w:spacing w:after="0"/>
+        <w:rPr>
+          <w:lang w:val="en-US"/>
+        </w:rPr>
+      </w:pPr>
+      <w:r>
+        <w:rPr>
+          <w:lang w:val="en-US"/>
+        </w:rPr>
+        <w:t xml:space="preserve">  IF </w:t>
+      </w:r>
+      <w:proofErr w:type="spellStart"/>
+      <w:r>
+        <w:rPr>
+          <w:lang w:val="en-US"/>
+        </w:rPr>
+        <w:t>NEW.emotion_type</w:t>
+      </w:r>
+      <w:proofErr w:type="spellEnd"/>
+      <w:r>
+        <w:rPr>
+          <w:lang w:val="en-US"/>
+        </w:rPr>
+        <w:t xml:space="preserve"> IN ('sadness', 'anger', 'fear', 'disgust') AND </w:t>
+      </w:r>
+      <w:proofErr w:type="spellStart"/>
+      <w:r>
+        <w:rPr>
+          <w:lang w:val="en-US"/>
+        </w:rPr>
+        <w:t>NEW.event_id</w:t>
+      </w:r>
+      <w:proofErr w:type="spellEnd"/>
+      <w:r>
+        <w:rPr>
+          <w:lang w:val="en-US"/>
+        </w:rPr>
+        <w:t xml:space="preserve"> IS NOT NULL THEN</w:t>
+      </w:r>
+    </w:p>
+    <w:p>
+      <w:pPr>
+        <w:spacing w:after="0"/>
+        <w:rPr>
+          <w:lang w:val="en-US"/>
+        </w:rPr>
+      </w:pPr>
+      <w:r>
+        <w:rPr>
+          <w:lang w:val="en-US"/>
+        </w:rPr>
+        <w:t xml:space="preserve">    SELECT description INTO </w:t>
+      </w:r>
+      <w:proofErr w:type="spellStart"/>
+      <w:r>
+        <w:rPr>
+          <w:lang w:val="en-US"/>
+        </w:rPr>
+        <w:t>v_event_desc</w:t>
+      </w:r>
+      <w:proofErr w:type="spellEnd"/>
+      <w:r>
+        <w:rPr>
+          <w:lang w:val="en-US"/>
+        </w:rPr>
+        <w:t xml:space="preserve"> FROM Events WHERE id = </w:t>
+      </w:r>
+      <w:proofErr w:type="spellStart"/>
+      <w:r>
+        <w:rPr>
+          <w:lang w:val="en-US"/>
+        </w:rPr>
+        <w:t>NEW.event_id</w:t>
+      </w:r>
+      <w:proofErr w:type="spellEnd"/>
+      <w:r>
+        <w:rPr>
+          <w:lang w:val="en-US"/>
+        </w:rPr>
+        <w:t>;</w:t>
+      </w:r>
+    </w:p>
+    <w:p>
+      <w:pPr>
+        <w:spacing w:after="0"/>
+        <w:rPr>
+          <w:lang w:val="en-US"/>
+        </w:rPr>
+      </w:pPr>
+      <w:r>
+        <w:rPr>
+          <w:lang w:val="en-US"/>
+        </w:rPr>
+        <w:t xml:space="preserve">  </w:t>
+      </w:r>
+    </w:p>
+    <w:p>
+      <w:pPr>
+        <w:spacing w:after="0"/>
+        <w:rPr>
+          <w:lang w:val="en-US"/>
+        </w:rPr>
+      </w:pPr>
+      <w:r>
+        <w:rPr>
+          <w:lang w:val="en-US"/>
+        </w:rPr>
+        <w:t xml:space="preserve">    SELECT </w:t>
+      </w:r>
+      <w:proofErr w:type="spellStart"/>
+      <w:r>
+        <w:rPr>
+          <w:lang w:val="en-US"/>
+        </w:rPr>
+        <w:t>place_id</w:t>
+      </w:r>
+      <w:proofErr w:type="spellEnd"/>
+      <w:r>
+        <w:rPr>
+          <w:lang w:val="en-US"/>
+        </w:rPr>
+        <w:t xml:space="preserve">, time INTO </w:t>
+      </w:r>
+      <w:proofErr w:type="spellStart"/>
+      <w:r>
+        <w:rPr>
+          <w:lang w:val="en-US"/>
+        </w:rPr>
+        <w:t>v_place_id</w:t>
+      </w:r>
+      <w:proofErr w:type="spellEnd"/>
+      <w:r>
+        <w:rPr>
+          <w:lang w:val="en-US"/>
+        </w:rPr>
+        <w:t xml:space="preserve">, </w:t>
+      </w:r>
+      <w:proofErr w:type="spellStart"/>
+      <w:r>
+        <w:rPr>
+          <w:lang w:val="en-US"/>
+        </w:rPr>
+        <w:t>v_event_time</w:t>
+      </w:r>
+      <w:proofErr w:type="spellEnd"/>
+    </w:p>
+    <w:p>
+      <w:pPr>
+        <w:spacing w:after="0"/>
+        <w:rPr>
+          <w:lang w:val="en-US"/>
+        </w:rPr>
+      </w:pPr>
+      <w:r>
+        <w:rPr>
+          <w:lang w:val="en-US"/>
+        </w:rPr>
+        <w:t xml:space="preserve">    FROM Conditions</w:t>
+      </w:r>
+    </w:p>
+    <w:p>
+      <w:pPr>
+        <w:spacing w:after="0"/>
+        <w:rPr>
+          <w:lang w:val="en-US"/>
+        </w:rPr>
+      </w:pPr>
+      <w:r>
+        <w:rPr>
+          <w:lang w:val="en-US"/>
+        </w:rPr>
+        <w:t xml:space="preserve">    WHERE </w:t>
+      </w:r>
+      <w:proofErr w:type="spellStart"/>
+      <w:r>
+        <w:rPr>
+          <w:lang w:val="en-US"/>
+        </w:rPr>
+        <w:t>event_id</w:t>
+      </w:r>
+      <w:proofErr w:type="spellEnd"/>
+      <w:r>
+        <w:rPr>
+          <w:lang w:val="en-US"/>
+        </w:rPr>
+        <w:t xml:space="preserve"> = </w:t>
+      </w:r>
+      <w:proofErr w:type="spellStart"/>
+      <w:r>
+        <w:rPr>
+          <w:lang w:val="en-US"/>
+        </w:rPr>
+        <w:t>NEW.event_id</w:t>
+      </w:r>
+      <w:proofErr w:type="spellEnd"/>
+      <w:r>
+        <w:rPr>
+          <w:lang w:val="en-US"/>
+        </w:rPr>
+        <w:t>;</w:t>
+      </w:r>
+    </w:p>
+    <w:p>
+      <w:pPr>
+        <w:spacing w:after="0"/>
+        <w:rPr>
+          <w:lang w:val="en-US"/>
+        </w:rPr>
+      </w:pPr>
+    </w:p>
+    <w:p>
+      <w:pPr>
+        <w:spacing w:after="0"/>
+        <w:rPr>
+          <w:lang w:val="en-US"/>
+        </w:rPr>
+      </w:pPr>
+      <w:r>
+        <w:rPr>
+          <w:lang w:val="en-US"/>
+        </w:rPr>
+        <w:t xml:space="preserve">    SELECT </w:t>
+      </w:r>
+      <w:proofErr w:type="spellStart"/>
+      <w:r>
+        <w:rPr>
+          <w:lang w:val="en-US"/>
+        </w:rPr>
+        <w:t>coord_x</w:t>
+      </w:r>
+      <w:proofErr w:type="spellEnd"/>
+      <w:r>
+        <w:rPr>
+          <w:lang w:val="en-US"/>
+        </w:rPr>
+        <w:t xml:space="preserve">, </w:t>
+      </w:r>
+      <w:proofErr w:type="spellStart"/>
+      <w:r>
+        <w:rPr>
+          <w:lang w:val="en-US"/>
+        </w:rPr>
+        <w:t>coord_y</w:t>
+      </w:r>
+      <w:proofErr w:type="spellEnd"/>
+      <w:r>
+        <w:rPr>
+          <w:lang w:val="en-US"/>
+        </w:rPr>
+        <w:t xml:space="preserve">, name INTO </w:t>
+      </w:r>
+      <w:proofErr w:type="spellStart"/>
+      <w:r>
+        <w:rPr>
+          <w:lang w:val="en-US"/>
+        </w:rPr>
+        <w:t>v_coord_x</w:t>
+      </w:r>
+      <w:proofErr w:type="spellEnd"/>
+      <w:r>
+        <w:rPr>
+          <w:lang w:val="en-US"/>
+        </w:rPr>
+        <w:t xml:space="preserve">, </w:t>
+      </w:r>
+      <w:proofErr w:type="spellStart"/>
+      <w:r>
+        <w:rPr>
+          <w:lang w:val="en-US"/>
+        </w:rPr>
+        <w:t>v_coord_y</w:t>
+      </w:r>
+      <w:proofErr w:type="spellEnd"/>
+      <w:r>
+        <w:rPr>
+          <w:lang w:val="en-US"/>
+        </w:rPr>
+        <w:t xml:space="preserve">, </w:t>
+      </w:r>
+      <w:proofErr w:type="spellStart"/>
+      <w:r>
+        <w:rPr>
+          <w:lang w:val="en-US"/>
+        </w:rPr>
+        <w:t>v_place_name</w:t>
+      </w:r>
+      <w:proofErr w:type="spellEnd"/>
+    </w:p>
+    <w:p>
+      <w:pPr>
+        <w:spacing w:after="0"/>
+        <w:rPr>
+          <w:lang w:val="en-US"/>
+        </w:rPr>
+      </w:pPr>
+      <w:r>
+        <w:rPr>
+          <w:lang w:val="en-US"/>
+        </w:rPr>
+        <w:t xml:space="preserve">    FROM Places</w:t>
+      </w:r>
+    </w:p>
+    <w:p>
+      <w:pPr>
+        <w:spacing w:after="0"/>
+        <w:rPr>
+          <w:lang w:val="en-US"/>
+        </w:rPr>
+      </w:pPr>
+      <w:r>
+        <w:rPr>
+          <w:lang w:val="en-US"/>
+        </w:rPr>
+        <w:t xml:space="preserve">    WHERE id = </w:t>
+      </w:r>
+      <w:proofErr w:type="spellStart"/>
+      <w:r>
+        <w:rPr>
+          <w:lang w:val="en-US"/>
+        </w:rPr>
+        <w:t>v_place_id</w:t>
+      </w:r>
+      <w:proofErr w:type="spellEnd"/>
+      <w:r>
+        <w:rPr>
+          <w:lang w:val="en-US"/>
+        </w:rPr>
+        <w:t>;</w:t>
+      </w:r>
+    </w:p>
+    <w:p>
+      <w:pPr>
+        <w:spacing w:after="0"/>
+        <w:rPr>
+          <w:lang w:val="en-US"/>
+        </w:rPr>
+      </w:pPr>
+    </w:p>
+    <w:p>
+      <w:pPr>
+        <w:spacing w:after="0"/>
+        <w:rPr>
+          <w:lang w:val="en-US"/>
+        </w:rPr>
+      </w:pPr>
+      <w:r>
+        <w:rPr>
+          <w:lang w:val="en-US"/>
+        </w:rPr>
+        <w:t xml:space="preserve">    </w:t>
+      </w:r>
+      <w:proofErr w:type="spellStart"/>
+      <w:r>
+        <w:rPr>
+          <w:lang w:val="en-US"/>
+        </w:rPr>
+        <w:t>v_similar_events</w:t>
+      </w:r>
+      <w:proofErr w:type="spellEnd"/>
+      <w:r>
+        <w:rPr>
+          <w:lang w:val="en-US"/>
+        </w:rPr>
+        <w:t xml:space="preserve"> := ARRAY(</w:t>
+      </w:r>
+    </w:p>
+    <w:p>
+      <w:pPr>
+        <w:spacing w:after="0"/>
+        <w:rPr>
+          <w:lang w:val="en-US"/>
+        </w:rPr>
+      </w:pPr>
+      <w:r>
+        <w:rPr>
+          <w:lang w:val="en-US"/>
+        </w:rPr>
+        <w:t xml:space="preserve">      SELECT </w:t>
+      </w:r>
+      <w:proofErr w:type="spellStart"/>
+      <w:r>
+        <w:rPr>
+          <w:lang w:val="en-US"/>
+        </w:rPr>
+        <w:t>event_id</w:t>
+      </w:r>
+      <w:proofErr w:type="spellEnd"/>
+      <w:r>
+        <w:rPr>
+          <w:lang w:val="en-US"/>
+        </w:rPr>
+        <w:t xml:space="preserve"> FROM Conditions WHERE </w:t>
+      </w:r>
+      <w:proofErr w:type="spellStart"/>
+      <w:r>
+        <w:rPr>
+          <w:lang w:val="en-US"/>
+        </w:rPr>
+        <w:t>place_id</w:t>
+      </w:r>
+      <w:proofErr w:type="spellEnd"/>
+      <w:r>
+        <w:rPr>
+          <w:lang w:val="en-US"/>
+        </w:rPr>
+        <w:t xml:space="preserve"> = </w:t>
+      </w:r>
+      <w:proofErr w:type="spellStart"/>
+      <w:r>
+        <w:rPr>
+          <w:lang w:val="en-US"/>
+        </w:rPr>
+        <w:t>v_place_id</w:t>
+      </w:r>
+      <w:proofErr w:type="spellEnd"/>
+    </w:p>
+    <w:p>
+      <w:pPr>
+        <w:spacing w:after="0"/>
+        <w:rPr>
+          <w:lang w:val="en-US"/>
+        </w:rPr>
+      </w:pPr>
+      <w:r>
+        <w:rPr>
+          <w:lang w:val="en-US"/>
+        </w:rPr>
+        <w:t xml:space="preserve">    );</w:t>
+      </w:r>
+    </w:p>
+    <w:p>
+      <w:pPr>
+        <w:spacing w:after="0"/>
+        <w:rPr>
+          <w:lang w:val="en-US"/>
+        </w:rPr>
+      </w:pPr>
+    </w:p>
+    <w:p>
+      <w:pPr>
+        <w:spacing w:after="0"/>
+        <w:rPr>
+          <w:lang w:val="en-US"/>
+        </w:rPr>
+      </w:pPr>
+      <w:r>
+        <w:rPr>
+          <w:lang w:val="en-US"/>
+        </w:rPr>
+        <w:t xml:space="preserve">    </w:t>
+      </w:r>
+      <w:proofErr w:type="spellStart"/>
+      <w:r>
+        <w:rPr>
+          <w:lang w:val="en-US"/>
+        </w:rPr>
+        <w:t>v_similar_events</w:t>
+      </w:r>
+      <w:proofErr w:type="spellEnd"/>
+      <w:r>
+        <w:rPr>
+          <w:lang w:val="en-US"/>
+        </w:rPr>
+        <w:t xml:space="preserve"> := </w:t>
+      </w:r>
+      <w:proofErr w:type="spellStart"/>
+      <w:r>
+        <w:rPr>
+          <w:lang w:val="en-US"/>
+        </w:rPr>
+        <w:t>v_similar_events</w:t>
+      </w:r>
+      <w:proofErr w:type="spellEnd"/>
+      <w:r>
+        <w:rPr>
+          <w:lang w:val="en-US"/>
+        </w:rPr>
+        <w:t xml:space="preserve"> || ARRAY(</w:t>
+      </w:r>
+    </w:p>
+    <w:p>
+      <w:pPr>
+        <w:spacing w:after="0"/>
+        <w:rPr>
+          <w:lang w:val="en-US"/>
+        </w:rPr>
+      </w:pPr>
+      <w:r>
+        <w:rPr>
+          <w:lang w:val="en-US"/>
+        </w:rPr>
+        <w:t xml:space="preserve">      SELECT </w:t>
+      </w:r>
+      <w:proofErr w:type="spellStart"/>
+      <w:r>
+        <w:rPr>
+          <w:lang w:val="en-US"/>
+        </w:rPr>
+        <w:t>c.event_id</w:t>
+      </w:r>
+      <w:proofErr w:type="spellEnd"/>
+    </w:p>
+    <w:p>
+      <w:pPr>
+        <w:spacing w:after="0"/>
+        <w:rPr>
+          <w:lang w:val="en-US"/>
+        </w:rPr>
+      </w:pPr>
+      <w:r>
+        <w:rPr>
+          <w:lang w:val="en-US"/>
+        </w:rPr>
+        <w:t xml:space="preserve">      FROM Conditions c</w:t>
+      </w:r>
+    </w:p>
+    <w:p>
+      <w:pPr>
+        <w:spacing w:after="0"/>
+        <w:rPr>
+          <w:lang w:val="en-US"/>
+        </w:rPr>
+      </w:pPr>
+      <w:r>
+        <w:rPr>
+          <w:lang w:val="en-US"/>
+        </w:rPr>
+        <w:t xml:space="preserve">      WHERE </w:t>
+      </w:r>
+      <w:proofErr w:type="spellStart"/>
+      <w:r>
+        <w:rPr>
+          <w:lang w:val="en-US"/>
+        </w:rPr>
+        <w:t>c.place_id</w:t>
+      </w:r>
+      <w:proofErr w:type="spellEnd"/>
+      <w:r>
+        <w:rPr>
+          <w:lang w:val="en-US"/>
+        </w:rPr>
+        <w:t xml:space="preserve"> IN (</w:t>
+      </w:r>
+    </w:p>
+    <w:p>
+      <w:pPr>
+        <w:spacing w:after="0"/>
+        <w:rPr>
+          <w:lang w:val="en-US"/>
+        </w:rPr>
+      </w:pPr>
+      <w:r>
+        <w:rPr>
+          <w:lang w:val="en-US"/>
+        </w:rPr>
+        <w:t xml:space="preserve">        SELECT p.id FROM Places p</w:t>
+      </w:r>
+    </w:p>
+    <w:p>
+      <w:pPr>
+        <w:spacing w:after="0"/>
+        <w:rPr>
+          <w:lang w:val="en-US"/>
+        </w:rPr>
+      </w:pPr>
+      <w:r>
+        <w:rPr>
+          <w:lang w:val="en-US"/>
+        </w:rPr>
+        <w:t xml:space="preserve">        WHERE </w:t>
+      </w:r>
+      <w:proofErr w:type="spellStart"/>
+      <w:r>
+        <w:rPr>
+          <w:lang w:val="en-US"/>
+        </w:rPr>
+        <w:t>p.coord_x</w:t>
+      </w:r>
+      <w:proofErr w:type="spellEnd"/>
+      <w:r>
+        <w:rPr>
+          <w:lang w:val="en-US"/>
+        </w:rPr>
+        <w:t xml:space="preserve"> BETWEEN </w:t>
+      </w:r>
+      <w:proofErr w:type="spellStart"/>
+      <w:r>
+        <w:rPr>
+          <w:lang w:val="en-US"/>
+        </w:rPr>
+        <w:t>v_coord_x</w:t>
+      </w:r>
+      <w:proofErr w:type="spellEnd"/>
+      <w:r>
+        <w:rPr>
+          <w:lang w:val="en-US"/>
+        </w:rPr>
+        <w:t xml:space="preserve"> - 25 AND </w:t>
+      </w:r>
+      <w:proofErr w:type="spellStart"/>
+      <w:r>
+        <w:rPr>
+          <w:lang w:val="en-US"/>
+        </w:rPr>
+        <w:t>v_coord_x</w:t>
+      </w:r>
+      <w:proofErr w:type="spellEnd"/>
+      <w:r>
+        <w:rPr>
+          <w:lang w:val="en-US"/>
+        </w:rPr>
+        <w:t xml:space="preserve"> + 25</w:t>
+      </w:r>
+    </w:p>
+    <w:p>
+      <w:pPr>
+        <w:spacing w:after="0"/>
+        <w:rPr>
+          <w:lang w:val="en-US"/>
+        </w:rPr>
+      </w:pPr>
+      <w:r>
+        <w:rPr>
+          <w:lang w:val="en-US"/>
+        </w:rPr>
+        <w:lastRenderedPageBreak/>
+        <w:t xml:space="preserve">          AND </w:t>
+      </w:r>
+      <w:proofErr w:type="spellStart"/>
+      <w:r>
+        <w:rPr>
+          <w:lang w:val="en-US"/>
+        </w:rPr>
+        <w:t>p.coord_y</w:t>
+      </w:r>
+      <w:proofErr w:type="spellEnd"/>
+      <w:r>
+        <w:rPr>
+          <w:lang w:val="en-US"/>
+        </w:rPr>
+        <w:t xml:space="preserve"> BETWEEN </w:t>
+      </w:r>
+      <w:proofErr w:type="spellStart"/>
+      <w:r>
+        <w:rPr>
+          <w:lang w:val="en-US"/>
+        </w:rPr>
+        <w:t>v_coord_y</w:t>
+      </w:r>
+      <w:proofErr w:type="spellEnd"/>
+      <w:r>
+        <w:rPr>
+          <w:lang w:val="en-US"/>
+        </w:rPr>
+        <w:t xml:space="preserve"> - 25 AND </w:t>
+      </w:r>
+      <w:proofErr w:type="spellStart"/>
+      <w:r>
+        <w:rPr>
+          <w:lang w:val="en-US"/>
+        </w:rPr>
+        <w:t>v_coord_y</w:t>
+      </w:r>
+      <w:proofErr w:type="spellEnd"/>
+      <w:r>
+        <w:rPr>
+          <w:lang w:val="en-US"/>
+        </w:rPr>
+        <w:t xml:space="preserve"> + 25</w:t>
+      </w:r>
+    </w:p>
+    <w:p>
+      <w:pPr>
+        <w:spacing w:after="0"/>
+        <w:rPr>
+          <w:lang w:val="en-US"/>
+        </w:rPr>
+      </w:pPr>
+      <w:r>
+        <w:rPr>
+          <w:lang w:val="en-US"/>
+        </w:rPr>
+        <w:t xml:space="preserve">      )</w:t>
+      </w:r>
+    </w:p>
+    <w:p>
+      <w:pPr>
+        <w:spacing w:after="0"/>
+        <w:rPr>
+          <w:lang w:val="en-US"/>
+        </w:rPr>
+      </w:pPr>
+      <w:r>
+        <w:rPr>
+          <w:lang w:val="en-US"/>
+        </w:rPr>
+        <w:t xml:space="preserve">      AND (</w:t>
+      </w:r>
+    </w:p>
+    <w:p>
+      <w:pPr>
+        <w:spacing w:after="0"/>
+        <w:rPr>
+          <w:lang w:val="en-US"/>
+        </w:rPr>
+      </w:pPr>
+      <w:r>
+        <w:rPr>
+          <w:lang w:val="en-US"/>
+        </w:rPr>
+        <w:t xml:space="preserve">        EXTRACT(DOW FROM </w:t>
+      </w:r>
+      <w:proofErr w:type="spellStart"/>
+      <w:r>
+        <w:rPr>
+          <w:lang w:val="en-US"/>
+        </w:rPr>
+        <w:t>c.time</w:t>
+      </w:r>
+      <w:proofErr w:type="spellEnd"/>
+      <w:r>
+        <w:rPr>
+          <w:lang w:val="en-US"/>
+        </w:rPr>
+        <w:t xml:space="preserve">) = EXTRACT(DOW FROM </w:t>
+      </w:r>
+      <w:proofErr w:type="spellStart"/>
+      <w:r>
+        <w:rPr>
+          <w:lang w:val="en-US"/>
+        </w:rPr>
+        <w:t>v_event_time</w:t>
+      </w:r>
+      <w:proofErr w:type="spellEnd"/>
+      <w:r>
+        <w:rPr>
+          <w:lang w:val="en-US"/>
+        </w:rPr>
         <w:t>)</w:t>
       </w:r>
-      <w:r>
+    </w:p>
+    <w:p>
+      <w:pPr>
+        <w:spacing w:after="0"/>
+        <w:rPr>
+          <w:lang w:val="en-US"/>
+        </w:rPr>
+      </w:pPr>
+      <w:r>
+        <w:rPr>
+          <w:lang w:val="en-US"/>
+        </w:rPr>
+        <w:t xml:space="preserve">        OR TO_CHAR(</w:t>
+      </w:r>
+      <w:proofErr w:type="spellStart"/>
+      <w:r>
+        <w:rPr>
+          <w:lang w:val="en-US"/>
+        </w:rPr>
+        <w:t>c.time</w:t>
+      </w:r>
+      <w:proofErr w:type="spellEnd"/>
+      <w:r>
+        <w:rPr>
+          <w:lang w:val="en-US"/>
+        </w:rPr>
+        <w:t>, 'DD-MM') = TO_CHAR(</w:t>
+      </w:r>
+      <w:proofErr w:type="spellStart"/>
+      <w:r>
+        <w:rPr>
+          <w:lang w:val="en-US"/>
+        </w:rPr>
+        <w:t>v_event_time</w:t>
+      </w:r>
+      <w:proofErr w:type="spellEnd"/>
+      <w:r>
+        <w:rPr>
+          <w:lang w:val="en-US"/>
+        </w:rPr>
+        <w:t>, 'DD-MM')</w:t>
+      </w:r>
+    </w:p>
+    <w:p>
+      <w:pPr>
+        <w:spacing w:after="0"/>
+        <w:rPr>
+          <w:lang w:val="en-US"/>
+        </w:rPr>
+      </w:pPr>
+      <w:r>
+        <w:rPr>
+          <w:lang w:val="en-US"/>
+        </w:rPr>
+        <w:t xml:space="preserve">      )</w:t>
+      </w:r>
+    </w:p>
+    <w:p>
+      <w:pPr>
+        <w:spacing w:after="0"/>
+        <w:rPr>
+          <w:lang w:val="en-US"/>
+        </w:rPr>
+      </w:pPr>
+      <w:r>
+        <w:rPr>
+          <w:lang w:val="en-US"/>
+        </w:rPr>
+        <w:t xml:space="preserve">    );</w:t>
+      </w:r>
+    </w:p>
+    <w:p>
+      <w:pPr>
+        <w:spacing w:after="0"/>
+        <w:rPr>
+          <w:lang w:val="en-US"/>
+        </w:rPr>
+      </w:pPr>
+    </w:p>
+    <w:p>
+      <w:pPr>
+        <w:spacing w:after="0"/>
+        <w:rPr>
+          <w:lang w:val="en-US"/>
+        </w:rPr>
+      </w:pPr>
+      <w:r>
+        <w:rPr>
+          <w:lang w:val="en-US"/>
+        </w:rPr>
+        <w:t xml:space="preserve">    </w:t>
+      </w:r>
+      <w:proofErr w:type="spellStart"/>
+      <w:r>
+        <w:rPr>
+          <w:lang w:val="en-US"/>
+        </w:rPr>
+        <w:t>v_similar_events</w:t>
+      </w:r>
+      <w:proofErr w:type="spellEnd"/>
+      <w:r>
+        <w:rPr>
+          <w:lang w:val="en-US"/>
+        </w:rPr>
+        <w:t xml:space="preserve"> := ARRAY(</w:t>
+      </w:r>
+    </w:p>
+    <w:p>
+      <w:pPr>
+        <w:spacing w:after="0"/>
+        <w:rPr>
+          <w:lang w:val="en-US"/>
+        </w:rPr>
+      </w:pPr>
+      <w:r>
+        <w:rPr>
+          <w:lang w:val="en-US"/>
+        </w:rPr>
+        <w:t xml:space="preserve">      SELECT DISTINCT unnest(</w:t>
+      </w:r>
+      <w:proofErr w:type="spellStart"/>
+      <w:r>
+        <w:rPr>
+          <w:lang w:val="en-US"/>
+        </w:rPr>
+        <w:t>v_similar_events</w:t>
+      </w:r>
+      <w:proofErr w:type="spellEnd"/>
+      <w:r>
+        <w:rPr>
+          <w:lang w:val="en-US"/>
+        </w:rPr>
+        <w:t>)</w:t>
+      </w:r>
+    </w:p>
+    <w:p>
+      <w:pPr>
+        <w:spacing w:after="0"/>
+        <w:rPr>
+          <w:lang w:val="en-US"/>
+        </w:rPr>
+      </w:pPr>
+      <w:r>
+        <w:rPr>
+          <w:lang w:val="en-US"/>
+        </w:rPr>
+        <w:t xml:space="preserve">      EXCEPT</w:t>
+      </w:r>
+    </w:p>
+    <w:p>
+      <w:pPr>
+        <w:spacing w:after="0"/>
+        <w:rPr>
+          <w:lang w:val="en-US"/>
+        </w:rPr>
+      </w:pPr>
+      <w:r>
+        <w:rPr>
+          <w:lang w:val="en-US"/>
+        </w:rPr>
+        <w:t xml:space="preserve">      SELECT </w:t>
+      </w:r>
+      <w:proofErr w:type="spellStart"/>
+      <w:r>
+        <w:rPr>
+          <w:lang w:val="en-US"/>
+        </w:rPr>
+        <w:t>NEW.event_id</w:t>
+      </w:r>
+      <w:proofErr w:type="spellEnd"/>
+    </w:p>
+    <w:p>
+      <w:pPr>
+        <w:spacing w:after="0"/>
+        <w:rPr>
+          <w:lang w:val="en-US"/>
+        </w:rPr>
+      </w:pPr>
+      <w:r>
+        <w:rPr>
+          <w:lang w:val="en-US"/>
+        </w:rPr>
+        <w:t xml:space="preserve">    );</w:t>
+      </w:r>
+    </w:p>
+    <w:p>
+      <w:pPr>
+        <w:spacing w:after="0"/>
+        <w:rPr>
+          <w:lang w:val="en-US"/>
+        </w:rPr>
+      </w:pPr>
+    </w:p>
+    <w:p>
+      <w:pPr>
+        <w:spacing w:after="0"/>
+        <w:rPr>
+          <w:lang w:val="en-US"/>
+        </w:rPr>
+      </w:pPr>
+      <w:r>
+        <w:rPr>
+          <w:lang w:val="en-US"/>
+        </w:rPr>
+        <w:t xml:space="preserve">    FOREACH </w:t>
+      </w:r>
+      <w:proofErr w:type="spellStart"/>
+      <w:r>
+        <w:rPr>
+          <w:lang w:val="en-US"/>
+        </w:rPr>
+        <w:t>eid</w:t>
+      </w:r>
+      <w:proofErr w:type="spellEnd"/>
+      <w:r>
+        <w:rPr>
+          <w:lang w:val="en-US"/>
+        </w:rPr>
+        <w:t xml:space="preserve"> IN ARRAY </w:t>
+      </w:r>
+      <w:proofErr w:type="spellStart"/>
+      <w:r>
+        <w:rPr>
+          <w:lang w:val="en-US"/>
+        </w:rPr>
+        <w:t>v_similar_events</w:t>
+      </w:r>
+      <w:proofErr w:type="spellEnd"/>
+      <w:r>
+        <w:rPr>
+          <w:lang w:val="en-US"/>
+        </w:rPr>
+        <w:t xml:space="preserve"> LOOP</w:t>
+      </w:r>
+    </w:p>
+    <w:p>
+      <w:pPr>
+        <w:spacing w:after="0"/>
+        <w:rPr>
+          <w:lang w:val="en-US"/>
+        </w:rPr>
+      </w:pPr>
+      <w:r>
+        <w:rPr>
+          <w:lang w:val="en-US"/>
+        </w:rPr>
+        <w:t xml:space="preserve">        UPDATE Thoughts</w:t>
+      </w:r>
+    </w:p>
+    <w:p>
+      <w:pPr>
+        <w:spacing w:after="0"/>
+        <w:rPr>
+          <w:lang w:val="en-US"/>
+        </w:rPr>
+      </w:pPr>
+      <w:r>
+        <w:rPr>
+          <w:lang w:val="en-US"/>
+        </w:rPr>
+        <w:t xml:space="preserve">        SET text = '</w:t>
+      </w:r>
+      <w:r>
+        <w:t>Мероприятие</w:t>
+      </w:r>
+      <w:r>
+        <w:rPr>
+          <w:lang w:val="en-US"/>
+        </w:rPr>
         <w:t xml:space="preserve"> </w:t>
       </w:r>
       <w:r>
-        <w:t>получил плохую эмоцию</w:t>
-      </w:r>
-      <w:r>
+        <w:t>прошло</w:t>
+      </w:r>
+      <w:r>
+        <w:rPr>
+          <w:lang w:val="en-US"/>
+        </w:rPr>
         <w:t xml:space="preserve"> </w:t>
       </w:r>
       <w:r>
-        <w:t>(</w:t>
-      </w:r>
-      <w:r>
-        <w:rPr>
-          <w:lang w:val="en-US"/>
-        </w:rPr>
-        <w:t>Emotion</w:t>
-      </w:r>
-      <w:r>
-        <w:t>)</w:t>
-      </w:r>
-      <w:r>
-        <w:t xml:space="preserve"> на событие</w:t>
-      </w:r>
-      <w:r>
-        <w:t xml:space="preserve"> </w:t>
-      </w:r>
-      <w:r>
-        <w:t>(</w:t>
-      </w:r>
-      <w:r>
-        <w:rPr>
-          <w:lang w:val="en-US"/>
-        </w:rPr>
-        <w:t>Event</w:t>
-      </w:r>
-      <w:r>
-        <w:t>)</w:t>
-      </w:r>
-      <w:r>
-        <w:t xml:space="preserve">, то на все события в которых он участвовал ранее с похожими </w:t>
-      </w:r>
-      <w:r>
-        <w:rPr>
-          <w:lang w:val="en-US"/>
-        </w:rPr>
-        <w:t>conditions</w:t>
-      </w:r>
-      <w:r>
-        <w:t xml:space="preserve"> </w:t>
-      </w:r>
-      <w:r>
-        <w:t>и словами в названии изменяется мысль</w:t>
-      </w:r>
-      <w:r>
-        <w:t xml:space="preserve"> </w:t>
-      </w:r>
-      <w:r>
-        <w:t>(</w:t>
-      </w:r>
-      <w:r>
-        <w:rPr>
-          <w:lang w:val="en-US"/>
-        </w:rPr>
-        <w:t>Thought</w:t>
-      </w:r>
-      <w:r>
-        <w:t>)</w:t>
-      </w:r>
-      <w:r>
-        <w:t xml:space="preserve"> на, то что событие не интересно.</w:t>
-      </w:r>
-    </w:p>
-    <w:p>
-      <w:r>
-        <w:t>Триггер – строковый на плохие эмоции</w:t>
-      </w:r>
-    </w:p>
-    <w:p>
-      <w:pPr>
+        <w:t>ужасно</w:t>
+      </w:r>
+      <w:r>
+        <w:rPr>
+          <w:lang w:val="en-US"/>
+        </w:rPr>
+        <w:t>'</w:t>
+      </w:r>
+    </w:p>
+    <w:p>
+      <w:pPr>
+        <w:spacing w:after="0"/>
+        <w:rPr>
+          <w:lang w:val="en-US"/>
+        </w:rPr>
+      </w:pPr>
+      <w:r>
+        <w:rPr>
+          <w:lang w:val="en-US"/>
+        </w:rPr>
+        <w:t xml:space="preserve">        WHERE </w:t>
+      </w:r>
+      <w:proofErr w:type="spellStart"/>
+      <w:r>
+        <w:rPr>
+          <w:lang w:val="en-US"/>
+        </w:rPr>
+        <w:t>event_id</w:t>
+      </w:r>
+      <w:proofErr w:type="spellEnd"/>
+      <w:r>
+        <w:rPr>
+          <w:lang w:val="en-US"/>
+        </w:rPr>
+        <w:t xml:space="preserve"> = </w:t>
+      </w:r>
+      <w:proofErr w:type="spellStart"/>
+      <w:r>
+        <w:rPr>
+          <w:lang w:val="en-US"/>
+        </w:rPr>
+        <w:t>eid</w:t>
+      </w:r>
+      <w:proofErr w:type="spellEnd"/>
+      <w:r>
+        <w:rPr>
+          <w:lang w:val="en-US"/>
+        </w:rPr>
+        <w:t xml:space="preserve"> AND </w:t>
+      </w:r>
+      <w:proofErr w:type="spellStart"/>
+      <w:r>
+        <w:rPr>
+          <w:lang w:val="en-US"/>
+        </w:rPr>
+        <w:t>person_id</w:t>
+      </w:r>
+      <w:proofErr w:type="spellEnd"/>
+      <w:r>
+        <w:rPr>
+          <w:lang w:val="en-US"/>
+        </w:rPr>
+        <w:t xml:space="preserve"> = </w:t>
+      </w:r>
+      <w:proofErr w:type="spellStart"/>
+      <w:r>
+        <w:rPr>
+          <w:lang w:val="en-US"/>
+        </w:rPr>
+        <w:t>NEW.person_id</w:t>
+      </w:r>
+      <w:proofErr w:type="spellEnd"/>
+      <w:r>
+        <w:rPr>
+          <w:lang w:val="en-US"/>
+        </w:rPr>
+        <w:t>;</w:t>
+      </w:r>
+    </w:p>
+    <w:p>
+      <w:pPr>
+        <w:spacing w:after="0"/>
+        <w:rPr>
+          <w:lang w:val="en-US"/>
+        </w:rPr>
+      </w:pPr>
+    </w:p>
+    <w:p>
+      <w:pPr>
+        <w:spacing w:after="0"/>
+        <w:rPr>
+          <w:lang w:val="en-US"/>
+        </w:rPr>
+      </w:pPr>
+      <w:r>
+        <w:rPr>
+          <w:lang w:val="en-US"/>
+        </w:rPr>
+        <w:t xml:space="preserve">        UPDATE Emotions</w:t>
+      </w:r>
+    </w:p>
+    <w:p>
+      <w:pPr>
+        <w:spacing w:after="0"/>
+        <w:rPr>
+          <w:lang w:val="en-US"/>
+        </w:rPr>
+      </w:pPr>
+      <w:r>
+        <w:rPr>
+          <w:lang w:val="en-US"/>
+        </w:rPr>
+        <w:t xml:space="preserve">        SET </w:t>
+      </w:r>
+      <w:proofErr w:type="spellStart"/>
+      <w:r>
+        <w:rPr>
+          <w:lang w:val="en-US"/>
+        </w:rPr>
+        <w:t>emotion_type</w:t>
+      </w:r>
+      <w:proofErr w:type="spellEnd"/>
+      <w:r>
+        <w:rPr>
+          <w:lang w:val="en-US"/>
+        </w:rPr>
+        <w:t xml:space="preserve"> = </w:t>
+      </w:r>
+      <w:proofErr w:type="spellStart"/>
+      <w:r>
+        <w:rPr>
+          <w:lang w:val="en-US"/>
+        </w:rPr>
+        <w:t>NEW.emotion_type</w:t>
+      </w:r>
+      <w:proofErr w:type="spellEnd"/>
+    </w:p>
+    <w:p>
+      <w:pPr>
+        <w:spacing w:after="0"/>
+        <w:rPr>
+          <w:lang w:val="en-US"/>
+        </w:rPr>
+      </w:pPr>
+      <w:r>
+        <w:rPr>
+          <w:lang w:val="en-US"/>
+        </w:rPr>
+        <w:t xml:space="preserve">        WHERE </w:t>
+      </w:r>
+      <w:proofErr w:type="spellStart"/>
+      <w:r>
+        <w:rPr>
+          <w:lang w:val="en-US"/>
+        </w:rPr>
+        <w:t>event_id</w:t>
+      </w:r>
+      <w:proofErr w:type="spellEnd"/>
+      <w:r>
+        <w:rPr>
+          <w:lang w:val="en-US"/>
+        </w:rPr>
+        <w:t xml:space="preserve"> = </w:t>
+      </w:r>
+      <w:proofErr w:type="spellStart"/>
+      <w:r>
+        <w:rPr>
+          <w:lang w:val="en-US"/>
+        </w:rPr>
+        <w:t>eid</w:t>
+      </w:r>
+      <w:proofErr w:type="spellEnd"/>
+      <w:r>
+        <w:rPr>
+          <w:lang w:val="en-US"/>
+        </w:rPr>
+        <w:t xml:space="preserve"> AND </w:t>
+      </w:r>
+      <w:proofErr w:type="spellStart"/>
+      <w:r>
+        <w:rPr>
+          <w:lang w:val="en-US"/>
+        </w:rPr>
+        <w:t>person_id</w:t>
+      </w:r>
+      <w:proofErr w:type="spellEnd"/>
+      <w:r>
+        <w:rPr>
+          <w:lang w:val="en-US"/>
+        </w:rPr>
+        <w:t xml:space="preserve"> = </w:t>
+      </w:r>
+      <w:proofErr w:type="spellStart"/>
+      <w:r>
+        <w:rPr>
+          <w:lang w:val="en-US"/>
+        </w:rPr>
+        <w:t>NEW.person_id</w:t>
+      </w:r>
+      <w:proofErr w:type="spellEnd"/>
+      <w:r>
+        <w:rPr>
+          <w:lang w:val="en-US"/>
+        </w:rPr>
+        <w:t>;</w:t>
+      </w:r>
+    </w:p>
+    <w:p>
+      <w:pPr>
+        <w:spacing w:after="0"/>
+        <w:rPr>
+          <w:lang w:val="en-US"/>
+        </w:rPr>
+      </w:pPr>
+    </w:p>
+    <w:p>
+      <w:pPr>
+        <w:spacing w:after="0"/>
+        <w:rPr>
+          <w:lang w:val="en-US"/>
+        </w:rPr>
+      </w:pPr>
+      <w:r>
+        <w:rPr>
+          <w:lang w:val="en-US"/>
+        </w:rPr>
+        <w:t xml:space="preserve">        RAISE NOTICE 'Memory about event % updated', </w:t>
+      </w:r>
+      <w:proofErr w:type="spellStart"/>
+      <w:r>
+        <w:rPr>
+          <w:lang w:val="en-US"/>
+        </w:rPr>
+        <w:t>eid</w:t>
+      </w:r>
+      <w:proofErr w:type="spellEnd"/>
+      <w:r>
+        <w:rPr>
+          <w:lang w:val="en-US"/>
+        </w:rPr>
+        <w:t>;</w:t>
+      </w:r>
+    </w:p>
+    <w:p>
+      <w:pPr>
+        <w:spacing w:after="0"/>
+        <w:rPr>
+          <w:lang w:val="en-US"/>
+        </w:rPr>
+      </w:pPr>
+      <w:r>
+        <w:rPr>
+          <w:lang w:val="en-US"/>
+        </w:rPr>
+        <w:t xml:space="preserve">    END LOOP;</w:t>
+      </w:r>
+    </w:p>
+    <w:p>
+      <w:pPr>
+        <w:spacing w:after="0"/>
+        <w:rPr>
+          <w:lang w:val="en-US"/>
+        </w:rPr>
+      </w:pPr>
+      <w:r>
+        <w:rPr>
+          <w:lang w:val="en-US"/>
+        </w:rPr>
+        <w:t xml:space="preserve">  END IF;</w:t>
+      </w:r>
+    </w:p>
+    <w:p>
+      <w:pPr>
+        <w:spacing w:after="0"/>
+        <w:rPr>
+          <w:lang w:val="en-US"/>
+        </w:rPr>
+      </w:pPr>
+      <w:r>
+        <w:rPr>
+          <w:lang w:val="en-US"/>
+        </w:rPr>
+        <w:t xml:space="preserve">  RETURN NEW;</w:t>
+      </w:r>
+    </w:p>
+    <w:p>
+      <w:pPr>
+        <w:spacing w:after="0"/>
+        <w:rPr>
+          <w:lang w:val="en-US"/>
+        </w:rPr>
+      </w:pPr>
+      <w:r>
+        <w:rPr>
+          <w:lang w:val="en-US"/>
+        </w:rPr>
+        <w:t>END;</w:t>
+      </w:r>
+    </w:p>
+    <w:p>
+      <w:pPr>
+        <w:spacing w:after="0"/>
+      </w:pPr>
+      <w:r>
+        <w:rPr>
+          <w:lang w:val="en-US"/>
+        </w:rPr>
+        <w:t xml:space="preserve">$$ LANGUAGE </w:t>
+      </w:r>
+      <w:proofErr w:type="spellStart"/>
+      <w:r>
+        <w:rPr>
+          <w:lang w:val="en-US"/>
+        </w:rPr>
+        <w:t>plpgsql</w:t>
+      </w:r>
+      <w:proofErr w:type="spellEnd"/>
+      <w:r>
+        <w:rPr>
+          <w:lang w:val="en-US"/>
+        </w:rPr>
+        <w:t>;</w:t>
+      </w:r>
+    </w:p>
+    <w:p>
+      <w:pPr>
+        <w:spacing w:after="0"/>
+        <w:rPr>
+          <w:lang w:val="en-US"/>
+        </w:rPr>
+      </w:pPr>
+      <w:r>
+        <w:rPr>
+          <w:lang w:val="en-US"/>
+        </w:rPr>
+        <w:t xml:space="preserve">--DROP TRIGGER IF EXISTS </w:t>
+      </w:r>
+      <w:proofErr w:type="spellStart"/>
+      <w:r>
+        <w:rPr>
+          <w:lang w:val="en-US"/>
+        </w:rPr>
+        <w:t>track_awful_event</w:t>
+      </w:r>
+      <w:proofErr w:type="spellEnd"/>
+      <w:r>
+        <w:rPr>
+          <w:lang w:val="en-US"/>
+        </w:rPr>
+        <w:t xml:space="preserve"> ON emotions;</w:t>
+      </w:r>
+    </w:p>
+    <w:p>
+      <w:pPr>
+        <w:spacing w:after="0"/>
+        <w:rPr>
+          <w:lang w:val="en-US"/>
+        </w:rPr>
+      </w:pPr>
+    </w:p>
+    <w:p>
+      <w:pPr>
+        <w:spacing w:after="0"/>
+        <w:rPr>
+          <w:lang w:val="en-US"/>
+        </w:rPr>
+      </w:pPr>
+      <w:r>
+        <w:rPr>
+          <w:lang w:val="en-US"/>
+        </w:rPr>
+        <w:t xml:space="preserve">CREATE OR REPLACE TRIGGER  </w:t>
+      </w:r>
+      <w:proofErr w:type="spellStart"/>
+      <w:r>
+        <w:rPr>
+          <w:lang w:val="en-US"/>
+        </w:rPr>
+        <w:t>track_awful_event</w:t>
+      </w:r>
+      <w:proofErr w:type="spellEnd"/>
+    </w:p>
+    <w:p>
+      <w:pPr>
+        <w:spacing w:after="0"/>
+        <w:rPr>
+          <w:lang w:val="en-US"/>
+        </w:rPr>
+      </w:pPr>
+      <w:r>
+        <w:rPr>
+          <w:lang w:val="en-US"/>
+        </w:rPr>
+        <w:t>AFTER INSERT ON emotions</w:t>
+      </w:r>
+    </w:p>
+    <w:p>
+      <w:pPr>
+        <w:spacing w:after="0"/>
+        <w:rPr>
+          <w:lang w:val="en-US"/>
+        </w:rPr>
+      </w:pPr>
+      <w:r>
+        <w:rPr>
+          <w:lang w:val="en-US"/>
+        </w:rPr>
+        <w:t>FOR EACH ROW</w:t>
+      </w:r>
+    </w:p>
+    <w:p>
+      <w:pPr>
+        <w:spacing w:after="0"/>
+      </w:pPr>
+      <w:r>
+        <w:t>WHEN (</w:t>
+      </w:r>
+      <w:proofErr w:type="spellStart"/>
+      <w:r>
+        <w:t>pg_trigger_depth</w:t>
+      </w:r>
+      <w:proofErr w:type="spellEnd"/>
+      <w:r>
+        <w:t>() = 0)</w:t>
+      </w:r>
+    </w:p>
+    <w:p>
+      <w:pPr>
+        <w:spacing w:after="0"/>
         <w:rPr>
           <w:rFonts w:ascii="Times New Roman" w:eastAsiaTheme="majorEastAsia" w:hAnsi="Times New Roman" w:cs="Times New Roman"/>
           <w:color w:val="000000" w:themeColor="text1"/>
@@ -3767,6 +5570,17 @@
           <w:szCs w:val="32"/>
         </w:rPr>
       </w:pPr>
+      <w:r>
+        <w:t xml:space="preserve">EXECUTE FUNCTION </w:t>
+      </w:r>
+      <w:proofErr w:type="spellStart"/>
+      <w:r>
+        <w:t>awful_event</w:t>
+      </w:r>
+      <w:proofErr w:type="spellEnd"/>
+      <w:r>
+        <w:t>();</w:t>
+      </w:r>
       <w:r>
         <w:br w:type="page"/>
       </w:r>
@@ -3926,6 +5740,119 @@
 <file path=word/numbering.xml><?xml version="1.0" encoding="utf-8"?>
 <w:numbering xmlns:wpc="http://schemas.microsoft.com/office/word/2010/wordprocessingCanvas" xmlns:cx="http://schemas.microsoft.com/office/drawing/2014/chartex" xmlns:cx1="http://schemas.microsoft.com/office/drawing/2015/9/8/chartex" xmlns:cx2="http://schemas.microsoft.com/office/drawing/2015/10/21/chartex" xmlns:cx3="http://schemas.microsoft.com/office/drawing/2016/5/9/chartex" xmlns:cx4="http://schemas.microsoft.com/office/drawing/2016/5/10/chartex" xmlns:cx5="http://schemas.microsoft.com/office/drawing/2016/5/11/chartex" xmlns:cx6="http://schemas.microsoft.com/office/drawing/2016/5/12/chartex" xmlns:cx7="http://schemas.microsoft.com/office/drawing/2016/5/13/chartex" xmlns:cx8="http://schemas.microsoft.com/office/drawing/2016/5/14/chartex" xmlns:mc="http://schemas.openxmlformats.org/markup-compatibility/2006" xmlns:aink="http://schemas.microsoft.com/office/drawing/2016/ink" xmlns:am3d="http://schemas.microsoft.com/office/drawing/2017/model3d" xmlns:o="urn:schemas-microsoft-com:office:office" xmlns:oel="http://schemas.microsoft.com/office/2019/extlst" xmlns:r="http://schemas.openxmlformats.org/officeDocument/2006/relationships" xmlns:m="http://schemas.openxmlformats.org/officeDocument/2006/math" xmlns:v="urn:schemas-microsoft-com:vml" xmlns:wp14="http://schemas.microsoft.com/office/word/2010/wordprocessingDrawing" xmlns:wp="http://schemas.openxmlformats.org/drawingml/2006/wordprocessingDrawing" xmlns:w10="urn:schemas-microsoft-com:office:word" xmlns:w="http://schemas.openxmlformats.org/wordprocessingml/2006/main" xmlns:w14="http://schemas.microsoft.com/office/word/2010/wordml" xmlns:w15="http://schemas.microsoft.com/office/word/2012/wordml" xmlns:w16cex="http://schemas.microsoft.com/office/word/2018/wordml/cex" xmlns:w16cid="http://schemas.microsoft.com/office/word/2016/wordml/cid" xmlns:w16="http://schemas.microsoft.com/office/word/2018/wordml" xmlns:w16du="http://schemas.microsoft.com/office/word/2023/wordml/word16du" xmlns:w16sdtdh="http://schemas.microsoft.com/office/word/2020/wordml/sdtdatahash" xmlns:w16sdtfl="http://schemas.microsoft.com/office/word/2024/wordml/sdtformatlock" xmlns:w16se="http://schemas.microsoft.com/office/word/2015/wordml/symex" xmlns:wpg="http://schemas.microsoft.com/office/word/2010/wordprocessingGroup" xmlns:wpi="http://schemas.microsoft.com/office/word/2010/wordprocessingInk" xmlns:wne="http://schemas.microsoft.com/office/word/2006/wordml" xmlns:wps="http://schemas.microsoft.com/office/word/2010/wordprocessingShape" mc:Ignorable="w14 w15 w16se w16cid w16 w16cex w16sdtdh w16sdtfl w16du wp14">
   <w:abstractNum w:abstractNumId="0" w15:restartNumberingAfterBreak="0">
+    <w:nsid w:val="08D758E5"/>
+    <w:multiLevelType w:val="hybridMultilevel"/>
+    <w:tmpl w:val="45FAD3F8"/>
+    <w:lvl w:ilvl="0" w:tplc="04190001">
+      <w:start w:val="1"/>
+      <w:numFmt w:val="bullet"/>
+      <w:lvlText w:val=""/>
+      <w:lvlJc w:val="left"/>
+      <w:pPr>
+        <w:ind w:left="720" w:hanging="360"/>
+      </w:pPr>
+      <w:rPr>
+        <w:rFonts w:ascii="Symbol" w:hAnsi="Symbol" w:hint="default"/>
+      </w:rPr>
+    </w:lvl>
+    <w:lvl w:ilvl="1" w:tplc="04190003" w:tentative="1">
+      <w:start w:val="1"/>
+      <w:numFmt w:val="bullet"/>
+      <w:lvlText w:val="o"/>
+      <w:lvlJc w:val="left"/>
+      <w:pPr>
+        <w:ind w:left="1440" w:hanging="360"/>
+      </w:pPr>
+      <w:rPr>
+        <w:rFonts w:ascii="Courier New" w:hAnsi="Courier New" w:cs="Courier New" w:hint="default"/>
+      </w:rPr>
+    </w:lvl>
+    <w:lvl w:ilvl="2" w:tplc="04190005" w:tentative="1">
+      <w:start w:val="1"/>
+      <w:numFmt w:val="bullet"/>
+      <w:lvlText w:val=""/>
+      <w:lvlJc w:val="left"/>
+      <w:pPr>
+        <w:ind w:left="2160" w:hanging="360"/>
+      </w:pPr>
+      <w:rPr>
+        <w:rFonts w:ascii="Wingdings" w:hAnsi="Wingdings" w:hint="default"/>
+      </w:rPr>
+    </w:lvl>
+    <w:lvl w:ilvl="3" w:tplc="04190001" w:tentative="1">
+      <w:start w:val="1"/>
+      <w:numFmt w:val="bullet"/>
+      <w:lvlText w:val=""/>
+      <w:lvlJc w:val="left"/>
+      <w:pPr>
+        <w:ind w:left="2880" w:hanging="360"/>
+      </w:pPr>
+      <w:rPr>
+        <w:rFonts w:ascii="Symbol" w:hAnsi="Symbol" w:hint="default"/>
+      </w:rPr>
+    </w:lvl>
+    <w:lvl w:ilvl="4" w:tplc="04190003" w:tentative="1">
+      <w:start w:val="1"/>
+      <w:numFmt w:val="bullet"/>
+      <w:lvlText w:val="o"/>
+      <w:lvlJc w:val="left"/>
+      <w:pPr>
+        <w:ind w:left="3600" w:hanging="360"/>
+      </w:pPr>
+      <w:rPr>
+        <w:rFonts w:ascii="Courier New" w:hAnsi="Courier New" w:cs="Courier New" w:hint="default"/>
+      </w:rPr>
+    </w:lvl>
+    <w:lvl w:ilvl="5" w:tplc="04190005" w:tentative="1">
+      <w:start w:val="1"/>
+      <w:numFmt w:val="bullet"/>
+      <w:lvlText w:val=""/>
+      <w:lvlJc w:val="left"/>
+      <w:pPr>
+        <w:ind w:left="4320" w:hanging="360"/>
+      </w:pPr>
+      <w:rPr>
+        <w:rFonts w:ascii="Wingdings" w:hAnsi="Wingdings" w:hint="default"/>
+      </w:rPr>
+    </w:lvl>
+    <w:lvl w:ilvl="6" w:tplc="04190001" w:tentative="1">
+      <w:start w:val="1"/>
+      <w:numFmt w:val="bullet"/>
+      <w:lvlText w:val=""/>
+      <w:lvlJc w:val="left"/>
+      <w:pPr>
+        <w:ind w:left="5040" w:hanging="360"/>
+      </w:pPr>
+      <w:rPr>
+        <w:rFonts w:ascii="Symbol" w:hAnsi="Symbol" w:hint="default"/>
+      </w:rPr>
+    </w:lvl>
+    <w:lvl w:ilvl="7" w:tplc="04190003" w:tentative="1">
+      <w:start w:val="1"/>
+      <w:numFmt w:val="bullet"/>
+      <w:lvlText w:val="o"/>
+      <w:lvlJc w:val="left"/>
+      <w:pPr>
+        <w:ind w:left="5760" w:hanging="360"/>
+      </w:pPr>
+      <w:rPr>
+        <w:rFonts w:ascii="Courier New" w:hAnsi="Courier New" w:cs="Courier New" w:hint="default"/>
+      </w:rPr>
+    </w:lvl>
+    <w:lvl w:ilvl="8" w:tplc="04190005" w:tentative="1">
+      <w:start w:val="1"/>
+      <w:numFmt w:val="bullet"/>
+      <w:lvlText w:val=""/>
+      <w:lvlJc w:val="left"/>
+      <w:pPr>
+        <w:ind w:left="6480" w:hanging="360"/>
+      </w:pPr>
+      <w:rPr>
+        <w:rFonts w:ascii="Wingdings" w:hAnsi="Wingdings" w:hint="default"/>
+      </w:rPr>
+    </w:lvl>
+  </w:abstractNum>
+  <w:abstractNum w:abstractNumId="1" w15:restartNumberingAfterBreak="0">
     <w:nsid w:val="18134A13"/>
     <w:multiLevelType w:val="hybridMultilevel"/>
     <w:tmpl w:val="4CC6A9B0"/>
@@ -4014,7 +5941,7 @@
       </w:pPr>
     </w:lvl>
   </w:abstractNum>
-  <w:abstractNum w:abstractNumId="1" w15:restartNumberingAfterBreak="0">
+  <w:abstractNum w:abstractNumId="2" w15:restartNumberingAfterBreak="0">
     <w:nsid w:val="24BE4252"/>
     <w:multiLevelType w:val="multilevel"/>
     <w:tmpl w:val="30628B04"/>
@@ -4127,7 +6054,7 @@
       </w:pPr>
     </w:lvl>
   </w:abstractNum>
-  <w:abstractNum w:abstractNumId="2" w15:restartNumberingAfterBreak="0">
+  <w:abstractNum w:abstractNumId="3" w15:restartNumberingAfterBreak="0">
     <w:nsid w:val="2F614968"/>
     <w:multiLevelType w:val="hybridMultilevel"/>
     <w:tmpl w:val="23B2CA14"/>
@@ -4216,7 +6143,7 @@
       </w:pPr>
     </w:lvl>
   </w:abstractNum>
-  <w:abstractNum w:abstractNumId="3" w15:restartNumberingAfterBreak="0">
+  <w:abstractNum w:abstractNumId="4" w15:restartNumberingAfterBreak="0">
     <w:nsid w:val="316A7D62"/>
     <w:multiLevelType w:val="hybridMultilevel"/>
     <w:tmpl w:val="4CC6A9B0"/>
@@ -4305,7 +6232,7 @@
       </w:pPr>
     </w:lvl>
   </w:abstractNum>
-  <w:abstractNum w:abstractNumId="4" w15:restartNumberingAfterBreak="0">
+  <w:abstractNum w:abstractNumId="5" w15:restartNumberingAfterBreak="0">
     <w:nsid w:val="32CE33F5"/>
     <w:multiLevelType w:val="multilevel"/>
     <w:tmpl w:val="1C0E96CA"/>
@@ -4418,7 +6345,7 @@
       </w:pPr>
     </w:lvl>
   </w:abstractNum>
-  <w:abstractNum w:abstractNumId="5" w15:restartNumberingAfterBreak="0">
+  <w:abstractNum w:abstractNumId="6" w15:restartNumberingAfterBreak="0">
     <w:nsid w:val="33976072"/>
     <w:multiLevelType w:val="hybridMultilevel"/>
     <w:tmpl w:val="98FEEC7C"/>
@@ -4504,7 +6431,7 @@
       </w:pPr>
     </w:lvl>
   </w:abstractNum>
-  <w:abstractNum w:abstractNumId="6" w15:restartNumberingAfterBreak="0">
+  <w:abstractNum w:abstractNumId="7" w15:restartNumberingAfterBreak="0">
     <w:nsid w:val="3603470E"/>
     <w:multiLevelType w:val="hybridMultilevel"/>
     <w:tmpl w:val="1CECEE48"/>
@@ -4593,7 +6520,7 @@
       </w:pPr>
     </w:lvl>
   </w:abstractNum>
-  <w:abstractNum w:abstractNumId="7" w15:restartNumberingAfterBreak="0">
+  <w:abstractNum w:abstractNumId="8" w15:restartNumberingAfterBreak="0">
     <w:nsid w:val="3F985975"/>
     <w:multiLevelType w:val="multilevel"/>
     <w:tmpl w:val="69B840DC"/>
@@ -4742,7 +6669,7 @@
       </w:rPr>
     </w:lvl>
   </w:abstractNum>
-  <w:abstractNum w:abstractNumId="8" w15:restartNumberingAfterBreak="0">
+  <w:abstractNum w:abstractNumId="9" w15:restartNumberingAfterBreak="0">
     <w:nsid w:val="40FA7E69"/>
     <w:multiLevelType w:val="hybridMultilevel"/>
     <w:tmpl w:val="C366DB08"/>
@@ -4855,7 +6782,7 @@
       </w:rPr>
     </w:lvl>
   </w:abstractNum>
-  <w:abstractNum w:abstractNumId="9" w15:restartNumberingAfterBreak="0">
+  <w:abstractNum w:abstractNumId="10" w15:restartNumberingAfterBreak="0">
     <w:nsid w:val="41406388"/>
     <w:multiLevelType w:val="hybridMultilevel"/>
     <w:tmpl w:val="A24270E0"/>
@@ -4944,7 +6871,7 @@
       </w:pPr>
     </w:lvl>
   </w:abstractNum>
-  <w:abstractNum w:abstractNumId="10" w15:restartNumberingAfterBreak="0">
+  <w:abstractNum w:abstractNumId="11" w15:restartNumberingAfterBreak="0">
     <w:nsid w:val="4E22301E"/>
     <w:multiLevelType w:val="hybridMultilevel"/>
     <w:tmpl w:val="B0A673CC"/>
@@ -5057,7 +6984,7 @@
       </w:rPr>
     </w:lvl>
   </w:abstractNum>
-  <w:abstractNum w:abstractNumId="11" w15:restartNumberingAfterBreak="0">
+  <w:abstractNum w:abstractNumId="12" w15:restartNumberingAfterBreak="0">
     <w:nsid w:val="53411954"/>
     <w:multiLevelType w:val="hybridMultilevel"/>
     <w:tmpl w:val="B0368D14"/>
@@ -5143,7 +7070,7 @@
       </w:pPr>
     </w:lvl>
   </w:abstractNum>
-  <w:abstractNum w:abstractNumId="12" w15:restartNumberingAfterBreak="0">
+  <w:abstractNum w:abstractNumId="13" w15:restartNumberingAfterBreak="0">
     <w:nsid w:val="55A43439"/>
     <w:multiLevelType w:val="hybridMultilevel"/>
     <w:tmpl w:val="91B427B2"/>
@@ -5232,7 +7159,7 @@
       </w:pPr>
     </w:lvl>
   </w:abstractNum>
-  <w:abstractNum w:abstractNumId="13" w15:restartNumberingAfterBreak="0">
+  <w:abstractNum w:abstractNumId="14" w15:restartNumberingAfterBreak="0">
     <w:nsid w:val="5E886293"/>
     <w:multiLevelType w:val="multilevel"/>
     <w:tmpl w:val="EB70D4A2"/>
@@ -5345,7 +7272,7 @@
       </w:pPr>
     </w:lvl>
   </w:abstractNum>
-  <w:abstractNum w:abstractNumId="14" w15:restartNumberingAfterBreak="0">
+  <w:abstractNum w:abstractNumId="15" w15:restartNumberingAfterBreak="0">
     <w:nsid w:val="64084B4F"/>
     <w:multiLevelType w:val="hybridMultilevel"/>
     <w:tmpl w:val="4CC6A9B0"/>
@@ -5434,7 +7361,7 @@
       </w:pPr>
     </w:lvl>
   </w:abstractNum>
-  <w:abstractNum w:abstractNumId="15" w15:restartNumberingAfterBreak="0">
+  <w:abstractNum w:abstractNumId="16" w15:restartNumberingAfterBreak="0">
     <w:nsid w:val="68682292"/>
     <w:multiLevelType w:val="hybridMultilevel"/>
     <w:tmpl w:val="8A96043A"/>
@@ -5523,7 +7450,7 @@
       </w:pPr>
     </w:lvl>
   </w:abstractNum>
-  <w:abstractNum w:abstractNumId="16" w15:restartNumberingAfterBreak="0">
+  <w:abstractNum w:abstractNumId="17" w15:restartNumberingAfterBreak="0">
     <w:nsid w:val="779434D7"/>
     <w:multiLevelType w:val="hybridMultilevel"/>
     <w:tmpl w:val="24B458F2"/>
@@ -5614,7 +7541,7 @@
       </w:pPr>
     </w:lvl>
   </w:abstractNum>
-  <w:abstractNum w:abstractNumId="17" w15:restartNumberingAfterBreak="0">
+  <w:abstractNum w:abstractNumId="18" w15:restartNumberingAfterBreak="0">
     <w:nsid w:val="7C981825"/>
     <w:multiLevelType w:val="hybridMultilevel"/>
     <w:tmpl w:val="98FEEC7C"/>
@@ -5701,58 +7628,61 @@
     </w:lvl>
   </w:abstractNum>
   <w:num w:numId="1" w16cid:durableId="679703036">
+    <w:abstractNumId w:val="6"/>
+  </w:num>
+  <w:num w:numId="2" w16cid:durableId="1816217102">
+    <w:abstractNumId w:val="16"/>
+  </w:num>
+  <w:num w:numId="3" w16cid:durableId="1936938849">
+    <w:abstractNumId w:val="18"/>
+  </w:num>
+  <w:num w:numId="4" w16cid:durableId="2025206295">
+    <w:abstractNumId w:val="10"/>
+  </w:num>
+  <w:num w:numId="5" w16cid:durableId="1151948683">
+    <w:abstractNumId w:val="13"/>
+  </w:num>
+  <w:num w:numId="6" w16cid:durableId="716320374">
+    <w:abstractNumId w:val="1"/>
+  </w:num>
+  <w:num w:numId="7" w16cid:durableId="1443114483">
+    <w:abstractNumId w:val="15"/>
+  </w:num>
+  <w:num w:numId="8" w16cid:durableId="2098790857">
+    <w:abstractNumId w:val="4"/>
+  </w:num>
+  <w:num w:numId="9" w16cid:durableId="1345980779">
+    <w:abstractNumId w:val="3"/>
+  </w:num>
+  <w:num w:numId="10" w16cid:durableId="1312518864">
+    <w:abstractNumId w:val="12"/>
+  </w:num>
+  <w:num w:numId="11" w16cid:durableId="1482884648">
+    <w:abstractNumId w:val="7"/>
+  </w:num>
+  <w:num w:numId="12" w16cid:durableId="440496080">
     <w:abstractNumId w:val="5"/>
   </w:num>
-  <w:num w:numId="2" w16cid:durableId="1816217102">
-    <w:abstractNumId w:val="15"/>
+  <w:num w:numId="13" w16cid:durableId="2029670265">
+    <w:abstractNumId w:val="14"/>
   </w:num>
-  <w:num w:numId="3" w16cid:durableId="1936938849">
+  <w:num w:numId="14" w16cid:durableId="1367021860">
+    <w:abstractNumId w:val="2"/>
+  </w:num>
+  <w:num w:numId="15" w16cid:durableId="1386416530">
+    <w:abstractNumId w:val="11"/>
+  </w:num>
+  <w:num w:numId="16" w16cid:durableId="1488933481">
+    <w:abstractNumId w:val="9"/>
+  </w:num>
+  <w:num w:numId="17" w16cid:durableId="1619145958">
+    <w:abstractNumId w:val="8"/>
+  </w:num>
+  <w:num w:numId="18" w16cid:durableId="1152794403">
     <w:abstractNumId w:val="17"/>
   </w:num>
-  <w:num w:numId="4" w16cid:durableId="2025206295">
-    <w:abstractNumId w:val="9"/>
-  </w:num>
-  <w:num w:numId="5" w16cid:durableId="1151948683">
-    <w:abstractNumId w:val="12"/>
-  </w:num>
-  <w:num w:numId="6" w16cid:durableId="716320374">
+  <w:num w:numId="19" w16cid:durableId="1110391568">
     <w:abstractNumId w:val="0"/>
-  </w:num>
-  <w:num w:numId="7" w16cid:durableId="1443114483">
-    <w:abstractNumId w:val="14"/>
-  </w:num>
-  <w:num w:numId="8" w16cid:durableId="2098790857">
-    <w:abstractNumId w:val="3"/>
-  </w:num>
-  <w:num w:numId="9" w16cid:durableId="1345980779">
-    <w:abstractNumId w:val="2"/>
-  </w:num>
-  <w:num w:numId="10" w16cid:durableId="1312518864">
-    <w:abstractNumId w:val="11"/>
-  </w:num>
-  <w:num w:numId="11" w16cid:durableId="1482884648">
-    <w:abstractNumId w:val="6"/>
-  </w:num>
-  <w:num w:numId="12" w16cid:durableId="440496080">
-    <w:abstractNumId w:val="4"/>
-  </w:num>
-  <w:num w:numId="13" w16cid:durableId="2029670265">
-    <w:abstractNumId w:val="13"/>
-  </w:num>
-  <w:num w:numId="14" w16cid:durableId="1367021860">
-    <w:abstractNumId w:val="1"/>
-  </w:num>
-  <w:num w:numId="15" w16cid:durableId="1386416530">
-    <w:abstractNumId w:val="10"/>
-  </w:num>
-  <w:num w:numId="16" w16cid:durableId="1488933481">
-    <w:abstractNumId w:val="8"/>
-  </w:num>
-  <w:num w:numId="17" w16cid:durableId="1619145958">
-    <w:abstractNumId w:val="7"/>
-  </w:num>
-  <w:num w:numId="18" w16cid:durableId="1152794403">
-    <w:abstractNumId w:val="16"/>
   </w:num>
 </w:numbering>
 </file>
